--- a/Hackathon Challenge.docx
+++ b/Hackathon Challenge.docx
@@ -168,10 +168,11 @@
       <w:pPr>
         <w:numPr>
           <w:ilvl w:val="0"/>
-          <w:numId w:val="4"/>
+          <w:numId w:val="19"/>
         </w:numPr>
         <w:spacing w:after="0" w:afterAutospacing="0" w:before="240" w:lineRule="auto"/>
         <w:ind w:left="720" w:hanging="360"/>
+        <w:rPr/>
       </w:pPr>
       <w:r>
         <w:rPr>
@@ -185,10 +186,11 @@
       <w:pPr>
         <w:numPr>
           <w:ilvl w:val="0"/>
-          <w:numId w:val="4"/>
+          <w:numId w:val="19"/>
         </w:numPr>
         <w:spacing w:after="0" w:afterAutospacing="0" w:before="0" w:beforeAutospacing="0" w:lineRule="auto"/>
         <w:ind w:left="720" w:hanging="360"/>
+        <w:rPr/>
       </w:pPr>
       <w:r>
         <w:rPr>
@@ -202,10 +204,11 @@
       <w:pPr>
         <w:numPr>
           <w:ilvl w:val="0"/>
-          <w:numId w:val="4"/>
+          <w:numId w:val="19"/>
         </w:numPr>
         <w:spacing w:after="0" w:afterAutospacing="0" w:before="0" w:beforeAutospacing="0" w:lineRule="auto"/>
         <w:ind w:left="720" w:hanging="360"/>
+        <w:rPr/>
       </w:pPr>
       <w:r>
         <w:rPr>
@@ -219,10 +222,11 @@
       <w:pPr>
         <w:numPr>
           <w:ilvl w:val="0"/>
-          <w:numId w:val="4"/>
+          <w:numId w:val="19"/>
         </w:numPr>
         <w:spacing w:after="0" w:afterAutospacing="0" w:before="0" w:beforeAutospacing="0" w:lineRule="auto"/>
         <w:ind w:left="720" w:hanging="360"/>
+        <w:rPr/>
       </w:pPr>
       <w:r>
         <w:rPr>
@@ -236,10 +240,11 @@
       <w:pPr>
         <w:numPr>
           <w:ilvl w:val="0"/>
-          <w:numId w:val="4"/>
+          <w:numId w:val="19"/>
         </w:numPr>
         <w:spacing w:after="0" w:afterAutospacing="0" w:before="0" w:beforeAutospacing="0" w:lineRule="auto"/>
         <w:ind w:left="720" w:hanging="360"/>
+        <w:rPr/>
       </w:pPr>
       <w:r>
         <w:rPr>
@@ -253,10 +258,11 @@
       <w:pPr>
         <w:numPr>
           <w:ilvl w:val="0"/>
-          <w:numId w:val="4"/>
+          <w:numId w:val="19"/>
         </w:numPr>
         <w:spacing w:after="0" w:afterAutospacing="0" w:before="0" w:beforeAutospacing="0" w:lineRule="auto"/>
         <w:ind w:left="720" w:hanging="360"/>
+        <w:rPr/>
       </w:pPr>
       <w:r>
         <w:rPr>
@@ -270,10 +276,11 @@
       <w:pPr>
         <w:numPr>
           <w:ilvl w:val="0"/>
-          <w:numId w:val="4"/>
+          <w:numId w:val="19"/>
         </w:numPr>
         <w:spacing w:after="0" w:afterAutospacing="0" w:before="0" w:beforeAutospacing="0" w:lineRule="auto"/>
         <w:ind w:left="720" w:hanging="360"/>
+        <w:rPr/>
       </w:pPr>
       <w:r>
         <w:rPr>
@@ -287,10 +294,11 @@
       <w:pPr>
         <w:numPr>
           <w:ilvl w:val="0"/>
-          <w:numId w:val="4"/>
+          <w:numId w:val="19"/>
         </w:numPr>
         <w:spacing w:after="240" w:before="0" w:beforeAutospacing="0" w:lineRule="auto"/>
         <w:ind w:left="720" w:hanging="360"/>
+        <w:rPr/>
       </w:pPr>
       <w:r>
         <w:rPr>
@@ -387,10 +395,11 @@
       <w:pPr>
         <w:numPr>
           <w:ilvl w:val="0"/>
-          <w:numId w:val="7"/>
+          <w:numId w:val="32"/>
         </w:numPr>
         <w:spacing w:after="0" w:afterAutospacing="0" w:before="240" w:lineRule="auto"/>
         <w:ind w:left="720" w:hanging="360"/>
+        <w:rPr/>
       </w:pPr>
       <w:r>
         <w:rPr>
@@ -404,10 +413,11 @@
       <w:pPr>
         <w:numPr>
           <w:ilvl w:val="0"/>
-          <w:numId w:val="7"/>
+          <w:numId w:val="32"/>
         </w:numPr>
         <w:spacing w:after="0" w:afterAutospacing="0" w:before="0" w:beforeAutospacing="0" w:lineRule="auto"/>
         <w:ind w:left="720" w:hanging="360"/>
+        <w:rPr/>
       </w:pPr>
       <w:r>
         <w:rPr>
@@ -421,10 +431,11 @@
       <w:pPr>
         <w:numPr>
           <w:ilvl w:val="0"/>
-          <w:numId w:val="7"/>
+          <w:numId w:val="32"/>
         </w:numPr>
         <w:spacing w:after="0" w:afterAutospacing="0" w:before="0" w:beforeAutospacing="0" w:lineRule="auto"/>
         <w:ind w:left="720" w:hanging="360"/>
+        <w:rPr/>
       </w:pPr>
       <w:r>
         <w:rPr>
@@ -438,10 +449,11 @@
       <w:pPr>
         <w:numPr>
           <w:ilvl w:val="0"/>
-          <w:numId w:val="7"/>
+          <w:numId w:val="32"/>
         </w:numPr>
         <w:spacing w:after="0" w:afterAutospacing="0" w:before="0" w:beforeAutospacing="0" w:lineRule="auto"/>
         <w:ind w:left="720" w:hanging="360"/>
+        <w:rPr/>
       </w:pPr>
       <w:r>
         <w:rPr>
@@ -455,10 +467,11 @@
       <w:pPr>
         <w:numPr>
           <w:ilvl w:val="0"/>
-          <w:numId w:val="7"/>
+          <w:numId w:val="32"/>
         </w:numPr>
         <w:spacing w:after="0" w:afterAutospacing="0" w:before="0" w:beforeAutospacing="0" w:lineRule="auto"/>
         <w:ind w:left="720" w:hanging="360"/>
+        <w:rPr/>
       </w:pPr>
       <w:r>
         <w:rPr>
@@ -472,10 +485,11 @@
       <w:pPr>
         <w:numPr>
           <w:ilvl w:val="0"/>
-          <w:numId w:val="7"/>
+          <w:numId w:val="32"/>
         </w:numPr>
         <w:spacing w:after="0" w:afterAutospacing="0" w:before="0" w:beforeAutospacing="0" w:lineRule="auto"/>
         <w:ind w:left="720" w:hanging="360"/>
+        <w:rPr/>
       </w:pPr>
       <w:r>
         <w:rPr>
@@ -489,10 +503,11 @@
       <w:pPr>
         <w:numPr>
           <w:ilvl w:val="0"/>
-          <w:numId w:val="7"/>
+          <w:numId w:val="32"/>
         </w:numPr>
         <w:spacing w:after="240" w:before="0" w:beforeAutospacing="0" w:lineRule="auto"/>
         <w:ind w:left="720" w:hanging="360"/>
+        <w:rPr/>
       </w:pPr>
       <w:r>
         <w:rPr>
@@ -577,10 +592,11 @@
       <w:pPr>
         <w:numPr>
           <w:ilvl w:val="0"/>
-          <w:numId w:val="3"/>
+          <w:numId w:val="13"/>
         </w:numPr>
         <w:spacing w:after="0" w:afterAutospacing="0" w:before="240" w:lineRule="auto"/>
         <w:ind w:left="720" w:hanging="360"/>
+        <w:rPr/>
       </w:pPr>
       <w:r>
         <w:rPr>
@@ -594,10 +610,11 @@
       <w:pPr>
         <w:numPr>
           <w:ilvl w:val="0"/>
-          <w:numId w:val="3"/>
+          <w:numId w:val="13"/>
         </w:numPr>
         <w:spacing w:after="0" w:afterAutospacing="0" w:before="0" w:beforeAutospacing="0" w:lineRule="auto"/>
         <w:ind w:left="720" w:hanging="360"/>
+        <w:rPr/>
       </w:pPr>
       <w:r>
         <w:rPr>
@@ -611,10 +628,11 @@
       <w:pPr>
         <w:numPr>
           <w:ilvl w:val="0"/>
-          <w:numId w:val="3"/>
+          <w:numId w:val="13"/>
         </w:numPr>
         <w:spacing w:after="0" w:afterAutospacing="0" w:before="0" w:beforeAutospacing="0" w:lineRule="auto"/>
         <w:ind w:left="720" w:hanging="360"/>
+        <w:rPr/>
       </w:pPr>
       <w:r>
         <w:rPr>
@@ -628,10 +646,11 @@
       <w:pPr>
         <w:numPr>
           <w:ilvl w:val="0"/>
-          <w:numId w:val="3"/>
+          <w:numId w:val="13"/>
         </w:numPr>
         <w:spacing w:after="240" w:before="0" w:beforeAutospacing="0" w:lineRule="auto"/>
         <w:ind w:left="720" w:hanging="360"/>
+        <w:rPr/>
       </w:pPr>
       <w:r>
         <w:rPr>
@@ -2798,10 +2817,11 @@
       <w:pPr>
         <w:numPr>
           <w:ilvl w:val="0"/>
-          <w:numId w:val="2"/>
+          <w:numId w:val="9"/>
         </w:numPr>
         <w:spacing w:after="0" w:afterAutospacing="0" w:before="240" w:lineRule="auto"/>
         <w:ind w:left="720" w:hanging="360"/>
+        <w:rPr/>
       </w:pPr>
       <w:r>
         <w:rPr>
@@ -2815,10 +2835,11 @@
       <w:pPr>
         <w:numPr>
           <w:ilvl w:val="0"/>
-          <w:numId w:val="2"/>
+          <w:numId w:val="9"/>
         </w:numPr>
         <w:spacing w:after="0" w:afterAutospacing="0" w:before="0" w:beforeAutospacing="0" w:lineRule="auto"/>
         <w:ind w:left="720" w:hanging="360"/>
+        <w:rPr/>
       </w:pPr>
       <w:r>
         <w:rPr>
@@ -2832,10 +2853,11 @@
       <w:pPr>
         <w:numPr>
           <w:ilvl w:val="0"/>
-          <w:numId w:val="2"/>
+          <w:numId w:val="9"/>
         </w:numPr>
         <w:spacing w:after="240" w:before="0" w:beforeAutospacing="0" w:lineRule="auto"/>
         <w:ind w:left="720" w:hanging="360"/>
+        <w:rPr/>
       </w:pPr>
       <w:r>
         <w:rPr>
@@ -3111,7 +3133,7 @@
       <w:pPr>
         <w:numPr>
           <w:ilvl w:val="0"/>
-          <w:numId w:val="5"/>
+          <w:numId w:val="23"/>
         </w:numPr>
         <w:spacing w:after="0" w:afterAutospacing="0" w:before="240" w:lineRule="auto"/>
         <w:ind w:left="720" w:hanging="360"/>
@@ -3134,7 +3156,7 @@
       <w:pPr>
         <w:numPr>
           <w:ilvl w:val="0"/>
-          <w:numId w:val="5"/>
+          <w:numId w:val="23"/>
         </w:numPr>
         <w:spacing w:after="0" w:afterAutospacing="0" w:before="0" w:beforeAutospacing="0" w:lineRule="auto"/>
         <w:ind w:left="720" w:hanging="360"/>
@@ -3157,7 +3179,7 @@
       <w:pPr>
         <w:numPr>
           <w:ilvl w:val="0"/>
-          <w:numId w:val="5"/>
+          <w:numId w:val="23"/>
         </w:numPr>
         <w:spacing w:after="0" w:afterAutospacing="0" w:before="0" w:beforeAutospacing="0" w:lineRule="auto"/>
         <w:ind w:left="720" w:hanging="360"/>
@@ -3180,7 +3202,7 @@
       <w:pPr>
         <w:numPr>
           <w:ilvl w:val="0"/>
-          <w:numId w:val="5"/>
+          <w:numId w:val="23"/>
         </w:numPr>
         <w:spacing w:after="0" w:afterAutospacing="0" w:before="0" w:beforeAutospacing="0" w:lineRule="auto"/>
         <w:ind w:left="720" w:hanging="360"/>
@@ -3203,7 +3225,7 @@
       <w:pPr>
         <w:numPr>
           <w:ilvl w:val="0"/>
-          <w:numId w:val="5"/>
+          <w:numId w:val="23"/>
         </w:numPr>
         <w:spacing w:after="0" w:afterAutospacing="0" w:before="0" w:beforeAutospacing="0" w:lineRule="auto"/>
         <w:ind w:left="720" w:hanging="360"/>
@@ -3226,7 +3248,7 @@
       <w:pPr>
         <w:numPr>
           <w:ilvl w:val="0"/>
-          <w:numId w:val="5"/>
+          <w:numId w:val="23"/>
         </w:numPr>
         <w:spacing w:after="0" w:afterAutospacing="0" w:before="0" w:beforeAutospacing="0" w:lineRule="auto"/>
         <w:ind w:left="720" w:hanging="360"/>
@@ -3249,7 +3271,7 @@
       <w:pPr>
         <w:numPr>
           <w:ilvl w:val="0"/>
-          <w:numId w:val="5"/>
+          <w:numId w:val="23"/>
         </w:numPr>
         <w:spacing w:after="0" w:afterAutospacing="0" w:before="0" w:beforeAutospacing="0" w:lineRule="auto"/>
         <w:ind w:left="720" w:hanging="360"/>
@@ -3272,7 +3294,7 @@
       <w:pPr>
         <w:numPr>
           <w:ilvl w:val="0"/>
-          <w:numId w:val="5"/>
+          <w:numId w:val="23"/>
         </w:numPr>
         <w:spacing w:after="240" w:before="0" w:beforeAutospacing="0" w:lineRule="auto"/>
         <w:ind w:left="720" w:hanging="360"/>
@@ -3375,7 +3397,7 @@
       <w:pPr>
         <w:numPr>
           <w:ilvl w:val="0"/>
-          <w:numId w:val="6"/>
+          <w:numId w:val="28"/>
         </w:numPr>
         <w:spacing w:after="0" w:afterAutospacing="0" w:before="240" w:lineRule="auto"/>
         <w:ind w:left="720" w:hanging="360"/>
@@ -3398,7 +3420,7 @@
       <w:pPr>
         <w:numPr>
           <w:ilvl w:val="0"/>
-          <w:numId w:val="6"/>
+          <w:numId w:val="28"/>
         </w:numPr>
         <w:spacing w:after="0" w:afterAutospacing="0" w:before="0" w:beforeAutospacing="0" w:lineRule="auto"/>
         <w:ind w:left="720" w:hanging="360"/>
@@ -3421,7 +3443,7 @@
       <w:pPr>
         <w:numPr>
           <w:ilvl w:val="0"/>
-          <w:numId w:val="6"/>
+          <w:numId w:val="28"/>
         </w:numPr>
         <w:spacing w:after="0" w:afterAutospacing="0" w:before="0" w:beforeAutospacing="0" w:lineRule="auto"/>
         <w:ind w:left="720" w:hanging="360"/>
@@ -3444,7 +3466,7 @@
       <w:pPr>
         <w:numPr>
           <w:ilvl w:val="0"/>
-          <w:numId w:val="6"/>
+          <w:numId w:val="28"/>
         </w:numPr>
         <w:spacing w:after="0" w:afterAutospacing="0" w:before="0" w:beforeAutospacing="0" w:lineRule="auto"/>
         <w:ind w:left="720" w:hanging="360"/>
@@ -3467,7 +3489,7 @@
       <w:pPr>
         <w:numPr>
           <w:ilvl w:val="0"/>
-          <w:numId w:val="6"/>
+          <w:numId w:val="28"/>
         </w:numPr>
         <w:spacing w:after="240" w:before="0" w:beforeAutospacing="0" w:lineRule="auto"/>
         <w:ind w:left="720" w:hanging="360"/>
@@ -6420,7 +6442,7 @@
       <w:pPr>
         <w:numPr>
           <w:ilvl w:val="0"/>
-          <w:numId w:val="1"/>
+          <w:numId w:val="7"/>
         </w:numPr>
         <w:spacing w:after="0" w:afterAutospacing="0" w:before="240" w:lineRule="auto"/>
         <w:ind w:left="720" w:hanging="360"/>
@@ -6438,6 +6460,1200 @@
         </w:rPr>
         <w:t xml:space="preserve">Planned Overall Duration: ≈ 16–18 weeks</w:t>
         <w:br w:type="textWrapping"/>
+      </w:r>
+    </w:p>
+    <w:p>
+      <w:pPr>
+        <w:numPr>
+          <w:ilvl w:val="0"/>
+          <w:numId w:val="7"/>
+        </w:numPr>
+        <w:spacing w:after="0" w:afterAutospacing="0" w:before="0" w:beforeAutospacing="0" w:lineRule="auto"/>
+        <w:ind w:left="720" w:hanging="360"/>
+        <w:rPr>
+          <w:sz w:val="26"/>
+          <w:szCs w:val="26"/>
+        </w:rPr>
+      </w:pPr>
+      <w:r>
+        <w:rPr>
+          <w:rFonts w:ascii="Arial Unicode MS" w:cs="Arial Unicode MS" w:eastAsia="Arial Unicode MS" w:hAnsi="Arial Unicode MS"/>
+          <w:sz w:val="26"/>
+          <w:szCs w:val="26"/>
+          <w:rtl w:val="0"/>
+        </w:rPr>
+        <w:t xml:space="preserve">Actual Average Duration: ≈ 30–36 weeks</w:t>
+        <w:br w:type="textWrapping"/>
+      </w:r>
+    </w:p>
+    <w:p>
+      <w:pPr>
+        <w:numPr>
+          <w:ilvl w:val="0"/>
+          <w:numId w:val="7"/>
+        </w:numPr>
+        <w:spacing w:after="0" w:afterAutospacing="0" w:before="0" w:beforeAutospacing="0" w:lineRule="auto"/>
+        <w:ind w:left="720" w:hanging="360"/>
+        <w:rPr>
+          <w:sz w:val="26"/>
+          <w:szCs w:val="26"/>
+        </w:rPr>
+      </w:pPr>
+      <w:r>
+        <w:rPr>
+          <w:sz w:val="26"/>
+          <w:szCs w:val="26"/>
+          <w:rtl w:val="0"/>
+        </w:rPr>
+        <w:t xml:space="preserve">Primary Delay Drivers: Manual triage, partner response times, dependency approvals, non-standard data formats.</w:t>
+        <w:br w:type="textWrapping"/>
+      </w:r>
+    </w:p>
+    <w:p>
+      <w:pPr>
+        <w:numPr>
+          <w:ilvl w:val="0"/>
+          <w:numId w:val="7"/>
+        </w:numPr>
+        <w:spacing w:after="240" w:before="0" w:beforeAutospacing="0" w:lineRule="auto"/>
+        <w:ind w:left="720" w:hanging="360"/>
+        <w:rPr>
+          <w:sz w:val="26"/>
+          <w:szCs w:val="26"/>
+        </w:rPr>
+      </w:pPr>
+      <w:r>
+        <w:rPr>
+          <w:sz w:val="26"/>
+          <w:szCs w:val="26"/>
+          <w:rtl w:val="0"/>
+        </w:rPr>
+        <w:t xml:space="preserve">Opportunity: Agentic automation can cut cycle time by &gt; 50 %, centralize tracking, and predict delays through real-time AI insights.</w:t>
+        <w:br w:type="textWrapping"/>
+      </w:r>
+    </w:p>
+    <w:p>
+      <w:pPr>
+        <w:ind w:left="440" w:firstLine="0"/>
+        <w:rPr>
+          <w:sz w:val="26"/>
+          <w:szCs w:val="26"/>
+        </w:rPr>
+      </w:pPr>
+      <w:r>
+        <w:pict>
+          <v:rect style="width:0.0pt;height:1.5pt" o:hr="t" o:hrstd="t" o:hralign="center" fillcolor="#A0A0A0" stroked="f"/>
+        </w:pict>
+      </w:r>
+      <w:r>
+        <w:rPr>
+          <w:rtl w:val="0"/>
+        </w:rPr>
+      </w:r>
+    </w:p>
+    <w:p>
+      <w:pPr>
+        <w:pStyle w:val="Heading3"/>
+        <w:keepNext w:val="0"/>
+        <w:keepLines w:val="0"/>
+        <w:spacing w:before="280" w:lineRule="auto"/>
+        <w:ind w:left="440" w:firstLine="0"/>
+        <w:rPr>
+          <w:b w:val="1"/>
+          <w:bCs w:val="1"/>
+          <w:color w:val="000000"/>
+          <w:sz w:val="26"/>
+          <w:szCs w:val="26"/>
+        </w:rPr>
+      </w:pPr>
+      <w:bookmarkStart w:colFirst="0" w:colLast="0" w:name="_9yx1h94qrlap" w:id="22"/>
+      <w:bookmarkEnd w:id="22"/>
+      <w:r>
+        <w:rPr>
+          <w:b w:val="1"/>
+          <w:bCs w:val="1"/>
+          <w:color w:val="000000"/>
+          <w:sz w:val="26"/>
+          <w:szCs w:val="26"/>
+          <w:rtl w:val="0"/>
+        </w:rPr>
+        <w:t xml:space="preserve">💡 Prompt for Hackathon Teams</w:t>
+      </w:r>
+    </w:p>
+    <w:p>
+      <w:pPr>
+        <w:ind w:left="440" w:firstLine="0"/>
+        <w:rPr>
+          <w:sz w:val="26"/>
+          <w:szCs w:val="26"/>
+        </w:rPr>
+      </w:pPr>
+      <w:r>
+        <w:rPr>
+          <w:sz w:val="26"/>
+          <w:szCs w:val="26"/>
+          <w:rtl w:val="0"/>
+        </w:rPr>
+        <w:t xml:space="preserve">“How can we build an AI-driven Agentic Orchestrator that reduces manual hand-offs and gives real-time visibility across all stages of the Partner Onboarding Journey?”</w:t>
+      </w:r>
+    </w:p>
+    <w:p>
+      <w:pPr>
+        <w:ind w:left="440" w:firstLine="0"/>
+        <w:rPr>
+          <w:sz w:val="26"/>
+          <w:szCs w:val="26"/>
+        </w:rPr>
+      </w:pPr>
+      <w:r>
+        <w:rPr>
+          <w:rtl w:val="0"/>
+        </w:rPr>
+      </w:r>
+    </w:p>
+    <w:p>
+      <w:pPr>
+        <w:pStyle w:val="Heading1"/>
+        <w:keepNext w:val="0"/>
+        <w:keepLines w:val="0"/>
+        <w:spacing w:before="480" w:lineRule="auto"/>
+        <w:rPr>
+          <w:b w:val="1"/>
+          <w:bCs w:val="1"/>
+          <w:sz w:val="46"/>
+          <w:szCs w:val="46"/>
+        </w:rPr>
+      </w:pPr>
+      <w:bookmarkStart w:colFirst="0" w:colLast="0" w:name="_uw7r65p5409v" w:id="23"/>
+      <w:bookmarkEnd w:id="23"/>
+      <w:r>
+        <w:rPr>
+          <w:b w:val="1"/>
+          <w:bCs w:val="1"/>
+          <w:sz w:val="46"/>
+          <w:szCs w:val="46"/>
+          <w:rtl w:val="0"/>
+        </w:rPr>
+        <w:t xml:space="preserve">Onboard360 AI – Partner Onboarding Journey Simplification (Content for Hackathon Brief)</w:t>
+      </w:r>
+    </w:p>
+    <w:p>
+      <w:pPr>
+        <w:rPr/>
+      </w:pPr>
+      <w:r>
+        <w:pict>
+          <v:rect style="width:0.0pt;height:1.5pt" o:hr="t" o:hrstd="t" o:hralign="center" fillcolor="#A0A0A0" stroked="f"/>
+        </w:pict>
+      </w:r>
+      <w:r>
+        <w:rPr>
+          <w:rtl w:val="0"/>
+        </w:rPr>
+      </w:r>
+    </w:p>
+    <w:p>
+      <w:pPr>
+        <w:pStyle w:val="Heading2"/>
+        <w:keepNext w:val="0"/>
+        <w:keepLines w:val="0"/>
+        <w:spacing w:after="80" w:lineRule="auto"/>
+        <w:rPr>
+          <w:b w:val="1"/>
+          <w:bCs w:val="1"/>
+          <w:sz w:val="34"/>
+          <w:szCs w:val="34"/>
+        </w:rPr>
+      </w:pPr>
+      <w:bookmarkStart w:colFirst="0" w:colLast="0" w:name="_grf5tab3c8vk" w:id="24"/>
+      <w:bookmarkEnd w:id="24"/>
+      <w:r>
+        <w:rPr>
+          <w:b w:val="1"/>
+          <w:bCs w:val="1"/>
+          <w:sz w:val="34"/>
+          <w:szCs w:val="34"/>
+          <w:rtl w:val="0"/>
+        </w:rPr>
+        <w:t xml:space="preserve">🧩 </w:t>
+      </w:r>
+    </w:p>
+    <w:p>
+      <w:pPr>
+        <w:pStyle w:val="Heading2"/>
+        <w:keepNext w:val="0"/>
+        <w:keepLines w:val="0"/>
+        <w:spacing w:after="80" w:lineRule="auto"/>
+        <w:rPr>
+          <w:b w:val="1"/>
+          <w:bCs w:val="1"/>
+          <w:sz w:val="34"/>
+          <w:szCs w:val="34"/>
+        </w:rPr>
+      </w:pPr>
+      <w:bookmarkStart w:colFirst="0" w:colLast="0" w:name="_redvvjz0hles" w:id="25"/>
+      <w:bookmarkEnd w:id="25"/>
+      <w:r>
+        <w:rPr>
+          <w:rFonts w:ascii="Arial Unicode MS" w:cs="Arial Unicode MS" w:eastAsia="Arial Unicode MS" w:hAnsi="Arial Unicode MS"/>
+          <w:b w:val="1"/>
+          <w:bCs w:val="1"/>
+          <w:sz w:val="34"/>
+          <w:szCs w:val="34"/>
+          <w:rtl w:val="0"/>
+        </w:rPr>
+        <w:t xml:space="preserve">Stage Group 1: Intake → Triage → Feature Creation</w:t>
+      </w:r>
+    </w:p>
+    <w:p>
+      <w:pPr>
+        <w:pStyle w:val="Heading3"/>
+        <w:keepNext w:val="0"/>
+        <w:keepLines w:val="0"/>
+        <w:spacing w:before="280" w:lineRule="auto"/>
+        <w:rPr>
+          <w:b w:val="1"/>
+          <w:bCs w:val="1"/>
+          <w:color w:val="000000"/>
+          <w:sz w:val="26"/>
+          <w:szCs w:val="26"/>
+        </w:rPr>
+      </w:pPr>
+      <w:bookmarkStart w:colFirst="0" w:colLast="0" w:name="_10v5tw7tq14k" w:id="26"/>
+      <w:bookmarkEnd w:id="26"/>
+      <w:r>
+        <w:rPr>
+          <w:b w:val="1"/>
+          <w:bCs w:val="1"/>
+          <w:color w:val="000000"/>
+          <w:sz w:val="26"/>
+          <w:szCs w:val="26"/>
+          <w:rtl w:val="0"/>
+        </w:rPr>
+        <w:t xml:space="preserve">Core Activities</w:t>
+      </w:r>
+    </w:p>
+    <w:p>
+      <w:pPr>
+        <w:numPr>
+          <w:ilvl w:val="0"/>
+          <w:numId w:val="29"/>
+        </w:numPr>
+        <w:spacing w:after="0" w:afterAutospacing="0" w:before="240" w:lineRule="auto"/>
+        <w:ind w:left="720" w:hanging="360"/>
+        <w:rPr/>
+      </w:pPr>
+      <w:r>
+        <w:rPr>
+          <w:rtl w:val="0"/>
+        </w:rPr>
+        <w:t xml:space="preserve">Partners fill and submit intake Excel form.</w:t>
+        <w:br w:type="textWrapping"/>
+      </w:r>
+    </w:p>
+    <w:p>
+      <w:pPr>
+        <w:numPr>
+          <w:ilvl w:val="0"/>
+          <w:numId w:val="29"/>
+        </w:numPr>
+        <w:spacing w:after="0" w:afterAutospacing="0" w:before="0" w:beforeAutospacing="0" w:lineRule="auto"/>
+        <w:ind w:left="720" w:hanging="360"/>
+        <w:rPr/>
+      </w:pPr>
+      <w:r>
+        <w:rPr>
+          <w:rtl w:val="0"/>
+        </w:rPr>
+        <w:t xml:space="preserve">L4 Product Manager reviews for Definition of Ready (DoR).</w:t>
+        <w:br w:type="textWrapping"/>
+      </w:r>
+    </w:p>
+    <w:p>
+      <w:pPr>
+        <w:numPr>
+          <w:ilvl w:val="0"/>
+          <w:numId w:val="29"/>
+        </w:numPr>
+        <w:spacing w:after="0" w:afterAutospacing="0" w:before="0" w:beforeAutospacing="0" w:lineRule="auto"/>
+        <w:ind w:left="720" w:hanging="360"/>
+        <w:rPr/>
+      </w:pPr>
+      <w:r>
+        <w:rPr>
+          <w:rtl w:val="0"/>
+        </w:rPr>
+        <w:t xml:space="preserve">L3 Product Manager validates triage scope and assigns triage lead.</w:t>
+        <w:br w:type="textWrapping"/>
+      </w:r>
+    </w:p>
+    <w:p>
+      <w:pPr>
+        <w:numPr>
+          <w:ilvl w:val="0"/>
+          <w:numId w:val="29"/>
+        </w:numPr>
+        <w:spacing w:after="0" w:afterAutospacing="0" w:before="0" w:beforeAutospacing="0" w:lineRule="auto"/>
+        <w:ind w:left="720" w:hanging="360"/>
+        <w:rPr/>
+      </w:pPr>
+      <w:r>
+        <w:rPr>
+          <w:rtl w:val="0"/>
+        </w:rPr>
+        <w:t xml:space="preserve">DCRS triage sessions (1–N calls) capture high-level design, impacted systems, and repository components.</w:t>
+        <w:br w:type="textWrapping"/>
+      </w:r>
+    </w:p>
+    <w:p>
+      <w:pPr>
+        <w:numPr>
+          <w:ilvl w:val="0"/>
+          <w:numId w:val="29"/>
+        </w:numPr>
+        <w:spacing w:after="240" w:before="0" w:beforeAutospacing="0" w:lineRule="auto"/>
+        <w:ind w:left="720" w:hanging="360"/>
+        <w:rPr/>
+      </w:pPr>
+      <w:r>
+        <w:rPr>
+          <w:rtl w:val="0"/>
+        </w:rPr>
+        <w:t xml:space="preserve">L2 POs create feature JIRAs once triage is closed (marked as GDAL).</w:t>
+        <w:br w:type="textWrapping"/>
+      </w:r>
+    </w:p>
+    <w:p>
+      <w:pPr>
+        <w:pStyle w:val="Heading3"/>
+        <w:keepNext w:val="0"/>
+        <w:keepLines w:val="0"/>
+        <w:spacing w:before="280" w:lineRule="auto"/>
+        <w:rPr>
+          <w:b w:val="1"/>
+          <w:bCs w:val="1"/>
+          <w:color w:val="000000"/>
+          <w:sz w:val="26"/>
+          <w:szCs w:val="26"/>
+        </w:rPr>
+      </w:pPr>
+      <w:bookmarkStart w:colFirst="0" w:colLast="0" w:name="_g3hp10kl1ryl" w:id="27"/>
+      <w:bookmarkEnd w:id="27"/>
+      <w:r>
+        <w:rPr>
+          <w:b w:val="1"/>
+          <w:bCs w:val="1"/>
+          <w:color w:val="000000"/>
+          <w:sz w:val="26"/>
+          <w:szCs w:val="26"/>
+          <w:rtl w:val="0"/>
+        </w:rPr>
+        <w:t xml:space="preserve">Manual Steps</w:t>
+      </w:r>
+    </w:p>
+    <w:p>
+      <w:pPr>
+        <w:numPr>
+          <w:ilvl w:val="0"/>
+          <w:numId w:val="21"/>
+        </w:numPr>
+        <w:spacing w:after="0" w:afterAutospacing="0" w:before="240" w:lineRule="auto"/>
+        <w:ind w:left="720" w:hanging="360"/>
+        <w:rPr/>
+      </w:pPr>
+      <w:r>
+        <w:rPr>
+          <w:rtl w:val="0"/>
+        </w:rPr>
+        <w:t xml:space="preserve">Email-based follow-ups between L4, L3, triage lead, and partner.</w:t>
+        <w:br w:type="textWrapping"/>
+      </w:r>
+    </w:p>
+    <w:p>
+      <w:pPr>
+        <w:numPr>
+          <w:ilvl w:val="0"/>
+          <w:numId w:val="21"/>
+        </w:numPr>
+        <w:spacing w:after="0" w:afterAutospacing="0" w:before="0" w:beforeAutospacing="0" w:lineRule="auto"/>
+        <w:ind w:left="720" w:hanging="360"/>
+        <w:rPr/>
+      </w:pPr>
+      <w:r>
+        <w:rPr>
+          <w:rtl w:val="0"/>
+        </w:rPr>
+        <w:t xml:space="preserve">Manual Excel verification for DoR.</w:t>
+        <w:br w:type="textWrapping"/>
+      </w:r>
+    </w:p>
+    <w:p>
+      <w:pPr>
+        <w:numPr>
+          <w:ilvl w:val="0"/>
+          <w:numId w:val="21"/>
+        </w:numPr>
+        <w:spacing w:after="0" w:afterAutospacing="0" w:before="0" w:beforeAutospacing="0" w:lineRule="auto"/>
+        <w:ind w:left="720" w:hanging="360"/>
+        <w:rPr/>
+      </w:pPr>
+      <w:r>
+        <w:rPr>
+          <w:rtl w:val="0"/>
+        </w:rPr>
+        <w:t xml:space="preserve">Manual Confluence note-taking for triage summaries.</w:t>
+        <w:br w:type="textWrapping"/>
+      </w:r>
+    </w:p>
+    <w:p>
+      <w:pPr>
+        <w:numPr>
+          <w:ilvl w:val="0"/>
+          <w:numId w:val="21"/>
+        </w:numPr>
+        <w:spacing w:after="240" w:before="0" w:beforeAutospacing="0" w:lineRule="auto"/>
+        <w:ind w:left="720" w:hanging="360"/>
+        <w:rPr/>
+      </w:pPr>
+      <w:r>
+        <w:rPr>
+          <w:rtl w:val="0"/>
+        </w:rPr>
+        <w:t xml:space="preserve">Manual creation of L2 and L1 JIRA features and team assignments.</w:t>
+        <w:br w:type="textWrapping"/>
+      </w:r>
+    </w:p>
+    <w:p>
+      <w:pPr>
+        <w:pStyle w:val="Heading3"/>
+        <w:keepNext w:val="0"/>
+        <w:keepLines w:val="0"/>
+        <w:spacing w:before="280" w:lineRule="auto"/>
+        <w:rPr>
+          <w:b w:val="1"/>
+          <w:bCs w:val="1"/>
+          <w:color w:val="000000"/>
+          <w:sz w:val="26"/>
+          <w:szCs w:val="26"/>
+        </w:rPr>
+      </w:pPr>
+      <w:bookmarkStart w:colFirst="0" w:colLast="0" w:name="_v6f2wwksf2ub" w:id="28"/>
+      <w:bookmarkEnd w:id="28"/>
+      <w:r>
+        <w:rPr>
+          <w:b w:val="1"/>
+          <w:bCs w:val="1"/>
+          <w:color w:val="000000"/>
+          <w:sz w:val="26"/>
+          <w:szCs w:val="26"/>
+          <w:rtl w:val="0"/>
+        </w:rPr>
+        <w:t xml:space="preserve">Bottlenecks / Challenges</w:t>
+      </w:r>
+    </w:p>
+    <w:p>
+      <w:pPr>
+        <w:numPr>
+          <w:ilvl w:val="0"/>
+          <w:numId w:val="14"/>
+        </w:numPr>
+        <w:spacing w:after="0" w:afterAutospacing="0" w:before="240" w:lineRule="auto"/>
+        <w:ind w:left="720" w:hanging="360"/>
+        <w:rPr/>
+      </w:pPr>
+      <w:r>
+        <w:rPr>
+          <w:rFonts w:ascii="Arial Unicode MS" w:cs="Arial Unicode MS" w:eastAsia="Arial Unicode MS" w:hAnsi="Arial Unicode MS"/>
+          <w:rtl w:val="0"/>
+        </w:rPr>
+        <w:t xml:space="preserve">Repetitive data entry across Excel → JIRA → Confluence.</w:t>
+        <w:br w:type="textWrapping"/>
+      </w:r>
+    </w:p>
+    <w:p>
+      <w:pPr>
+        <w:numPr>
+          <w:ilvl w:val="0"/>
+          <w:numId w:val="14"/>
+        </w:numPr>
+        <w:spacing w:after="0" w:afterAutospacing="0" w:before="0" w:beforeAutospacing="0" w:lineRule="auto"/>
+        <w:ind w:left="720" w:hanging="360"/>
+        <w:rPr/>
+      </w:pPr>
+      <w:r>
+        <w:rPr>
+          <w:rtl w:val="0"/>
+        </w:rPr>
+        <w:t xml:space="preserve">Dependency on human validation for DoR.</w:t>
+        <w:br w:type="textWrapping"/>
+      </w:r>
+    </w:p>
+    <w:p>
+      <w:pPr>
+        <w:numPr>
+          <w:ilvl w:val="0"/>
+          <w:numId w:val="14"/>
+        </w:numPr>
+        <w:spacing w:after="0" w:afterAutospacing="0" w:before="0" w:beforeAutospacing="0" w:lineRule="auto"/>
+        <w:ind w:left="720" w:hanging="360"/>
+        <w:rPr/>
+      </w:pPr>
+      <w:r>
+        <w:rPr>
+          <w:rtl w:val="0"/>
+        </w:rPr>
+        <w:t xml:space="preserve">Triage closure delays due to unclear ownership.</w:t>
+        <w:br w:type="textWrapping"/>
+      </w:r>
+    </w:p>
+    <w:p>
+      <w:pPr>
+        <w:numPr>
+          <w:ilvl w:val="0"/>
+          <w:numId w:val="14"/>
+        </w:numPr>
+        <w:spacing w:after="240" w:before="0" w:beforeAutospacing="0" w:lineRule="auto"/>
+        <w:ind w:left="720" w:hanging="360"/>
+        <w:rPr/>
+      </w:pPr>
+      <w:r>
+        <w:rPr>
+          <w:rtl w:val="0"/>
+        </w:rPr>
+        <w:t xml:space="preserve">No automated traceability across parent-child JIRAs.</w:t>
+        <w:br w:type="textWrapping"/>
+      </w:r>
+    </w:p>
+    <w:p>
+      <w:pPr>
+        <w:pStyle w:val="Heading3"/>
+        <w:keepNext w:val="0"/>
+        <w:keepLines w:val="0"/>
+        <w:spacing w:before="280" w:lineRule="auto"/>
+        <w:rPr>
+          <w:b w:val="1"/>
+          <w:bCs w:val="1"/>
+          <w:color w:val="000000"/>
+          <w:sz w:val="26"/>
+          <w:szCs w:val="26"/>
+        </w:rPr>
+      </w:pPr>
+      <w:bookmarkStart w:colFirst="0" w:colLast="0" w:name="_bf6bwbp2m5q3" w:id="29"/>
+      <w:bookmarkEnd w:id="29"/>
+      <w:r>
+        <w:rPr>
+          <w:b w:val="1"/>
+          <w:bCs w:val="1"/>
+          <w:color w:val="000000"/>
+          <w:sz w:val="26"/>
+          <w:szCs w:val="26"/>
+          <w:rtl w:val="0"/>
+        </w:rPr>
+        <w:t xml:space="preserve">Planned SLA Duration:</w:t>
+      </w:r>
+    </w:p>
+    <w:p>
+      <w:pPr>
+        <w:pStyle w:val="Heading3"/>
+        <w:keepNext w:val="0"/>
+        <w:keepLines w:val="0"/>
+        <w:spacing w:before="280" w:lineRule="auto"/>
+        <w:rPr>
+          <w:b w:val="1"/>
+          <w:bCs w:val="1"/>
+          <w:color w:val="000000"/>
+          <w:sz w:val="26"/>
+          <w:szCs w:val="26"/>
+        </w:rPr>
+      </w:pPr>
+      <w:bookmarkStart w:colFirst="0" w:colLast="0" w:name="_q0bix6unl1pw" w:id="30"/>
+      <w:bookmarkEnd w:id="30"/>
+      <w:r>
+        <w:rPr>
+          <w:b w:val="1"/>
+          <w:bCs w:val="1"/>
+          <w:color w:val="000000"/>
+          <w:sz w:val="26"/>
+          <w:szCs w:val="26"/>
+          <w:rtl w:val="0"/>
+        </w:rPr>
+        <w:t xml:space="preserve"> 1–2 weeks</w:t>
+      </w:r>
+    </w:p>
+    <w:p>
+      <w:pPr>
+        <w:pStyle w:val="Heading3"/>
+        <w:keepNext w:val="0"/>
+        <w:keepLines w:val="0"/>
+        <w:spacing w:before="280" w:lineRule="auto"/>
+        <w:rPr>
+          <w:b w:val="1"/>
+          <w:bCs w:val="1"/>
+          <w:color w:val="000000"/>
+          <w:sz w:val="26"/>
+          <w:szCs w:val="26"/>
+        </w:rPr>
+      </w:pPr>
+      <w:bookmarkStart w:colFirst="0" w:colLast="0" w:name="_dlycmxr6td3u" w:id="31"/>
+      <w:bookmarkEnd w:id="31"/>
+      <w:r>
+        <w:rPr>
+          <w:b w:val="1"/>
+          <w:bCs w:val="1"/>
+          <w:color w:val="000000"/>
+          <w:sz w:val="26"/>
+          <w:szCs w:val="26"/>
+          <w:rtl w:val="0"/>
+        </w:rPr>
+        <w:t xml:space="preserve">Current Average Duration:</w:t>
+      </w:r>
+    </w:p>
+    <w:p>
+      <w:pPr>
+        <w:pStyle w:val="Heading3"/>
+        <w:keepNext w:val="0"/>
+        <w:keepLines w:val="0"/>
+        <w:spacing w:before="280" w:lineRule="auto"/>
+        <w:rPr>
+          <w:b w:val="1"/>
+          <w:bCs w:val="1"/>
+          <w:color w:val="000000"/>
+          <w:sz w:val="26"/>
+          <w:szCs w:val="26"/>
+        </w:rPr>
+      </w:pPr>
+      <w:bookmarkStart w:colFirst="0" w:colLast="0" w:name="_vlnvoqlrhket" w:id="32"/>
+      <w:bookmarkEnd w:id="32"/>
+      <w:r>
+        <w:rPr>
+          <w:b w:val="1"/>
+          <w:bCs w:val="1"/>
+          <w:color w:val="000000"/>
+          <w:sz w:val="26"/>
+          <w:szCs w:val="26"/>
+          <w:rtl w:val="0"/>
+        </w:rPr>
+        <w:t xml:space="preserve"> 4–6 weeks (varies by LOB and triage complexity)</w:t>
+      </w:r>
+    </w:p>
+    <w:p>
+      <w:pPr>
+        <w:rPr/>
+      </w:pPr>
+      <w:r>
+        <w:pict>
+          <v:rect style="width:0.0pt;height:1.5pt" o:hr="t" o:hrstd="t" o:hralign="center" fillcolor="#A0A0A0" stroked="f"/>
+        </w:pict>
+      </w:r>
+      <w:r>
+        <w:rPr>
+          <w:rtl w:val="0"/>
+        </w:rPr>
+      </w:r>
+    </w:p>
+    <w:p>
+      <w:pPr>
+        <w:pStyle w:val="Heading2"/>
+        <w:keepNext w:val="0"/>
+        <w:keepLines w:val="0"/>
+        <w:spacing w:after="80" w:lineRule="auto"/>
+        <w:rPr>
+          <w:b w:val="1"/>
+          <w:bCs w:val="1"/>
+          <w:sz w:val="34"/>
+          <w:szCs w:val="34"/>
+        </w:rPr>
+      </w:pPr>
+      <w:bookmarkStart w:colFirst="0" w:colLast="0" w:name="_aj05kwhu6shm" w:id="33"/>
+      <w:bookmarkEnd w:id="33"/>
+      <w:r>
+        <w:rPr>
+          <w:b w:val="1"/>
+          <w:bCs w:val="1"/>
+          <w:sz w:val="34"/>
+          <w:szCs w:val="34"/>
+          <w:rtl w:val="0"/>
+        </w:rPr>
+        <w:t xml:space="preserve">🧭 </w:t>
+      </w:r>
+    </w:p>
+    <w:p>
+      <w:pPr>
+        <w:pStyle w:val="Heading2"/>
+        <w:keepNext w:val="0"/>
+        <w:keepLines w:val="0"/>
+        <w:spacing w:after="80" w:lineRule="auto"/>
+        <w:rPr>
+          <w:b w:val="1"/>
+          <w:bCs w:val="1"/>
+          <w:sz w:val="34"/>
+          <w:szCs w:val="34"/>
+        </w:rPr>
+      </w:pPr>
+      <w:bookmarkStart w:colFirst="0" w:colLast="0" w:name="_57a6wsgjwc8c" w:id="34"/>
+      <w:bookmarkEnd w:id="34"/>
+      <w:r>
+        <w:rPr>
+          <w:b w:val="1"/>
+          <w:bCs w:val="1"/>
+          <w:sz w:val="34"/>
+          <w:szCs w:val="34"/>
+          <w:rtl w:val="0"/>
+        </w:rPr>
+        <w:t xml:space="preserve">Stage Group 2: LOB Prioritization &amp; BigRoom Planning</w:t>
+      </w:r>
+    </w:p>
+    <w:p>
+      <w:pPr>
+        <w:pStyle w:val="Heading3"/>
+        <w:keepNext w:val="0"/>
+        <w:keepLines w:val="0"/>
+        <w:spacing w:before="280" w:lineRule="auto"/>
+        <w:rPr>
+          <w:b w:val="1"/>
+          <w:bCs w:val="1"/>
+          <w:color w:val="000000"/>
+          <w:sz w:val="26"/>
+          <w:szCs w:val="26"/>
+        </w:rPr>
+      </w:pPr>
+      <w:bookmarkStart w:colFirst="0" w:colLast="0" w:name="_bnbl5h8gu5u3" w:id="35"/>
+      <w:bookmarkEnd w:id="35"/>
+      <w:r>
+        <w:rPr>
+          <w:b w:val="1"/>
+          <w:bCs w:val="1"/>
+          <w:color w:val="000000"/>
+          <w:sz w:val="26"/>
+          <w:szCs w:val="26"/>
+          <w:rtl w:val="0"/>
+        </w:rPr>
+        <w:t xml:space="preserve">Core Activities</w:t>
+      </w:r>
+    </w:p>
+    <w:p>
+      <w:pPr>
+        <w:numPr>
+          <w:ilvl w:val="0"/>
+          <w:numId w:val="25"/>
+        </w:numPr>
+        <w:spacing w:after="0" w:afterAutospacing="0" w:before="240" w:lineRule="auto"/>
+        <w:ind w:left="720" w:hanging="360"/>
+        <w:rPr/>
+      </w:pPr>
+      <w:r>
+        <w:rPr>
+          <w:rtl w:val="0"/>
+        </w:rPr>
+        <w:t xml:space="preserve">LOB stakeholders rank features quarterly.</w:t>
+        <w:br w:type="textWrapping"/>
+      </w:r>
+    </w:p>
+    <w:p>
+      <w:pPr>
+        <w:numPr>
+          <w:ilvl w:val="0"/>
+          <w:numId w:val="25"/>
+        </w:numPr>
+        <w:spacing w:after="0" w:afterAutospacing="0" w:before="0" w:beforeAutospacing="0" w:lineRule="auto"/>
+        <w:ind w:left="720" w:hanging="360"/>
+        <w:rPr/>
+      </w:pPr>
+      <w:r>
+        <w:rPr>
+          <w:rtl w:val="0"/>
+        </w:rPr>
+        <w:t xml:space="preserve">L4/L3 POs align intake rankings with business value.</w:t>
+        <w:br w:type="textWrapping"/>
+      </w:r>
+    </w:p>
+    <w:p>
+      <w:pPr>
+        <w:numPr>
+          <w:ilvl w:val="0"/>
+          <w:numId w:val="25"/>
+        </w:numPr>
+        <w:spacing w:after="240" w:before="0" w:beforeAutospacing="0" w:lineRule="auto"/>
+        <w:ind w:left="720" w:hanging="360"/>
+        <w:rPr/>
+      </w:pPr>
+      <w:r>
+        <w:rPr>
+          <w:rtl w:val="0"/>
+        </w:rPr>
+        <w:t xml:space="preserve">L3 conducts BigRoom Planning to finalize “Must-Do” items.</w:t>
+        <w:br w:type="textWrapping"/>
+      </w:r>
+    </w:p>
+    <w:p>
+      <w:pPr>
+        <w:pStyle w:val="Heading3"/>
+        <w:keepNext w:val="0"/>
+        <w:keepLines w:val="0"/>
+        <w:spacing w:before="280" w:lineRule="auto"/>
+        <w:rPr>
+          <w:b w:val="1"/>
+          <w:bCs w:val="1"/>
+          <w:color w:val="000000"/>
+          <w:sz w:val="26"/>
+          <w:szCs w:val="26"/>
+        </w:rPr>
+      </w:pPr>
+      <w:bookmarkStart w:colFirst="0" w:colLast="0" w:name="_q5k231kwu65g" w:id="36"/>
+      <w:bookmarkEnd w:id="36"/>
+      <w:r>
+        <w:rPr>
+          <w:b w:val="1"/>
+          <w:bCs w:val="1"/>
+          <w:color w:val="000000"/>
+          <w:sz w:val="26"/>
+          <w:szCs w:val="26"/>
+          <w:rtl w:val="0"/>
+        </w:rPr>
+        <w:t xml:space="preserve">Manual Steps</w:t>
+      </w:r>
+    </w:p>
+    <w:p>
+      <w:pPr>
+        <w:numPr>
+          <w:ilvl w:val="0"/>
+          <w:numId w:val="30"/>
+        </w:numPr>
+        <w:spacing w:after="0" w:afterAutospacing="0" w:before="240" w:lineRule="auto"/>
+        <w:ind w:left="720" w:hanging="360"/>
+        <w:rPr/>
+      </w:pPr>
+      <w:r>
+        <w:rPr>
+          <w:rtl w:val="0"/>
+        </w:rPr>
+        <w:t xml:space="preserve">Spreadsheet-driven prioritization lists.</w:t>
+        <w:br w:type="textWrapping"/>
+      </w:r>
+    </w:p>
+    <w:p>
+      <w:pPr>
+        <w:numPr>
+          <w:ilvl w:val="0"/>
+          <w:numId w:val="30"/>
+        </w:numPr>
+        <w:spacing w:after="0" w:afterAutospacing="0" w:before="0" w:beforeAutospacing="0" w:lineRule="auto"/>
+        <w:ind w:left="720" w:hanging="360"/>
+        <w:rPr/>
+      </w:pPr>
+      <w:r>
+        <w:rPr>
+          <w:rtl w:val="0"/>
+        </w:rPr>
+        <w:t xml:space="preserve">Manual meeting scheduling and LOB follow-ups.</w:t>
+        <w:br w:type="textWrapping"/>
+      </w:r>
+    </w:p>
+    <w:p>
+      <w:pPr>
+        <w:numPr>
+          <w:ilvl w:val="0"/>
+          <w:numId w:val="30"/>
+        </w:numPr>
+        <w:spacing w:after="240" w:before="0" w:beforeAutospacing="0" w:lineRule="auto"/>
+        <w:ind w:left="720" w:hanging="360"/>
+        <w:rPr/>
+      </w:pPr>
+      <w:r>
+        <w:rPr>
+          <w:rtl w:val="0"/>
+        </w:rPr>
+        <w:t xml:space="preserve">Manual dependency tagging between LOB features.</w:t>
+        <w:br w:type="textWrapping"/>
+      </w:r>
+    </w:p>
+    <w:p>
+      <w:pPr>
+        <w:pStyle w:val="Heading3"/>
+        <w:keepNext w:val="0"/>
+        <w:keepLines w:val="0"/>
+        <w:spacing w:before="280" w:lineRule="auto"/>
+        <w:rPr>
+          <w:b w:val="1"/>
+          <w:bCs w:val="1"/>
+          <w:color w:val="000000"/>
+          <w:sz w:val="26"/>
+          <w:szCs w:val="26"/>
+        </w:rPr>
+      </w:pPr>
+      <w:bookmarkStart w:colFirst="0" w:colLast="0" w:name="_xhdi22w5jvp" w:id="37"/>
+      <w:bookmarkEnd w:id="37"/>
+      <w:r>
+        <w:rPr>
+          <w:b w:val="1"/>
+          <w:bCs w:val="1"/>
+          <w:color w:val="000000"/>
+          <w:sz w:val="26"/>
+          <w:szCs w:val="26"/>
+          <w:rtl w:val="0"/>
+        </w:rPr>
+        <w:t xml:space="preserve">Bottlenecks / Challenges</w:t>
+      </w:r>
+    </w:p>
+    <w:p>
+      <w:pPr>
+        <w:numPr>
+          <w:ilvl w:val="0"/>
+          <w:numId w:val="6"/>
+        </w:numPr>
+        <w:spacing w:after="0" w:afterAutospacing="0" w:before="240" w:lineRule="auto"/>
+        <w:ind w:left="720" w:hanging="360"/>
+        <w:rPr/>
+      </w:pPr>
+      <w:r>
+        <w:rPr>
+          <w:rtl w:val="0"/>
+        </w:rPr>
+        <w:t xml:space="preserve">Static prioritization — no dynamic updates based on capacity.</w:t>
+        <w:br w:type="textWrapping"/>
+      </w:r>
+    </w:p>
+    <w:p>
+      <w:pPr>
+        <w:numPr>
+          <w:ilvl w:val="0"/>
+          <w:numId w:val="6"/>
+        </w:numPr>
+        <w:spacing w:after="0" w:afterAutospacing="0" w:before="0" w:beforeAutospacing="0" w:lineRule="auto"/>
+        <w:ind w:left="720" w:hanging="360"/>
+        <w:rPr/>
+      </w:pPr>
+      <w:r>
+        <w:rPr>
+          <w:rtl w:val="0"/>
+        </w:rPr>
+        <w:t xml:space="preserve">No automated effort estimation or dependency visualization.</w:t>
+        <w:br w:type="textWrapping"/>
+      </w:r>
+    </w:p>
+    <w:p>
+      <w:pPr>
+        <w:numPr>
+          <w:ilvl w:val="0"/>
+          <w:numId w:val="6"/>
+        </w:numPr>
+        <w:spacing w:after="240" w:before="0" w:beforeAutospacing="0" w:lineRule="auto"/>
+        <w:ind w:left="720" w:hanging="360"/>
+        <w:rPr/>
+      </w:pPr>
+      <w:r>
+        <w:rPr>
+          <w:rtl w:val="0"/>
+        </w:rPr>
+        <w:t xml:space="preserve">Cross-squad coordination delays.</w:t>
+        <w:br w:type="textWrapping"/>
+      </w:r>
+    </w:p>
+    <w:p>
+      <w:pPr>
+        <w:pStyle w:val="Heading3"/>
+        <w:keepNext w:val="0"/>
+        <w:keepLines w:val="0"/>
+        <w:spacing w:before="280" w:lineRule="auto"/>
+        <w:rPr>
+          <w:b w:val="1"/>
+          <w:bCs w:val="1"/>
+          <w:color w:val="000000"/>
+          <w:sz w:val="26"/>
+          <w:szCs w:val="26"/>
+        </w:rPr>
+      </w:pPr>
+      <w:bookmarkStart w:colFirst="0" w:colLast="0" w:name="_104d58chykzt" w:id="38"/>
+      <w:bookmarkEnd w:id="38"/>
+      <w:r>
+        <w:rPr>
+          <w:b w:val="1"/>
+          <w:bCs w:val="1"/>
+          <w:color w:val="000000"/>
+          <w:sz w:val="26"/>
+          <w:szCs w:val="26"/>
+          <w:rtl w:val="0"/>
+        </w:rPr>
+        <w:t xml:space="preserve">Planned SLA Duration:</w:t>
+      </w:r>
+    </w:p>
+    <w:p>
+      <w:pPr>
+        <w:pStyle w:val="Heading3"/>
+        <w:keepNext w:val="0"/>
+        <w:keepLines w:val="0"/>
+        <w:spacing w:before="280" w:lineRule="auto"/>
+        <w:rPr>
+          <w:b w:val="1"/>
+          <w:bCs w:val="1"/>
+          <w:color w:val="000000"/>
+          <w:sz w:val="26"/>
+          <w:szCs w:val="26"/>
+        </w:rPr>
+      </w:pPr>
+      <w:bookmarkStart w:colFirst="0" w:colLast="0" w:name="_ie4jhdf07c7v" w:id="39"/>
+      <w:bookmarkEnd w:id="39"/>
+      <w:r>
+        <w:rPr>
+          <w:b w:val="1"/>
+          <w:bCs w:val="1"/>
+          <w:color w:val="000000"/>
+          <w:sz w:val="26"/>
+          <w:szCs w:val="26"/>
+          <w:rtl w:val="0"/>
+        </w:rPr>
+        <w:t xml:space="preserve"> 1 week</w:t>
+      </w:r>
+    </w:p>
+    <w:p>
+      <w:pPr>
+        <w:pStyle w:val="Heading3"/>
+        <w:keepNext w:val="0"/>
+        <w:keepLines w:val="0"/>
+        <w:spacing w:before="280" w:lineRule="auto"/>
+        <w:rPr>
+          <w:b w:val="1"/>
+          <w:bCs w:val="1"/>
+          <w:color w:val="000000"/>
+          <w:sz w:val="26"/>
+          <w:szCs w:val="26"/>
+        </w:rPr>
+      </w:pPr>
+      <w:bookmarkStart w:colFirst="0" w:colLast="0" w:name="_evv6qwqsz3u6" w:id="40"/>
+      <w:bookmarkEnd w:id="40"/>
+      <w:r>
+        <w:rPr>
+          <w:b w:val="1"/>
+          <w:bCs w:val="1"/>
+          <w:color w:val="000000"/>
+          <w:sz w:val="26"/>
+          <w:szCs w:val="26"/>
+          <w:rtl w:val="0"/>
+        </w:rPr>
+        <w:t xml:space="preserve">Current Average Duration:</w:t>
+      </w:r>
+    </w:p>
+    <w:p>
+      <w:pPr>
+        <w:pStyle w:val="Heading3"/>
+        <w:keepNext w:val="0"/>
+        <w:keepLines w:val="0"/>
+        <w:spacing w:before="280" w:lineRule="auto"/>
+        <w:rPr>
+          <w:b w:val="1"/>
+          <w:bCs w:val="1"/>
+          <w:color w:val="000000"/>
+          <w:sz w:val="26"/>
+          <w:szCs w:val="26"/>
+        </w:rPr>
+      </w:pPr>
+      <w:bookmarkStart w:colFirst="0" w:colLast="0" w:name="_xzfshu7hy1ei" w:id="41"/>
+      <w:bookmarkEnd w:id="41"/>
+      <w:r>
+        <w:rPr>
+          <w:b w:val="1"/>
+          <w:bCs w:val="1"/>
+          <w:color w:val="000000"/>
+          <w:sz w:val="26"/>
+          <w:szCs w:val="26"/>
+          <w:rtl w:val="0"/>
+        </w:rPr>
+        <w:t xml:space="preserve"> 2–3 weeks</w:t>
+      </w:r>
+    </w:p>
+    <w:p>
+      <w:pPr>
+        <w:rPr/>
+      </w:pPr>
+      <w:r>
+        <w:pict>
+          <v:rect style="width:0.0pt;height:1.5pt" o:hr="t" o:hrstd="t" o:hralign="center" fillcolor="#A0A0A0" stroked="f"/>
+        </w:pict>
+      </w:r>
+      <w:r>
+        <w:rPr>
+          <w:rtl w:val="0"/>
+        </w:rPr>
+      </w:r>
+    </w:p>
+    <w:p>
+      <w:pPr>
+        <w:pStyle w:val="Heading2"/>
+        <w:keepNext w:val="0"/>
+        <w:keepLines w:val="0"/>
+        <w:spacing w:after="80" w:lineRule="auto"/>
+        <w:rPr>
+          <w:b w:val="1"/>
+          <w:bCs w:val="1"/>
+          <w:sz w:val="34"/>
+          <w:szCs w:val="34"/>
+        </w:rPr>
+      </w:pPr>
+      <w:bookmarkStart w:colFirst="0" w:colLast="0" w:name="_n24h1qq44rn4" w:id="42"/>
+      <w:bookmarkEnd w:id="42"/>
+      <w:r>
+        <w:rPr>
+          <w:b w:val="1"/>
+          <w:bCs w:val="1"/>
+          <w:sz w:val="34"/>
+          <w:szCs w:val="34"/>
+          <w:rtl w:val="0"/>
+        </w:rPr>
+        <w:t xml:space="preserve">🧩 </w:t>
+      </w:r>
+    </w:p>
+    <w:p>
+      <w:pPr>
+        <w:pStyle w:val="Heading2"/>
+        <w:keepNext w:val="0"/>
+        <w:keepLines w:val="0"/>
+        <w:spacing w:after="80" w:lineRule="auto"/>
+        <w:rPr>
+          <w:b w:val="1"/>
+          <w:bCs w:val="1"/>
+          <w:sz w:val="34"/>
+          <w:szCs w:val="34"/>
+        </w:rPr>
+      </w:pPr>
+      <w:bookmarkStart w:colFirst="0" w:colLast="0" w:name="_lrf0s2nj2cf5" w:id="43"/>
+      <w:bookmarkEnd w:id="43"/>
+      <w:r>
+        <w:rPr>
+          <w:b w:val="1"/>
+          <w:bCs w:val="1"/>
+          <w:sz w:val="34"/>
+          <w:szCs w:val="34"/>
+          <w:rtl w:val="0"/>
+        </w:rPr>
+        <w:t xml:space="preserve">Stage Group 3: ATL/BTL Classification and Commitments</w:t>
+      </w:r>
+    </w:p>
+    <w:p>
+      <w:pPr>
+        <w:pStyle w:val="Heading3"/>
+        <w:keepNext w:val="0"/>
+        <w:keepLines w:val="0"/>
+        <w:spacing w:before="280" w:lineRule="auto"/>
+        <w:rPr>
+          <w:b w:val="1"/>
+          <w:bCs w:val="1"/>
+          <w:color w:val="000000"/>
+          <w:sz w:val="26"/>
+          <w:szCs w:val="26"/>
+        </w:rPr>
+      </w:pPr>
+      <w:bookmarkStart w:colFirst="0" w:colLast="0" w:name="_vrbcakc9lky4" w:id="44"/>
+      <w:bookmarkEnd w:id="44"/>
+      <w:r>
+        <w:rPr>
+          <w:b w:val="1"/>
+          <w:bCs w:val="1"/>
+          <w:color w:val="000000"/>
+          <w:sz w:val="26"/>
+          <w:szCs w:val="26"/>
+          <w:rtl w:val="0"/>
+        </w:rPr>
+        <w:t xml:space="preserve">Core Activities</w:t>
       </w:r>
     </w:p>
     <w:p>
@@ -6446,44 +7662,15 @@
           <w:ilvl w:val="0"/>
           <w:numId w:val="1"/>
         </w:numPr>
-        <w:spacing w:after="0" w:afterAutospacing="0" w:before="0" w:beforeAutospacing="0" w:lineRule="auto"/>
-        <w:ind w:left="720" w:hanging="360"/>
-        <w:rPr>
-          <w:sz w:val="26"/>
-          <w:szCs w:val="26"/>
-        </w:rPr>
-      </w:pPr>
-      <w:r>
-        <w:rPr>
-          <w:rFonts w:ascii="Arial Unicode MS" w:cs="Arial Unicode MS" w:eastAsia="Arial Unicode MS" w:hAnsi="Arial Unicode MS"/>
-          <w:sz w:val="26"/>
-          <w:szCs w:val="26"/>
-          <w:rtl w:val="0"/>
-        </w:rPr>
-        <w:t xml:space="preserve">Actual Average Duration: ≈ 30–36 weeks</w:t>
-        <w:br w:type="textWrapping"/>
-      </w:r>
-    </w:p>
-    <w:p>
-      <w:pPr>
-        <w:numPr>
-          <w:ilvl w:val="0"/>
-          <w:numId w:val="1"/>
-        </w:numPr>
-        <w:spacing w:after="0" w:afterAutospacing="0" w:before="0" w:beforeAutospacing="0" w:lineRule="auto"/>
-        <w:ind w:left="720" w:hanging="360"/>
-        <w:rPr>
-          <w:sz w:val="26"/>
-          <w:szCs w:val="26"/>
-        </w:rPr>
-      </w:pPr>
-      <w:r>
-        <w:rPr>
-          <w:sz w:val="26"/>
-          <w:szCs w:val="26"/>
-          <w:rtl w:val="0"/>
-        </w:rPr>
-        <w:t xml:space="preserve">Primary Delay Drivers: Manual triage, partner response times, dependency approvals, non-standard data formats.</w:t>
+        <w:spacing w:after="0" w:afterAutospacing="0" w:before="240" w:lineRule="auto"/>
+        <w:ind w:left="720" w:hanging="360"/>
+        <w:rPr/>
+      </w:pPr>
+      <w:r>
+        <w:rPr>
+          <w:rtl w:val="0"/>
+        </w:rPr>
+        <w:t xml:space="preserve">L1 teams analyze scope, estimate capacity, and mark ATL or BTL.</w:t>
         <w:br w:type="textWrapping"/>
       </w:r>
     </w:p>
@@ -6495,38 +7682,14 @@
         </w:numPr>
         <w:spacing w:after="240" w:before="0" w:beforeAutospacing="0" w:lineRule="auto"/>
         <w:ind w:left="720" w:hanging="360"/>
-        <w:rPr>
-          <w:sz w:val="26"/>
-          <w:szCs w:val="26"/>
-        </w:rPr>
-      </w:pPr>
-      <w:r>
-        <w:rPr>
-          <w:sz w:val="26"/>
-          <w:szCs w:val="26"/>
-          <w:rtl w:val="0"/>
-        </w:rPr>
-        <w:t xml:space="preserve">Opportunity: Agentic automation can cut cycle time by &gt; 50 %, centralize tracking, and predict delays through real-time AI insights.</w:t>
+        <w:rPr/>
+      </w:pPr>
+      <w:r>
+        <w:rPr>
+          <w:rtl w:val="0"/>
+        </w:rPr>
+        <w:t xml:space="preserve">Partner dependencies validated before confirming ATL commitments.</w:t>
         <w:br w:type="textWrapping"/>
-      </w:r>
-    </w:p>
-    <w:p>
-      <w:pPr>
-        <w:ind w:left="440" w:firstLine="0"/>
-        <w:rPr>
-          <w:sz w:val="26"/>
-          <w:szCs w:val="26"/>
-        </w:rPr>
-      </w:pPr>
-      <w:r>
-        <w:pict>
-          <v:rect style="width:0.0pt;height:1.5pt" o:hr="t" o:hrstd="t" o:hralign="center" fillcolor="#A0A0A0" stroked="f"/>
-        </w:pict>
-      </w:r>
-      <w:r>
-        <w:rPr>
-          <w:rtl w:val="0"/>
-        </w:rPr>
       </w:r>
     </w:p>
     <w:p>
@@ -6535,27 +7698,2587 @@
         <w:keepNext w:val="0"/>
         <w:keepLines w:val="0"/>
         <w:spacing w:before="280" w:lineRule="auto"/>
+        <w:rPr>
+          <w:b w:val="1"/>
+          <w:bCs w:val="1"/>
+          <w:color w:val="000000"/>
+          <w:sz w:val="26"/>
+          <w:szCs w:val="26"/>
+        </w:rPr>
+      </w:pPr>
+      <w:bookmarkStart w:colFirst="0" w:colLast="0" w:name="_k1biumrvrcp7" w:id="45"/>
+      <w:bookmarkEnd w:id="45"/>
+      <w:r>
+        <w:rPr>
+          <w:b w:val="1"/>
+          <w:bCs w:val="1"/>
+          <w:color w:val="000000"/>
+          <w:sz w:val="26"/>
+          <w:szCs w:val="26"/>
+          <w:rtl w:val="0"/>
+        </w:rPr>
+        <w:t xml:space="preserve">Manual Steps</w:t>
+      </w:r>
+    </w:p>
+    <w:p>
+      <w:pPr>
+        <w:numPr>
+          <w:ilvl w:val="0"/>
+          <w:numId w:val="24"/>
+        </w:numPr>
+        <w:spacing w:after="0" w:afterAutospacing="0" w:before="240" w:lineRule="auto"/>
+        <w:ind w:left="720" w:hanging="360"/>
+        <w:rPr/>
+      </w:pPr>
+      <w:r>
+        <w:rPr>
+          <w:rtl w:val="0"/>
+        </w:rPr>
+        <w:t xml:space="preserve">Multiple calls across L1–L3 for commitment validation.</w:t>
+        <w:br w:type="textWrapping"/>
+      </w:r>
+    </w:p>
+    <w:p>
+      <w:pPr>
+        <w:numPr>
+          <w:ilvl w:val="0"/>
+          <w:numId w:val="24"/>
+        </w:numPr>
+        <w:spacing w:after="240" w:before="0" w:beforeAutospacing="0" w:lineRule="auto"/>
+        <w:ind w:left="720" w:hanging="360"/>
+        <w:rPr/>
+      </w:pPr>
+      <w:r>
+        <w:rPr>
+          <w:rtl w:val="0"/>
+        </w:rPr>
+        <w:t xml:space="preserve">Manual documentation of blockers, risks, and dependencies.</w:t>
+        <w:br w:type="textWrapping"/>
+      </w:r>
+    </w:p>
+    <w:p>
+      <w:pPr>
+        <w:pStyle w:val="Heading3"/>
+        <w:keepNext w:val="0"/>
+        <w:keepLines w:val="0"/>
+        <w:spacing w:before="280" w:lineRule="auto"/>
+        <w:rPr>
+          <w:b w:val="1"/>
+          <w:bCs w:val="1"/>
+          <w:color w:val="000000"/>
+          <w:sz w:val="26"/>
+          <w:szCs w:val="26"/>
+        </w:rPr>
+      </w:pPr>
+      <w:bookmarkStart w:colFirst="0" w:colLast="0" w:name="_3zbgmfp8uy04" w:id="46"/>
+      <w:bookmarkEnd w:id="46"/>
+      <w:r>
+        <w:rPr>
+          <w:b w:val="1"/>
+          <w:bCs w:val="1"/>
+          <w:color w:val="000000"/>
+          <w:sz w:val="26"/>
+          <w:szCs w:val="26"/>
+          <w:rtl w:val="0"/>
+        </w:rPr>
+        <w:t xml:space="preserve">Bottlenecks / Challenges</w:t>
+      </w:r>
+    </w:p>
+    <w:p>
+      <w:pPr>
+        <w:numPr>
+          <w:ilvl w:val="0"/>
+          <w:numId w:val="11"/>
+        </w:numPr>
+        <w:spacing w:after="0" w:afterAutospacing="0" w:before="240" w:lineRule="auto"/>
+        <w:ind w:left="720" w:hanging="360"/>
+        <w:rPr/>
+      </w:pPr>
+      <w:r>
+        <w:rPr>
+          <w:rtl w:val="0"/>
+        </w:rPr>
+        <w:t xml:space="preserve">Lack of centralized capacity dashboard.</w:t>
+        <w:br w:type="textWrapping"/>
+      </w:r>
+    </w:p>
+    <w:p>
+      <w:pPr>
+        <w:numPr>
+          <w:ilvl w:val="0"/>
+          <w:numId w:val="11"/>
+        </w:numPr>
+        <w:spacing w:after="0" w:afterAutospacing="0" w:before="0" w:beforeAutospacing="0" w:lineRule="auto"/>
+        <w:ind w:left="720" w:hanging="360"/>
+        <w:rPr/>
+      </w:pPr>
+      <w:r>
+        <w:rPr>
+          <w:rtl w:val="0"/>
+        </w:rPr>
+        <w:t xml:space="preserve">Manual revalidation every quarter.</w:t>
+        <w:br w:type="textWrapping"/>
+      </w:r>
+    </w:p>
+    <w:p>
+      <w:pPr>
+        <w:numPr>
+          <w:ilvl w:val="0"/>
+          <w:numId w:val="11"/>
+        </w:numPr>
+        <w:spacing w:after="240" w:before="0" w:beforeAutospacing="0" w:lineRule="auto"/>
+        <w:ind w:left="720" w:hanging="360"/>
+        <w:rPr/>
+      </w:pPr>
+      <w:r>
+        <w:rPr>
+          <w:rtl w:val="0"/>
+        </w:rPr>
+        <w:t xml:space="preserve">Partner dependencies often discovered late.</w:t>
+        <w:br w:type="textWrapping"/>
+      </w:r>
+    </w:p>
+    <w:p>
+      <w:pPr>
+        <w:pStyle w:val="Heading3"/>
+        <w:keepNext w:val="0"/>
+        <w:keepLines w:val="0"/>
+        <w:spacing w:before="280" w:lineRule="auto"/>
+        <w:rPr>
+          <w:b w:val="1"/>
+          <w:bCs w:val="1"/>
+          <w:color w:val="000000"/>
+          <w:sz w:val="26"/>
+          <w:szCs w:val="26"/>
+        </w:rPr>
+      </w:pPr>
+      <w:bookmarkStart w:colFirst="0" w:colLast="0" w:name="_cztm6oasfejr" w:id="47"/>
+      <w:bookmarkEnd w:id="47"/>
+      <w:r>
+        <w:rPr>
+          <w:b w:val="1"/>
+          <w:bCs w:val="1"/>
+          <w:color w:val="000000"/>
+          <w:sz w:val="26"/>
+          <w:szCs w:val="26"/>
+          <w:rtl w:val="0"/>
+        </w:rPr>
+        <w:t xml:space="preserve">Planned SLA Duration:</w:t>
+      </w:r>
+    </w:p>
+    <w:p>
+      <w:pPr>
+        <w:pStyle w:val="Heading3"/>
+        <w:keepNext w:val="0"/>
+        <w:keepLines w:val="0"/>
+        <w:spacing w:before="280" w:lineRule="auto"/>
+        <w:rPr>
+          <w:b w:val="1"/>
+          <w:bCs w:val="1"/>
+          <w:color w:val="000000"/>
+          <w:sz w:val="26"/>
+          <w:szCs w:val="26"/>
+        </w:rPr>
+      </w:pPr>
+      <w:bookmarkStart w:colFirst="0" w:colLast="0" w:name="_nt10nlgzhif9" w:id="48"/>
+      <w:bookmarkEnd w:id="48"/>
+      <w:r>
+        <w:rPr>
+          <w:b w:val="1"/>
+          <w:bCs w:val="1"/>
+          <w:color w:val="000000"/>
+          <w:sz w:val="26"/>
+          <w:szCs w:val="26"/>
+          <w:rtl w:val="0"/>
+        </w:rPr>
+        <w:t xml:space="preserve"> 3–5 days</w:t>
+      </w:r>
+    </w:p>
+    <w:p>
+      <w:pPr>
+        <w:pStyle w:val="Heading3"/>
+        <w:keepNext w:val="0"/>
+        <w:keepLines w:val="0"/>
+        <w:spacing w:before="280" w:lineRule="auto"/>
+        <w:rPr>
+          <w:b w:val="1"/>
+          <w:bCs w:val="1"/>
+          <w:color w:val="000000"/>
+          <w:sz w:val="26"/>
+          <w:szCs w:val="26"/>
+        </w:rPr>
+      </w:pPr>
+      <w:bookmarkStart w:colFirst="0" w:colLast="0" w:name="_dd7mgqpr57h5" w:id="49"/>
+      <w:bookmarkEnd w:id="49"/>
+      <w:r>
+        <w:rPr>
+          <w:b w:val="1"/>
+          <w:bCs w:val="1"/>
+          <w:color w:val="000000"/>
+          <w:sz w:val="26"/>
+          <w:szCs w:val="26"/>
+          <w:rtl w:val="0"/>
+        </w:rPr>
+        <w:t xml:space="preserve">Current Average Duration:</w:t>
+      </w:r>
+    </w:p>
+    <w:p>
+      <w:pPr>
+        <w:pStyle w:val="Heading3"/>
+        <w:keepNext w:val="0"/>
+        <w:keepLines w:val="0"/>
+        <w:spacing w:before="280" w:lineRule="auto"/>
+        <w:rPr>
+          <w:b w:val="1"/>
+          <w:bCs w:val="1"/>
+          <w:color w:val="000000"/>
+          <w:sz w:val="26"/>
+          <w:szCs w:val="26"/>
+        </w:rPr>
+      </w:pPr>
+      <w:bookmarkStart w:colFirst="0" w:colLast="0" w:name="_9pmsyo35gkkj" w:id="50"/>
+      <w:bookmarkEnd w:id="50"/>
+      <w:r>
+        <w:rPr>
+          <w:b w:val="1"/>
+          <w:bCs w:val="1"/>
+          <w:color w:val="000000"/>
+          <w:sz w:val="26"/>
+          <w:szCs w:val="26"/>
+          <w:rtl w:val="0"/>
+        </w:rPr>
+        <w:t xml:space="preserve"> 1–2 weeks</w:t>
+      </w:r>
+    </w:p>
+    <w:p>
+      <w:pPr>
+        <w:rPr/>
+      </w:pPr>
+      <w:r>
+        <w:pict>
+          <v:rect style="width:0.0pt;height:1.5pt" o:hr="t" o:hrstd="t" o:hralign="center" fillcolor="#A0A0A0" stroked="f"/>
+        </w:pict>
+      </w:r>
+      <w:r>
+        <w:rPr>
+          <w:rtl w:val="0"/>
+        </w:rPr>
+      </w:r>
+    </w:p>
+    <w:p>
+      <w:pPr>
+        <w:pStyle w:val="Heading2"/>
+        <w:keepNext w:val="0"/>
+        <w:keepLines w:val="0"/>
+        <w:spacing w:after="80" w:lineRule="auto"/>
+        <w:rPr>
+          <w:b w:val="1"/>
+          <w:bCs w:val="1"/>
+          <w:sz w:val="34"/>
+          <w:szCs w:val="34"/>
+        </w:rPr>
+      </w:pPr>
+      <w:bookmarkStart w:colFirst="0" w:colLast="0" w:name="_t5kjxuit23sl" w:id="51"/>
+      <w:bookmarkEnd w:id="51"/>
+      <w:r>
+        <w:rPr>
+          <w:b w:val="1"/>
+          <w:bCs w:val="1"/>
+          <w:sz w:val="34"/>
+          <w:szCs w:val="34"/>
+          <w:rtl w:val="0"/>
+        </w:rPr>
+        <w:t xml:space="preserve">🧩 </w:t>
+      </w:r>
+    </w:p>
+    <w:p>
+      <w:pPr>
+        <w:pStyle w:val="Heading2"/>
+        <w:keepNext w:val="0"/>
+        <w:keepLines w:val="0"/>
+        <w:spacing w:after="80" w:lineRule="auto"/>
+        <w:rPr>
+          <w:b w:val="1"/>
+          <w:bCs w:val="1"/>
+          <w:sz w:val="34"/>
+          <w:szCs w:val="34"/>
+        </w:rPr>
+      </w:pPr>
+      <w:bookmarkStart w:colFirst="0" w:colLast="0" w:name="_c2z0mq4yyer3" w:id="52"/>
+      <w:bookmarkEnd w:id="52"/>
+      <w:r>
+        <w:rPr>
+          <w:b w:val="1"/>
+          <w:bCs w:val="1"/>
+          <w:sz w:val="34"/>
+          <w:szCs w:val="34"/>
+          <w:rtl w:val="0"/>
+        </w:rPr>
+        <w:t xml:space="preserve">Stage Group 4: Scope Identification &amp; Partner Connect</w:t>
+      </w:r>
+    </w:p>
+    <w:p>
+      <w:pPr>
+        <w:pStyle w:val="Heading3"/>
+        <w:keepNext w:val="0"/>
+        <w:keepLines w:val="0"/>
+        <w:spacing w:before="280" w:lineRule="auto"/>
+        <w:rPr>
+          <w:b w:val="1"/>
+          <w:bCs w:val="1"/>
+          <w:color w:val="000000"/>
+          <w:sz w:val="26"/>
+          <w:szCs w:val="26"/>
+        </w:rPr>
+      </w:pPr>
+      <w:bookmarkStart w:colFirst="0" w:colLast="0" w:name="_bsawvvk10t4d" w:id="53"/>
+      <w:bookmarkEnd w:id="53"/>
+      <w:r>
+        <w:rPr>
+          <w:b w:val="1"/>
+          <w:bCs w:val="1"/>
+          <w:color w:val="000000"/>
+          <w:sz w:val="26"/>
+          <w:szCs w:val="26"/>
+          <w:rtl w:val="0"/>
+        </w:rPr>
+        <w:t xml:space="preserve">Core Activities</w:t>
+      </w:r>
+    </w:p>
+    <w:p>
+      <w:pPr>
+        <w:numPr>
+          <w:ilvl w:val="0"/>
+          <w:numId w:val="2"/>
+        </w:numPr>
+        <w:spacing w:after="0" w:afterAutospacing="0" w:before="240" w:lineRule="auto"/>
+        <w:ind w:left="720" w:hanging="360"/>
+        <w:rPr/>
+      </w:pPr>
+      <w:r>
+        <w:rPr>
+          <w:rtl w:val="0"/>
+        </w:rPr>
+        <w:t xml:space="preserve">L1 SME reviews intake and historical discussions.</w:t>
+        <w:br w:type="textWrapping"/>
+      </w:r>
+    </w:p>
+    <w:p>
+      <w:pPr>
+        <w:numPr>
+          <w:ilvl w:val="0"/>
+          <w:numId w:val="2"/>
+        </w:numPr>
+        <w:spacing w:after="0" w:afterAutospacing="0" w:before="0" w:beforeAutospacing="0" w:lineRule="auto"/>
+        <w:ind w:left="720" w:hanging="360"/>
+        <w:rPr/>
+      </w:pPr>
+      <w:r>
+        <w:rPr>
+          <w:rtl w:val="0"/>
+        </w:rPr>
+        <w:t xml:space="preserve">Partner connect meeting held to confirm scope, feasibility, and risks.</w:t>
+        <w:br w:type="textWrapping"/>
+      </w:r>
+    </w:p>
+    <w:p>
+      <w:pPr>
+        <w:numPr>
+          <w:ilvl w:val="0"/>
+          <w:numId w:val="2"/>
+        </w:numPr>
+        <w:spacing w:after="240" w:before="0" w:beforeAutospacing="0" w:lineRule="auto"/>
+        <w:ind w:left="720" w:hanging="360"/>
+        <w:rPr/>
+      </w:pPr>
+      <w:r>
+        <w:rPr>
+          <w:rtl w:val="0"/>
+        </w:rPr>
+        <w:t xml:space="preserve">Capture final scope summary and decisions.</w:t>
+        <w:br w:type="textWrapping"/>
+      </w:r>
+    </w:p>
+    <w:p>
+      <w:pPr>
+        <w:pStyle w:val="Heading3"/>
+        <w:keepNext w:val="0"/>
+        <w:keepLines w:val="0"/>
+        <w:spacing w:before="280" w:lineRule="auto"/>
+        <w:rPr>
+          <w:b w:val="1"/>
+          <w:bCs w:val="1"/>
+          <w:color w:val="000000"/>
+          <w:sz w:val="26"/>
+          <w:szCs w:val="26"/>
+        </w:rPr>
+      </w:pPr>
+      <w:bookmarkStart w:colFirst="0" w:colLast="0" w:name="_pvx1qxszkjf6" w:id="54"/>
+      <w:bookmarkEnd w:id="54"/>
+      <w:r>
+        <w:rPr>
+          <w:b w:val="1"/>
+          <w:bCs w:val="1"/>
+          <w:color w:val="000000"/>
+          <w:sz w:val="26"/>
+          <w:szCs w:val="26"/>
+          <w:rtl w:val="0"/>
+        </w:rPr>
+        <w:t xml:space="preserve">Manual Steps</w:t>
+      </w:r>
+    </w:p>
+    <w:p>
+      <w:pPr>
+        <w:numPr>
+          <w:ilvl w:val="0"/>
+          <w:numId w:val="26"/>
+        </w:numPr>
+        <w:spacing w:after="0" w:afterAutospacing="0" w:before="240" w:lineRule="auto"/>
+        <w:ind w:left="720" w:hanging="360"/>
+        <w:rPr/>
+      </w:pPr>
+      <w:r>
+        <w:rPr>
+          <w:rtl w:val="0"/>
+        </w:rPr>
+        <w:t xml:space="preserve">Email-based meeting invites and scope summaries.</w:t>
+        <w:br w:type="textWrapping"/>
+      </w:r>
+    </w:p>
+    <w:p>
+      <w:pPr>
+        <w:numPr>
+          <w:ilvl w:val="0"/>
+          <w:numId w:val="26"/>
+        </w:numPr>
+        <w:spacing w:after="0" w:afterAutospacing="0" w:before="0" w:beforeAutospacing="0" w:lineRule="auto"/>
+        <w:ind w:left="720" w:hanging="360"/>
+        <w:rPr/>
+      </w:pPr>
+      <w:r>
+        <w:rPr>
+          <w:rtl w:val="0"/>
+        </w:rPr>
+        <w:t xml:space="preserve">Manual note-taking and Confluence updates.</w:t>
+        <w:br w:type="textWrapping"/>
+      </w:r>
+    </w:p>
+    <w:p>
+      <w:pPr>
+        <w:numPr>
+          <w:ilvl w:val="0"/>
+          <w:numId w:val="26"/>
+        </w:numPr>
+        <w:spacing w:after="240" w:before="0" w:beforeAutospacing="0" w:lineRule="auto"/>
+        <w:ind w:left="720" w:hanging="360"/>
+        <w:rPr/>
+      </w:pPr>
+      <w:r>
+        <w:rPr>
+          <w:rtl w:val="0"/>
+        </w:rPr>
+        <w:t xml:space="preserve">Dependency follow-ups via Teams or email.</w:t>
+        <w:br w:type="textWrapping"/>
+      </w:r>
+    </w:p>
+    <w:p>
+      <w:pPr>
+        <w:pStyle w:val="Heading3"/>
+        <w:keepNext w:val="0"/>
+        <w:keepLines w:val="0"/>
+        <w:spacing w:before="280" w:lineRule="auto"/>
+        <w:rPr>
+          <w:b w:val="1"/>
+          <w:bCs w:val="1"/>
+          <w:color w:val="000000"/>
+          <w:sz w:val="26"/>
+          <w:szCs w:val="26"/>
+        </w:rPr>
+      </w:pPr>
+      <w:bookmarkStart w:colFirst="0" w:colLast="0" w:name="_x8954pjoero" w:id="55"/>
+      <w:bookmarkEnd w:id="55"/>
+      <w:r>
+        <w:rPr>
+          <w:b w:val="1"/>
+          <w:bCs w:val="1"/>
+          <w:color w:val="000000"/>
+          <w:sz w:val="26"/>
+          <w:szCs w:val="26"/>
+          <w:rtl w:val="0"/>
+        </w:rPr>
+        <w:t xml:space="preserve">Bottlenecks / Challenges</w:t>
+      </w:r>
+    </w:p>
+    <w:p>
+      <w:pPr>
+        <w:numPr>
+          <w:ilvl w:val="0"/>
+          <w:numId w:val="5"/>
+        </w:numPr>
+        <w:spacing w:after="0" w:afterAutospacing="0" w:before="240" w:lineRule="auto"/>
+        <w:ind w:left="720" w:hanging="360"/>
+        <w:rPr/>
+      </w:pPr>
+      <w:r>
+        <w:rPr>
+          <w:rtl w:val="0"/>
+        </w:rPr>
+        <w:t xml:space="preserve">Repetitive partner clarifications.</w:t>
+        <w:br w:type="textWrapping"/>
+      </w:r>
+    </w:p>
+    <w:p>
+      <w:pPr>
+        <w:numPr>
+          <w:ilvl w:val="0"/>
+          <w:numId w:val="5"/>
+        </w:numPr>
+        <w:spacing w:after="0" w:afterAutospacing="0" w:before="0" w:beforeAutospacing="0" w:lineRule="auto"/>
+        <w:ind w:left="720" w:hanging="360"/>
+        <w:rPr/>
+      </w:pPr>
+      <w:r>
+        <w:rPr>
+          <w:rtl w:val="0"/>
+        </w:rPr>
+        <w:t xml:space="preserve">No auto-summarization from JIRA or meeting transcripts.</w:t>
+        <w:br w:type="textWrapping"/>
+      </w:r>
+    </w:p>
+    <w:p>
+      <w:pPr>
+        <w:numPr>
+          <w:ilvl w:val="0"/>
+          <w:numId w:val="5"/>
+        </w:numPr>
+        <w:spacing w:after="240" w:before="0" w:beforeAutospacing="0" w:lineRule="auto"/>
+        <w:ind w:left="720" w:hanging="360"/>
+        <w:rPr/>
+      </w:pPr>
+      <w:r>
+        <w:rPr>
+          <w:rtl w:val="0"/>
+        </w:rPr>
+        <w:t xml:space="preserve">Risk tracking not linked to scope items.</w:t>
+        <w:br w:type="textWrapping"/>
+      </w:r>
+    </w:p>
+    <w:p>
+      <w:pPr>
+        <w:pStyle w:val="Heading3"/>
+        <w:keepNext w:val="0"/>
+        <w:keepLines w:val="0"/>
+        <w:spacing w:before="280" w:lineRule="auto"/>
+        <w:rPr>
+          <w:b w:val="1"/>
+          <w:bCs w:val="1"/>
+          <w:color w:val="000000"/>
+          <w:sz w:val="26"/>
+          <w:szCs w:val="26"/>
+        </w:rPr>
+      </w:pPr>
+      <w:bookmarkStart w:colFirst="0" w:colLast="0" w:name="_94w7e2qfdq37" w:id="56"/>
+      <w:bookmarkEnd w:id="56"/>
+      <w:r>
+        <w:rPr>
+          <w:b w:val="1"/>
+          <w:bCs w:val="1"/>
+          <w:color w:val="000000"/>
+          <w:sz w:val="26"/>
+          <w:szCs w:val="26"/>
+          <w:rtl w:val="0"/>
+        </w:rPr>
+        <w:t xml:space="preserve">Planned SLA Duration:</w:t>
+      </w:r>
+    </w:p>
+    <w:p>
+      <w:pPr>
+        <w:pStyle w:val="Heading3"/>
+        <w:keepNext w:val="0"/>
+        <w:keepLines w:val="0"/>
+        <w:spacing w:before="280" w:lineRule="auto"/>
+        <w:rPr>
+          <w:b w:val="1"/>
+          <w:bCs w:val="1"/>
+          <w:color w:val="000000"/>
+          <w:sz w:val="26"/>
+          <w:szCs w:val="26"/>
+        </w:rPr>
+      </w:pPr>
+      <w:bookmarkStart w:colFirst="0" w:colLast="0" w:name="_vc5akymg82h3" w:id="57"/>
+      <w:bookmarkEnd w:id="57"/>
+      <w:r>
+        <w:rPr>
+          <w:b w:val="1"/>
+          <w:bCs w:val="1"/>
+          <w:color w:val="000000"/>
+          <w:sz w:val="26"/>
+          <w:szCs w:val="26"/>
+          <w:rtl w:val="0"/>
+        </w:rPr>
+        <w:t xml:space="preserve"> 1 week</w:t>
+      </w:r>
+    </w:p>
+    <w:p>
+      <w:pPr>
+        <w:pStyle w:val="Heading3"/>
+        <w:keepNext w:val="0"/>
+        <w:keepLines w:val="0"/>
+        <w:spacing w:before="280" w:lineRule="auto"/>
+        <w:rPr>
+          <w:b w:val="1"/>
+          <w:bCs w:val="1"/>
+          <w:color w:val="000000"/>
+          <w:sz w:val="26"/>
+          <w:szCs w:val="26"/>
+        </w:rPr>
+      </w:pPr>
+      <w:bookmarkStart w:colFirst="0" w:colLast="0" w:name="_lz46674eeryj" w:id="58"/>
+      <w:bookmarkEnd w:id="58"/>
+      <w:r>
+        <w:rPr>
+          <w:b w:val="1"/>
+          <w:bCs w:val="1"/>
+          <w:color w:val="000000"/>
+          <w:sz w:val="26"/>
+          <w:szCs w:val="26"/>
+          <w:rtl w:val="0"/>
+        </w:rPr>
+        <w:t xml:space="preserve">Current Average Duration:</w:t>
+      </w:r>
+    </w:p>
+    <w:p>
+      <w:pPr>
+        <w:pStyle w:val="Heading3"/>
+        <w:keepNext w:val="0"/>
+        <w:keepLines w:val="0"/>
+        <w:spacing w:before="280" w:lineRule="auto"/>
+        <w:rPr>
+          <w:b w:val="1"/>
+          <w:bCs w:val="1"/>
+          <w:color w:val="000000"/>
+          <w:sz w:val="26"/>
+          <w:szCs w:val="26"/>
+        </w:rPr>
+      </w:pPr>
+      <w:bookmarkStart w:colFirst="0" w:colLast="0" w:name="_7ufkmmsp939w" w:id="59"/>
+      <w:bookmarkEnd w:id="59"/>
+      <w:r>
+        <w:rPr>
+          <w:b w:val="1"/>
+          <w:bCs w:val="1"/>
+          <w:color w:val="000000"/>
+          <w:sz w:val="26"/>
+          <w:szCs w:val="26"/>
+          <w:rtl w:val="0"/>
+        </w:rPr>
+        <w:t xml:space="preserve"> 2–4 weeks</w:t>
+      </w:r>
+    </w:p>
+    <w:p>
+      <w:pPr>
+        <w:rPr/>
+      </w:pPr>
+      <w:r>
+        <w:pict>
+          <v:rect style="width:0.0pt;height:1.5pt" o:hr="t" o:hrstd="t" o:hralign="center" fillcolor="#A0A0A0" stroked="f"/>
+        </w:pict>
+      </w:r>
+      <w:r>
+        <w:rPr>
+          <w:rtl w:val="0"/>
+        </w:rPr>
+      </w:r>
+    </w:p>
+    <w:p>
+      <w:pPr>
+        <w:pStyle w:val="Heading2"/>
+        <w:keepNext w:val="0"/>
+        <w:keepLines w:val="0"/>
+        <w:spacing w:after="80" w:lineRule="auto"/>
+        <w:rPr>
+          <w:b w:val="1"/>
+          <w:bCs w:val="1"/>
+          <w:sz w:val="34"/>
+          <w:szCs w:val="34"/>
+        </w:rPr>
+      </w:pPr>
+      <w:bookmarkStart w:colFirst="0" w:colLast="0" w:name="_5ozpcz6ztjzo" w:id="60"/>
+      <w:bookmarkEnd w:id="60"/>
+      <w:r>
+        <w:rPr>
+          <w:b w:val="1"/>
+          <w:bCs w:val="1"/>
+          <w:sz w:val="34"/>
+          <w:szCs w:val="34"/>
+          <w:rtl w:val="0"/>
+        </w:rPr>
+        <w:t xml:space="preserve">🧩 </w:t>
+      </w:r>
+    </w:p>
+    <w:p>
+      <w:pPr>
+        <w:pStyle w:val="Heading2"/>
+        <w:keepNext w:val="0"/>
+        <w:keepLines w:val="0"/>
+        <w:spacing w:after="80" w:lineRule="auto"/>
+        <w:rPr>
+          <w:b w:val="1"/>
+          <w:bCs w:val="1"/>
+          <w:sz w:val="34"/>
+          <w:szCs w:val="34"/>
+        </w:rPr>
+      </w:pPr>
+      <w:bookmarkStart w:colFirst="0" w:colLast="0" w:name="_jx1acf9qsd40" w:id="61"/>
+      <w:bookmarkEnd w:id="61"/>
+      <w:r>
+        <w:rPr>
+          <w:b w:val="1"/>
+          <w:bCs w:val="1"/>
+          <w:sz w:val="34"/>
+          <w:szCs w:val="34"/>
+          <w:rtl w:val="0"/>
+        </w:rPr>
+        <w:t xml:space="preserve">Stage Group 5: Development Preparation and Sprint Planning</w:t>
+      </w:r>
+    </w:p>
+    <w:p>
+      <w:pPr>
+        <w:pStyle w:val="Heading3"/>
+        <w:keepNext w:val="0"/>
+        <w:keepLines w:val="0"/>
+        <w:spacing w:before="280" w:lineRule="auto"/>
+        <w:rPr>
+          <w:b w:val="1"/>
+          <w:bCs w:val="1"/>
+          <w:color w:val="000000"/>
+          <w:sz w:val="26"/>
+          <w:szCs w:val="26"/>
+        </w:rPr>
+      </w:pPr>
+      <w:bookmarkStart w:colFirst="0" w:colLast="0" w:name="_9tbpv7h2x9br" w:id="62"/>
+      <w:bookmarkEnd w:id="62"/>
+      <w:r>
+        <w:rPr>
+          <w:b w:val="1"/>
+          <w:bCs w:val="1"/>
+          <w:color w:val="000000"/>
+          <w:sz w:val="26"/>
+          <w:szCs w:val="26"/>
+          <w:rtl w:val="0"/>
+        </w:rPr>
+        <w:t xml:space="preserve">Core Activities</w:t>
+      </w:r>
+    </w:p>
+    <w:p>
+      <w:pPr>
+        <w:numPr>
+          <w:ilvl w:val="0"/>
+          <w:numId w:val="31"/>
+        </w:numPr>
+        <w:spacing w:after="0" w:afterAutospacing="0" w:before="240" w:lineRule="auto"/>
+        <w:ind w:left="720" w:hanging="360"/>
+        <w:rPr/>
+      </w:pPr>
+      <w:r>
+        <w:rPr>
+          <w:rtl w:val="0"/>
+        </w:rPr>
+        <w:t xml:space="preserve">Define stories and tasks from scope.</w:t>
+        <w:br w:type="textWrapping"/>
+      </w:r>
+    </w:p>
+    <w:p>
+      <w:pPr>
+        <w:numPr>
+          <w:ilvl w:val="0"/>
+          <w:numId w:val="31"/>
+        </w:numPr>
+        <w:spacing w:after="0" w:afterAutospacing="0" w:before="0" w:beforeAutospacing="0" w:lineRule="auto"/>
+        <w:ind w:left="720" w:hanging="360"/>
+        <w:rPr/>
+      </w:pPr>
+      <w:r>
+        <w:rPr>
+          <w:rtl w:val="0"/>
+        </w:rPr>
+        <w:t xml:space="preserve">Estimate timelines, dependencies, and environment readiness.</w:t>
+        <w:br w:type="textWrapping"/>
+      </w:r>
+    </w:p>
+    <w:p>
+      <w:pPr>
+        <w:numPr>
+          <w:ilvl w:val="0"/>
+          <w:numId w:val="31"/>
+        </w:numPr>
+        <w:spacing w:after="240" w:before="0" w:beforeAutospacing="0" w:lineRule="auto"/>
+        <w:ind w:left="720" w:hanging="360"/>
+        <w:rPr/>
+      </w:pPr>
+      <w:r>
+        <w:rPr>
+          <w:rtl w:val="0"/>
+        </w:rPr>
+        <w:t xml:space="preserve">Prepare sprint calendar aligned to release windows.</w:t>
+        <w:br w:type="textWrapping"/>
+      </w:r>
+    </w:p>
+    <w:p>
+      <w:pPr>
+        <w:pStyle w:val="Heading3"/>
+        <w:keepNext w:val="0"/>
+        <w:keepLines w:val="0"/>
+        <w:spacing w:before="280" w:lineRule="auto"/>
+        <w:rPr>
+          <w:b w:val="1"/>
+          <w:bCs w:val="1"/>
+          <w:color w:val="000000"/>
+          <w:sz w:val="26"/>
+          <w:szCs w:val="26"/>
+        </w:rPr>
+      </w:pPr>
+      <w:bookmarkStart w:colFirst="0" w:colLast="0" w:name="_jb6fkmlmvuw5" w:id="63"/>
+      <w:bookmarkEnd w:id="63"/>
+      <w:r>
+        <w:rPr>
+          <w:b w:val="1"/>
+          <w:bCs w:val="1"/>
+          <w:color w:val="000000"/>
+          <w:sz w:val="26"/>
+          <w:szCs w:val="26"/>
+          <w:rtl w:val="0"/>
+        </w:rPr>
+        <w:t xml:space="preserve">Manual Steps</w:t>
+      </w:r>
+    </w:p>
+    <w:p>
+      <w:pPr>
+        <w:numPr>
+          <w:ilvl w:val="0"/>
+          <w:numId w:val="4"/>
+        </w:numPr>
+        <w:spacing w:after="0" w:afterAutospacing="0" w:before="240" w:lineRule="auto"/>
+        <w:ind w:left="720" w:hanging="360"/>
+        <w:rPr/>
+      </w:pPr>
+      <w:r>
+        <w:rPr>
+          <w:rFonts w:ascii="Arial Unicode MS" w:cs="Arial Unicode MS" w:eastAsia="Arial Unicode MS" w:hAnsi="Arial Unicode MS"/>
+          <w:rtl w:val="0"/>
+        </w:rPr>
+        <w:t xml:space="preserve">Manually map requirements → tasks in JIRA.</w:t>
+        <w:br w:type="textWrapping"/>
+      </w:r>
+    </w:p>
+    <w:p>
+      <w:pPr>
+        <w:numPr>
+          <w:ilvl w:val="0"/>
+          <w:numId w:val="4"/>
+        </w:numPr>
+        <w:spacing w:after="240" w:before="0" w:beforeAutospacing="0" w:lineRule="auto"/>
+        <w:ind w:left="720" w:hanging="360"/>
+        <w:rPr/>
+      </w:pPr>
+      <w:r>
+        <w:rPr>
+          <w:rtl w:val="0"/>
+        </w:rPr>
+        <w:t xml:space="preserve">Use Excel to track test readiness, dependencies, and releases.</w:t>
+        <w:br w:type="textWrapping"/>
+      </w:r>
+    </w:p>
+    <w:p>
+      <w:pPr>
+        <w:pStyle w:val="Heading3"/>
+        <w:keepNext w:val="0"/>
+        <w:keepLines w:val="0"/>
+        <w:spacing w:before="280" w:lineRule="auto"/>
+        <w:rPr>
+          <w:b w:val="1"/>
+          <w:bCs w:val="1"/>
+          <w:color w:val="000000"/>
+          <w:sz w:val="26"/>
+          <w:szCs w:val="26"/>
+        </w:rPr>
+      </w:pPr>
+      <w:bookmarkStart w:colFirst="0" w:colLast="0" w:name="_16w3x1c5txwx" w:id="64"/>
+      <w:bookmarkEnd w:id="64"/>
+      <w:r>
+        <w:rPr>
+          <w:b w:val="1"/>
+          <w:bCs w:val="1"/>
+          <w:color w:val="000000"/>
+          <w:sz w:val="26"/>
+          <w:szCs w:val="26"/>
+          <w:rtl w:val="0"/>
+        </w:rPr>
+        <w:t xml:space="preserve">Bottlenecks / Challenges</w:t>
+      </w:r>
+    </w:p>
+    <w:p>
+      <w:pPr>
+        <w:numPr>
+          <w:ilvl w:val="0"/>
+          <w:numId w:val="22"/>
+        </w:numPr>
+        <w:spacing w:after="0" w:afterAutospacing="0" w:before="240" w:lineRule="auto"/>
+        <w:ind w:left="720" w:hanging="360"/>
+        <w:rPr/>
+      </w:pPr>
+      <w:r>
+        <w:rPr>
+          <w:rtl w:val="0"/>
+        </w:rPr>
+        <w:t xml:space="preserve">No auto-linking of stories to release calendars.</w:t>
+        <w:br w:type="textWrapping"/>
+      </w:r>
+    </w:p>
+    <w:p>
+      <w:pPr>
+        <w:numPr>
+          <w:ilvl w:val="0"/>
+          <w:numId w:val="22"/>
+        </w:numPr>
+        <w:spacing w:after="0" w:afterAutospacing="0" w:before="0" w:beforeAutospacing="0" w:lineRule="auto"/>
+        <w:ind w:left="720" w:hanging="360"/>
+        <w:rPr/>
+      </w:pPr>
+      <w:r>
+        <w:rPr>
+          <w:rtl w:val="0"/>
+        </w:rPr>
+        <w:t xml:space="preserve">Repeated manual dependency mapping.</w:t>
+        <w:br w:type="textWrapping"/>
+      </w:r>
+    </w:p>
+    <w:p>
+      <w:pPr>
+        <w:numPr>
+          <w:ilvl w:val="0"/>
+          <w:numId w:val="22"/>
+        </w:numPr>
+        <w:spacing w:after="240" w:before="0" w:beforeAutospacing="0" w:lineRule="auto"/>
+        <w:ind w:left="720" w:hanging="360"/>
+        <w:rPr/>
+      </w:pPr>
+      <w:r>
+        <w:rPr>
+          <w:rtl w:val="0"/>
+        </w:rPr>
+        <w:t xml:space="preserve">High overhead for sprint re-baselining.</w:t>
+        <w:br w:type="textWrapping"/>
+      </w:r>
+    </w:p>
+    <w:p>
+      <w:pPr>
+        <w:pStyle w:val="Heading3"/>
+        <w:keepNext w:val="0"/>
+        <w:keepLines w:val="0"/>
+        <w:spacing w:before="280" w:lineRule="auto"/>
+        <w:rPr>
+          <w:b w:val="1"/>
+          <w:bCs w:val="1"/>
+          <w:color w:val="000000"/>
+          <w:sz w:val="26"/>
+          <w:szCs w:val="26"/>
+        </w:rPr>
+      </w:pPr>
+      <w:bookmarkStart w:colFirst="0" w:colLast="0" w:name="_2yu9ygw8n7mp" w:id="65"/>
+      <w:bookmarkEnd w:id="65"/>
+      <w:r>
+        <w:rPr>
+          <w:b w:val="1"/>
+          <w:bCs w:val="1"/>
+          <w:color w:val="000000"/>
+          <w:sz w:val="26"/>
+          <w:szCs w:val="26"/>
+          <w:rtl w:val="0"/>
+        </w:rPr>
+        <w:t xml:space="preserve">Planned SLA Duration:</w:t>
+      </w:r>
+    </w:p>
+    <w:p>
+      <w:pPr>
+        <w:pStyle w:val="Heading3"/>
+        <w:keepNext w:val="0"/>
+        <w:keepLines w:val="0"/>
+        <w:spacing w:before="280" w:lineRule="auto"/>
+        <w:rPr>
+          <w:b w:val="1"/>
+          <w:bCs w:val="1"/>
+          <w:color w:val="000000"/>
+          <w:sz w:val="26"/>
+          <w:szCs w:val="26"/>
+        </w:rPr>
+      </w:pPr>
+      <w:bookmarkStart w:colFirst="0" w:colLast="0" w:name="_7u3x4i5w07fy" w:id="66"/>
+      <w:bookmarkEnd w:id="66"/>
+      <w:r>
+        <w:rPr>
+          <w:b w:val="1"/>
+          <w:bCs w:val="1"/>
+          <w:color w:val="000000"/>
+          <w:sz w:val="26"/>
+          <w:szCs w:val="26"/>
+          <w:rtl w:val="0"/>
+        </w:rPr>
+        <w:t xml:space="preserve"> 1 week</w:t>
+      </w:r>
+    </w:p>
+    <w:p>
+      <w:pPr>
+        <w:pStyle w:val="Heading3"/>
+        <w:keepNext w:val="0"/>
+        <w:keepLines w:val="0"/>
+        <w:spacing w:before="280" w:lineRule="auto"/>
+        <w:rPr>
+          <w:b w:val="1"/>
+          <w:bCs w:val="1"/>
+          <w:color w:val="000000"/>
+          <w:sz w:val="26"/>
+          <w:szCs w:val="26"/>
+        </w:rPr>
+      </w:pPr>
+      <w:bookmarkStart w:colFirst="0" w:colLast="0" w:name="_ng0pg3i126u3" w:id="67"/>
+      <w:bookmarkEnd w:id="67"/>
+      <w:r>
+        <w:rPr>
+          <w:b w:val="1"/>
+          <w:bCs w:val="1"/>
+          <w:color w:val="000000"/>
+          <w:sz w:val="26"/>
+          <w:szCs w:val="26"/>
+          <w:rtl w:val="0"/>
+        </w:rPr>
+        <w:t xml:space="preserve">Current Average Duration:</w:t>
+      </w:r>
+    </w:p>
+    <w:p>
+      <w:pPr>
+        <w:pStyle w:val="Heading3"/>
+        <w:keepNext w:val="0"/>
+        <w:keepLines w:val="0"/>
+        <w:spacing w:before="280" w:lineRule="auto"/>
+        <w:rPr>
+          <w:b w:val="1"/>
+          <w:bCs w:val="1"/>
+          <w:color w:val="000000"/>
+          <w:sz w:val="26"/>
+          <w:szCs w:val="26"/>
+        </w:rPr>
+      </w:pPr>
+      <w:bookmarkStart w:colFirst="0" w:colLast="0" w:name="_gasf93we4acg" w:id="68"/>
+      <w:bookmarkEnd w:id="68"/>
+      <w:r>
+        <w:rPr>
+          <w:b w:val="1"/>
+          <w:bCs w:val="1"/>
+          <w:color w:val="000000"/>
+          <w:sz w:val="26"/>
+          <w:szCs w:val="26"/>
+          <w:rtl w:val="0"/>
+        </w:rPr>
+        <w:t xml:space="preserve"> 2–3 weeks</w:t>
+      </w:r>
+    </w:p>
+    <w:p>
+      <w:pPr>
+        <w:rPr/>
+      </w:pPr>
+      <w:r>
+        <w:pict>
+          <v:rect style="width:0.0pt;height:1.5pt" o:hr="t" o:hrstd="t" o:hralign="center" fillcolor="#A0A0A0" stroked="f"/>
+        </w:pict>
+      </w:r>
+      <w:r>
+        <w:rPr>
+          <w:rtl w:val="0"/>
+        </w:rPr>
+      </w:r>
+    </w:p>
+    <w:p>
+      <w:pPr>
+        <w:pStyle w:val="Heading2"/>
+        <w:keepNext w:val="0"/>
+        <w:keepLines w:val="0"/>
+        <w:spacing w:after="80" w:lineRule="auto"/>
+        <w:rPr>
+          <w:b w:val="1"/>
+          <w:bCs w:val="1"/>
+          <w:sz w:val="34"/>
+          <w:szCs w:val="34"/>
+        </w:rPr>
+      </w:pPr>
+      <w:bookmarkStart w:colFirst="0" w:colLast="0" w:name="_ul6w4ow0pfhi" w:id="69"/>
+      <w:bookmarkEnd w:id="69"/>
+      <w:r>
+        <w:rPr>
+          <w:b w:val="1"/>
+          <w:bCs w:val="1"/>
+          <w:sz w:val="34"/>
+          <w:szCs w:val="34"/>
+          <w:rtl w:val="0"/>
+        </w:rPr>
+        <w:t xml:space="preserve">🧩 </w:t>
+      </w:r>
+    </w:p>
+    <w:p>
+      <w:pPr>
+        <w:pStyle w:val="Heading2"/>
+        <w:keepNext w:val="0"/>
+        <w:keepLines w:val="0"/>
+        <w:spacing w:after="80" w:lineRule="auto"/>
+        <w:rPr>
+          <w:b w:val="1"/>
+          <w:bCs w:val="1"/>
+          <w:sz w:val="34"/>
+          <w:szCs w:val="34"/>
+        </w:rPr>
+      </w:pPr>
+      <w:bookmarkStart w:colFirst="0" w:colLast="0" w:name="_aq8fi9ngbsyo" w:id="70"/>
+      <w:bookmarkEnd w:id="70"/>
+      <w:r>
+        <w:rPr>
+          <w:b w:val="1"/>
+          <w:bCs w:val="1"/>
+          <w:sz w:val="34"/>
+          <w:szCs w:val="34"/>
+          <w:rtl w:val="0"/>
+        </w:rPr>
+        <w:t xml:space="preserve">Stage Group 6: Technical &amp; Business Onboarding Workflows</w:t>
+      </w:r>
+    </w:p>
+    <w:p>
+      <w:pPr>
+        <w:pStyle w:val="Heading3"/>
+        <w:keepNext w:val="0"/>
+        <w:keepLines w:val="0"/>
+        <w:spacing w:before="280" w:lineRule="auto"/>
+        <w:rPr>
+          <w:b w:val="1"/>
+          <w:bCs w:val="1"/>
+          <w:color w:val="000000"/>
+          <w:sz w:val="26"/>
+          <w:szCs w:val="26"/>
+        </w:rPr>
+      </w:pPr>
+      <w:bookmarkStart w:colFirst="0" w:colLast="0" w:name="_szsu0vpnypm6" w:id="71"/>
+      <w:bookmarkEnd w:id="71"/>
+      <w:r>
+        <w:rPr>
+          <w:b w:val="1"/>
+          <w:bCs w:val="1"/>
+          <w:color w:val="000000"/>
+          <w:sz w:val="26"/>
+          <w:szCs w:val="26"/>
+          <w:rtl w:val="0"/>
+        </w:rPr>
+        <w:t xml:space="preserve">Core Activities</w:t>
+      </w:r>
+    </w:p>
+    <w:p>
+      <w:pPr>
+        <w:spacing w:after="240" w:before="240" w:lineRule="auto"/>
+        <w:rPr/>
+      </w:pPr>
+      <w:r>
+        <w:rPr>
+          <w:rtl w:val="0"/>
+        </w:rPr>
+        <w:t xml:space="preserve">Includes multiple onboarding paths such as:</w:t>
+      </w:r>
+    </w:p>
+    <w:p>
+      <w:pPr>
+        <w:numPr>
+          <w:ilvl w:val="0"/>
+          <w:numId w:val="8"/>
+        </w:numPr>
+        <w:spacing w:after="0" w:afterAutospacing="0" w:before="240" w:lineRule="auto"/>
+        <w:ind w:left="720" w:hanging="360"/>
+        <w:rPr/>
+      </w:pPr>
+      <w:r>
+        <w:rPr>
+          <w:rtl w:val="0"/>
+        </w:rPr>
+        <w:t xml:space="preserve">API Gateway (APG) Onboarding</w:t>
+        <w:br w:type="textWrapping"/>
+      </w:r>
+    </w:p>
+    <w:p>
+      <w:pPr>
+        <w:numPr>
+          <w:ilvl w:val="0"/>
+          <w:numId w:val="8"/>
+        </w:numPr>
+        <w:spacing w:after="0" w:afterAutospacing="0" w:before="0" w:beforeAutospacing="0" w:lineRule="auto"/>
+        <w:ind w:left="720" w:hanging="360"/>
+        <w:rPr/>
+      </w:pPr>
+      <w:r>
+        <w:rPr>
+          <w:rtl w:val="0"/>
+        </w:rPr>
+        <w:t xml:space="preserve">KEES Kafka Consumer Creation</w:t>
+        <w:br w:type="textWrapping"/>
+      </w:r>
+    </w:p>
+    <w:p>
+      <w:pPr>
+        <w:numPr>
+          <w:ilvl w:val="0"/>
+          <w:numId w:val="8"/>
+        </w:numPr>
+        <w:spacing w:after="0" w:afterAutospacing="0" w:before="0" w:beforeAutospacing="0" w:lineRule="auto"/>
+        <w:ind w:left="720" w:hanging="360"/>
+        <w:rPr/>
+      </w:pPr>
+      <w:r>
+        <w:rPr>
+          <w:rtl w:val="0"/>
+        </w:rPr>
+        <w:t xml:space="preserve">Metadata Mapping</w:t>
+        <w:br w:type="textWrapping"/>
+      </w:r>
+    </w:p>
+    <w:p>
+      <w:pPr>
+        <w:numPr>
+          <w:ilvl w:val="0"/>
+          <w:numId w:val="8"/>
+        </w:numPr>
+        <w:spacing w:after="0" w:afterAutospacing="0" w:before="0" w:beforeAutospacing="0" w:lineRule="auto"/>
+        <w:ind w:left="720" w:hanging="360"/>
+        <w:rPr/>
+      </w:pPr>
+      <w:r>
+        <w:rPr>
+          <w:rtl w:val="0"/>
+        </w:rPr>
+        <w:t xml:space="preserve">Security Group Creation</w:t>
+        <w:br w:type="textWrapping"/>
+      </w:r>
+    </w:p>
+    <w:p>
+      <w:pPr>
+        <w:numPr>
+          <w:ilvl w:val="0"/>
+          <w:numId w:val="8"/>
+        </w:numPr>
+        <w:spacing w:after="0" w:afterAutospacing="0" w:before="0" w:beforeAutospacing="0" w:lineRule="auto"/>
+        <w:ind w:left="720" w:hanging="360"/>
+        <w:rPr/>
+      </w:pPr>
+      <w:r>
+        <w:rPr>
+          <w:rtl w:val="0"/>
+        </w:rPr>
+        <w:t xml:space="preserve">Retention Management Questionnaire (RMQ)</w:t>
+        <w:br w:type="textWrapping"/>
+      </w:r>
+    </w:p>
+    <w:p>
+      <w:pPr>
+        <w:numPr>
+          <w:ilvl w:val="0"/>
+          <w:numId w:val="8"/>
+        </w:numPr>
+        <w:spacing w:after="0" w:afterAutospacing="0" w:before="0" w:beforeAutospacing="0" w:lineRule="auto"/>
+        <w:ind w:left="720" w:hanging="360"/>
+        <w:rPr/>
+      </w:pPr>
+      <w:r>
+        <w:rPr>
+          <w:rtl w:val="0"/>
+        </w:rPr>
+        <w:t xml:space="preserve">Document Samples &amp; Classification</w:t>
+        <w:br w:type="textWrapping"/>
+      </w:r>
+    </w:p>
+    <w:p>
+      <w:pPr>
+        <w:numPr>
+          <w:ilvl w:val="0"/>
+          <w:numId w:val="8"/>
+        </w:numPr>
+        <w:spacing w:after="240" w:before="0" w:beforeAutospacing="0" w:lineRule="auto"/>
+        <w:ind w:left="720" w:hanging="360"/>
+        <w:rPr/>
+      </w:pPr>
+      <w:r>
+        <w:rPr>
+          <w:rtl w:val="0"/>
+        </w:rPr>
+        <w:t xml:space="preserve">Partner System Agreement</w:t>
+        <w:br w:type="textWrapping"/>
+      </w:r>
+    </w:p>
+    <w:p>
+      <w:pPr>
+        <w:pStyle w:val="Heading3"/>
+        <w:keepNext w:val="0"/>
+        <w:keepLines w:val="0"/>
+        <w:spacing w:before="280" w:lineRule="auto"/>
+        <w:rPr>
+          <w:b w:val="1"/>
+          <w:bCs w:val="1"/>
+          <w:color w:val="000000"/>
+          <w:sz w:val="26"/>
+          <w:szCs w:val="26"/>
+        </w:rPr>
+      </w:pPr>
+      <w:bookmarkStart w:colFirst="0" w:colLast="0" w:name="_7xzlpo3zkp2k" w:id="72"/>
+      <w:bookmarkEnd w:id="72"/>
+      <w:r>
+        <w:rPr>
+          <w:b w:val="1"/>
+          <w:bCs w:val="1"/>
+          <w:color w:val="000000"/>
+          <w:sz w:val="26"/>
+          <w:szCs w:val="26"/>
+          <w:rtl w:val="0"/>
+        </w:rPr>
+        <w:t xml:space="preserve">Manual Steps</w:t>
+      </w:r>
+    </w:p>
+    <w:p>
+      <w:pPr>
+        <w:numPr>
+          <w:ilvl w:val="0"/>
+          <w:numId w:val="27"/>
+        </w:numPr>
+        <w:spacing w:after="0" w:afterAutospacing="0" w:before="240" w:lineRule="auto"/>
+        <w:ind w:left="720" w:hanging="360"/>
+        <w:rPr/>
+      </w:pPr>
+      <w:r>
+        <w:rPr>
+          <w:rtl w:val="0"/>
+        </w:rPr>
+        <w:t xml:space="preserve">APG subscriptions, KEES requests, and Confluence trackers are handled manually.</w:t>
+        <w:br w:type="textWrapping"/>
+      </w:r>
+    </w:p>
+    <w:p>
+      <w:pPr>
+        <w:numPr>
+          <w:ilvl w:val="0"/>
+          <w:numId w:val="27"/>
+        </w:numPr>
+        <w:spacing w:after="0" w:afterAutospacing="0" w:before="0" w:beforeAutospacing="0" w:lineRule="auto"/>
+        <w:ind w:left="720" w:hanging="360"/>
+        <w:rPr/>
+      </w:pPr>
+      <w:r>
+        <w:rPr>
+          <w:rtl w:val="0"/>
+        </w:rPr>
+        <w:t xml:space="preserve">Excel-based metadata mapping and RMQ templates filled by hand.</w:t>
+        <w:br w:type="textWrapping"/>
+      </w:r>
+    </w:p>
+    <w:p>
+      <w:pPr>
+        <w:numPr>
+          <w:ilvl w:val="0"/>
+          <w:numId w:val="27"/>
+        </w:numPr>
+        <w:spacing w:after="0" w:afterAutospacing="0" w:before="0" w:beforeAutospacing="0" w:lineRule="auto"/>
+        <w:ind w:left="720" w:hanging="360"/>
+        <w:rPr/>
+      </w:pPr>
+      <w:r>
+        <w:rPr>
+          <w:rtl w:val="0"/>
+        </w:rPr>
+        <w:t xml:space="preserve">Manual sign-offs from Imaging Governance, Records Coordination, and Security Governance.</w:t>
+        <w:br w:type="textWrapping"/>
+      </w:r>
+    </w:p>
+    <w:p>
+      <w:pPr>
+        <w:numPr>
+          <w:ilvl w:val="0"/>
+          <w:numId w:val="27"/>
+        </w:numPr>
+        <w:spacing w:after="240" w:before="0" w:beforeAutospacing="0" w:lineRule="auto"/>
+        <w:ind w:left="720" w:hanging="360"/>
+        <w:rPr/>
+      </w:pPr>
+      <w:r>
+        <w:rPr>
+          <w:rtl w:val="0"/>
+        </w:rPr>
+        <w:t xml:space="preserve">Kafka keys and certificates raised via separate systems.</w:t>
+        <w:br w:type="textWrapping"/>
+      </w:r>
+    </w:p>
+    <w:p>
+      <w:pPr>
+        <w:pStyle w:val="Heading3"/>
+        <w:keepNext w:val="0"/>
+        <w:keepLines w:val="0"/>
+        <w:spacing w:before="280" w:lineRule="auto"/>
+        <w:rPr>
+          <w:b w:val="1"/>
+          <w:bCs w:val="1"/>
+          <w:color w:val="000000"/>
+          <w:sz w:val="26"/>
+          <w:szCs w:val="26"/>
+        </w:rPr>
+      </w:pPr>
+      <w:bookmarkStart w:colFirst="0" w:colLast="0" w:name="_161nkwxbjj0l" w:id="73"/>
+      <w:bookmarkEnd w:id="73"/>
+      <w:r>
+        <w:rPr>
+          <w:b w:val="1"/>
+          <w:bCs w:val="1"/>
+          <w:color w:val="000000"/>
+          <w:sz w:val="26"/>
+          <w:szCs w:val="26"/>
+          <w:rtl w:val="0"/>
+        </w:rPr>
+        <w:t xml:space="preserve">Bottlenecks / Challenges</w:t>
+      </w:r>
+    </w:p>
+    <w:p>
+      <w:pPr>
+        <w:numPr>
+          <w:ilvl w:val="0"/>
+          <w:numId w:val="12"/>
+        </w:numPr>
+        <w:spacing w:after="0" w:afterAutospacing="0" w:before="240" w:lineRule="auto"/>
+        <w:ind w:left="720" w:hanging="360"/>
+        <w:rPr/>
+      </w:pPr>
+      <w:r>
+        <w:rPr>
+          <w:rtl w:val="0"/>
+        </w:rPr>
+        <w:t xml:space="preserve">Multiple disconnected workflows.</w:t>
+        <w:br w:type="textWrapping"/>
+      </w:r>
+    </w:p>
+    <w:p>
+      <w:pPr>
+        <w:numPr>
+          <w:ilvl w:val="0"/>
+          <w:numId w:val="12"/>
+        </w:numPr>
+        <w:spacing w:after="0" w:afterAutospacing="0" w:before="0" w:beforeAutospacing="0" w:lineRule="auto"/>
+        <w:ind w:left="720" w:hanging="360"/>
+        <w:rPr/>
+      </w:pPr>
+      <w:r>
+        <w:rPr>
+          <w:rtl w:val="0"/>
+        </w:rPr>
+        <w:t xml:space="preserve">Dependency on manual artifact reviews and approvals.</w:t>
+        <w:br w:type="textWrapping"/>
+      </w:r>
+    </w:p>
+    <w:p>
+      <w:pPr>
+        <w:numPr>
+          <w:ilvl w:val="0"/>
+          <w:numId w:val="12"/>
+        </w:numPr>
+        <w:spacing w:after="0" w:afterAutospacing="0" w:before="0" w:beforeAutospacing="0" w:lineRule="auto"/>
+        <w:ind w:left="720" w:hanging="360"/>
+        <w:rPr/>
+      </w:pPr>
+      <w:r>
+        <w:rPr>
+          <w:rtl w:val="0"/>
+        </w:rPr>
+        <w:t xml:space="preserve">Heavy partner communication overhead.</w:t>
+        <w:br w:type="textWrapping"/>
+      </w:r>
+    </w:p>
+    <w:p>
+      <w:pPr>
+        <w:numPr>
+          <w:ilvl w:val="0"/>
+          <w:numId w:val="12"/>
+        </w:numPr>
+        <w:spacing w:after="240" w:before="0" w:beforeAutospacing="0" w:lineRule="auto"/>
+        <w:ind w:left="720" w:hanging="360"/>
+        <w:rPr/>
+      </w:pPr>
+      <w:r>
+        <w:rPr>
+          <w:rtl w:val="0"/>
+        </w:rPr>
+        <w:t xml:space="preserve">High error rate in metadata and retention templates.</w:t>
+        <w:br w:type="textWrapping"/>
+      </w:r>
+    </w:p>
+    <w:p>
+      <w:pPr>
+        <w:pStyle w:val="Heading3"/>
+        <w:keepNext w:val="0"/>
+        <w:keepLines w:val="0"/>
+        <w:spacing w:before="280" w:lineRule="auto"/>
+        <w:rPr>
+          <w:b w:val="1"/>
+          <w:bCs w:val="1"/>
+          <w:color w:val="000000"/>
+          <w:sz w:val="26"/>
+          <w:szCs w:val="26"/>
+        </w:rPr>
+      </w:pPr>
+      <w:bookmarkStart w:colFirst="0" w:colLast="0" w:name="_boaxttiobg2b" w:id="74"/>
+      <w:bookmarkEnd w:id="74"/>
+      <w:r>
+        <w:rPr>
+          <w:b w:val="1"/>
+          <w:bCs w:val="1"/>
+          <w:color w:val="000000"/>
+          <w:sz w:val="26"/>
+          <w:szCs w:val="26"/>
+          <w:rtl w:val="0"/>
+        </w:rPr>
+        <w:t xml:space="preserve">Planned SLA Duration:</w:t>
+      </w:r>
+    </w:p>
+    <w:p>
+      <w:pPr>
+        <w:pStyle w:val="Heading3"/>
+        <w:keepNext w:val="0"/>
+        <w:keepLines w:val="0"/>
+        <w:spacing w:before="280" w:lineRule="auto"/>
+        <w:rPr>
+          <w:b w:val="1"/>
+          <w:bCs w:val="1"/>
+          <w:color w:val="000000"/>
+          <w:sz w:val="26"/>
+          <w:szCs w:val="26"/>
+        </w:rPr>
+      </w:pPr>
+      <w:bookmarkStart w:colFirst="0" w:colLast="0" w:name="_u46eip7ipmp1" w:id="75"/>
+      <w:bookmarkEnd w:id="75"/>
+      <w:r>
+        <w:rPr>
+          <w:b w:val="1"/>
+          <w:bCs w:val="1"/>
+          <w:color w:val="000000"/>
+          <w:sz w:val="26"/>
+          <w:szCs w:val="26"/>
+          <w:rtl w:val="0"/>
+        </w:rPr>
+        <w:t xml:space="preserve"> 3–4 weeks</w:t>
+      </w:r>
+    </w:p>
+    <w:p>
+      <w:pPr>
+        <w:pStyle w:val="Heading3"/>
+        <w:keepNext w:val="0"/>
+        <w:keepLines w:val="0"/>
+        <w:spacing w:before="280" w:lineRule="auto"/>
+        <w:rPr>
+          <w:b w:val="1"/>
+          <w:bCs w:val="1"/>
+          <w:color w:val="000000"/>
+          <w:sz w:val="26"/>
+          <w:szCs w:val="26"/>
+        </w:rPr>
+      </w:pPr>
+      <w:bookmarkStart w:colFirst="0" w:colLast="0" w:name="_an75iift0g6u" w:id="76"/>
+      <w:bookmarkEnd w:id="76"/>
+      <w:r>
+        <w:rPr>
+          <w:b w:val="1"/>
+          <w:bCs w:val="1"/>
+          <w:color w:val="000000"/>
+          <w:sz w:val="26"/>
+          <w:szCs w:val="26"/>
+          <w:rtl w:val="0"/>
+        </w:rPr>
+        <w:t xml:space="preserve">Current Average Duration:</w:t>
+      </w:r>
+    </w:p>
+    <w:p>
+      <w:pPr>
+        <w:pStyle w:val="Heading3"/>
+        <w:keepNext w:val="0"/>
+        <w:keepLines w:val="0"/>
+        <w:spacing w:before="280" w:lineRule="auto"/>
+        <w:rPr>
+          <w:b w:val="1"/>
+          <w:bCs w:val="1"/>
+          <w:color w:val="000000"/>
+          <w:sz w:val="26"/>
+          <w:szCs w:val="26"/>
+        </w:rPr>
+      </w:pPr>
+      <w:bookmarkStart w:colFirst="0" w:colLast="0" w:name="_gxfoe6x266la" w:id="77"/>
+      <w:bookmarkEnd w:id="77"/>
+      <w:r>
+        <w:rPr>
+          <w:b w:val="1"/>
+          <w:bCs w:val="1"/>
+          <w:color w:val="000000"/>
+          <w:sz w:val="26"/>
+          <w:szCs w:val="26"/>
+          <w:rtl w:val="0"/>
+        </w:rPr>
+        <w:t xml:space="preserve"> 8–12 weeks</w:t>
+      </w:r>
+    </w:p>
+    <w:p>
+      <w:pPr>
+        <w:rPr/>
+      </w:pPr>
+      <w:r>
+        <w:pict>
+          <v:rect style="width:0.0pt;height:1.5pt" o:hr="t" o:hrstd="t" o:hralign="center" fillcolor="#A0A0A0" stroked="f"/>
+        </w:pict>
+      </w:r>
+      <w:r>
+        <w:rPr>
+          <w:rtl w:val="0"/>
+        </w:rPr>
+      </w:r>
+    </w:p>
+    <w:p>
+      <w:pPr>
+        <w:pStyle w:val="Heading2"/>
+        <w:keepNext w:val="0"/>
+        <w:keepLines w:val="0"/>
+        <w:spacing w:after="80" w:lineRule="auto"/>
+        <w:rPr>
+          <w:b w:val="1"/>
+          <w:bCs w:val="1"/>
+          <w:sz w:val="34"/>
+          <w:szCs w:val="34"/>
+        </w:rPr>
+      </w:pPr>
+      <w:bookmarkStart w:colFirst="0" w:colLast="0" w:name="_a6zjmul2bjsr" w:id="78"/>
+      <w:bookmarkEnd w:id="78"/>
+      <w:r>
+        <w:rPr>
+          <w:b w:val="1"/>
+          <w:bCs w:val="1"/>
+          <w:sz w:val="34"/>
+          <w:szCs w:val="34"/>
+          <w:rtl w:val="0"/>
+        </w:rPr>
+        <w:t xml:space="preserve">🧩 </w:t>
+      </w:r>
+    </w:p>
+    <w:p>
+      <w:pPr>
+        <w:pStyle w:val="Heading2"/>
+        <w:keepNext w:val="0"/>
+        <w:keepLines w:val="0"/>
+        <w:spacing w:after="80" w:lineRule="auto"/>
+        <w:rPr>
+          <w:b w:val="1"/>
+          <w:bCs w:val="1"/>
+          <w:sz w:val="34"/>
+          <w:szCs w:val="34"/>
+        </w:rPr>
+      </w:pPr>
+      <w:bookmarkStart w:colFirst="0" w:colLast="0" w:name="_vhzbk2d80ogl" w:id="79"/>
+      <w:bookmarkEnd w:id="79"/>
+      <w:r>
+        <w:rPr>
+          <w:b w:val="1"/>
+          <w:bCs w:val="1"/>
+          <w:sz w:val="34"/>
+          <w:szCs w:val="34"/>
+          <w:rtl w:val="0"/>
+        </w:rPr>
+        <w:t xml:space="preserve">Stage Group 7: Testing, Validation &amp; Release</w:t>
+      </w:r>
+    </w:p>
+    <w:p>
+      <w:pPr>
+        <w:pStyle w:val="Heading3"/>
+        <w:keepNext w:val="0"/>
+        <w:keepLines w:val="0"/>
+        <w:spacing w:before="280" w:lineRule="auto"/>
+        <w:rPr>
+          <w:b w:val="1"/>
+          <w:bCs w:val="1"/>
+          <w:color w:val="000000"/>
+          <w:sz w:val="26"/>
+          <w:szCs w:val="26"/>
+        </w:rPr>
+      </w:pPr>
+      <w:bookmarkStart w:colFirst="0" w:colLast="0" w:name="_any6q6vm9s17" w:id="80"/>
+      <w:bookmarkEnd w:id="80"/>
+      <w:r>
+        <w:rPr>
+          <w:b w:val="1"/>
+          <w:bCs w:val="1"/>
+          <w:color w:val="000000"/>
+          <w:sz w:val="26"/>
+          <w:szCs w:val="26"/>
+          <w:rtl w:val="0"/>
+        </w:rPr>
+        <w:t xml:space="preserve">Core Activities</w:t>
+      </w:r>
+    </w:p>
+    <w:p>
+      <w:pPr>
+        <w:numPr>
+          <w:ilvl w:val="0"/>
+          <w:numId w:val="15"/>
+        </w:numPr>
+        <w:spacing w:after="0" w:afterAutospacing="0" w:before="240" w:lineRule="auto"/>
+        <w:ind w:left="720" w:hanging="360"/>
+        <w:rPr/>
+      </w:pPr>
+      <w:r>
+        <w:rPr>
+          <w:rFonts w:ascii="Arial Unicode MS" w:cs="Arial Unicode MS" w:eastAsia="Arial Unicode MS" w:hAnsi="Arial Unicode MS"/>
+          <w:rtl w:val="0"/>
+        </w:rPr>
+        <w:t xml:space="preserve">Unit testing by SME → Integration Testing → UAT → SPLite → Prod Validation.</w:t>
+        <w:br w:type="textWrapping"/>
+      </w:r>
+    </w:p>
+    <w:p>
+      <w:pPr>
+        <w:numPr>
+          <w:ilvl w:val="0"/>
+          <w:numId w:val="15"/>
+        </w:numPr>
+        <w:spacing w:after="240" w:before="0" w:beforeAutospacing="0" w:lineRule="auto"/>
+        <w:ind w:left="720" w:hanging="360"/>
+        <w:rPr/>
+      </w:pPr>
+      <w:r>
+        <w:rPr>
+          <w:rtl w:val="0"/>
+        </w:rPr>
+        <w:t xml:space="preserve">Load testing (partner and ICMP) and RM implementation validations.</w:t>
+        <w:br w:type="textWrapping"/>
+      </w:r>
+    </w:p>
+    <w:p>
+      <w:pPr>
+        <w:pStyle w:val="Heading3"/>
+        <w:keepNext w:val="0"/>
+        <w:keepLines w:val="0"/>
+        <w:spacing w:before="280" w:lineRule="auto"/>
+        <w:rPr>
+          <w:b w:val="1"/>
+          <w:bCs w:val="1"/>
+          <w:color w:val="000000"/>
+          <w:sz w:val="26"/>
+          <w:szCs w:val="26"/>
+        </w:rPr>
+      </w:pPr>
+      <w:bookmarkStart w:colFirst="0" w:colLast="0" w:name="_23qweetpwpmy" w:id="81"/>
+      <w:bookmarkEnd w:id="81"/>
+      <w:r>
+        <w:rPr>
+          <w:b w:val="1"/>
+          <w:bCs w:val="1"/>
+          <w:color w:val="000000"/>
+          <w:sz w:val="26"/>
+          <w:szCs w:val="26"/>
+          <w:rtl w:val="0"/>
+        </w:rPr>
+        <w:t xml:space="preserve">Manual Steps</w:t>
+      </w:r>
+    </w:p>
+    <w:p>
+      <w:pPr>
+        <w:numPr>
+          <w:ilvl w:val="0"/>
+          <w:numId w:val="16"/>
+        </w:numPr>
+        <w:spacing w:after="0" w:afterAutospacing="0" w:before="240" w:lineRule="auto"/>
+        <w:ind w:left="720" w:hanging="360"/>
+        <w:rPr/>
+      </w:pPr>
+      <w:r>
+        <w:rPr>
+          <w:rtl w:val="0"/>
+        </w:rPr>
+        <w:t xml:space="preserve">Manual testing coordination and JIRA status updates.</w:t>
+        <w:br w:type="textWrapping"/>
+      </w:r>
+    </w:p>
+    <w:p>
+      <w:pPr>
+        <w:numPr>
+          <w:ilvl w:val="0"/>
+          <w:numId w:val="16"/>
+        </w:numPr>
+        <w:spacing w:after="0" w:afterAutospacing="0" w:before="0" w:beforeAutospacing="0" w:lineRule="auto"/>
+        <w:ind w:left="720" w:hanging="360"/>
+        <w:rPr/>
+      </w:pPr>
+      <w:r>
+        <w:rPr>
+          <w:rtl w:val="0"/>
+        </w:rPr>
+        <w:t xml:space="preserve">Manual validation documentation for each environment.</w:t>
+        <w:br w:type="textWrapping"/>
+      </w:r>
+    </w:p>
+    <w:p>
+      <w:pPr>
+        <w:numPr>
+          <w:ilvl w:val="0"/>
+          <w:numId w:val="16"/>
+        </w:numPr>
+        <w:spacing w:after="240" w:before="0" w:beforeAutospacing="0" w:lineRule="auto"/>
+        <w:ind w:left="720" w:hanging="360"/>
+        <w:rPr/>
+      </w:pPr>
+      <w:r>
+        <w:rPr>
+          <w:rtl w:val="0"/>
+        </w:rPr>
+        <w:t xml:space="preserve">Change task and approval routing handled via email.</w:t>
+        <w:br w:type="textWrapping"/>
+      </w:r>
+    </w:p>
+    <w:p>
+      <w:pPr>
+        <w:pStyle w:val="Heading3"/>
+        <w:keepNext w:val="0"/>
+        <w:keepLines w:val="0"/>
+        <w:spacing w:before="280" w:lineRule="auto"/>
+        <w:rPr>
+          <w:b w:val="1"/>
+          <w:bCs w:val="1"/>
+          <w:color w:val="000000"/>
+          <w:sz w:val="26"/>
+          <w:szCs w:val="26"/>
+        </w:rPr>
+      </w:pPr>
+      <w:bookmarkStart w:colFirst="0" w:colLast="0" w:name="_kf5bmt8dm2at" w:id="82"/>
+      <w:bookmarkEnd w:id="82"/>
+      <w:r>
+        <w:rPr>
+          <w:b w:val="1"/>
+          <w:bCs w:val="1"/>
+          <w:color w:val="000000"/>
+          <w:sz w:val="26"/>
+          <w:szCs w:val="26"/>
+          <w:rtl w:val="0"/>
+        </w:rPr>
+        <w:t xml:space="preserve">Bottlenecks / Challenges</w:t>
+      </w:r>
+    </w:p>
+    <w:p>
+      <w:pPr>
+        <w:numPr>
+          <w:ilvl w:val="0"/>
+          <w:numId w:val="17"/>
+        </w:numPr>
+        <w:spacing w:after="0" w:afterAutospacing="0" w:before="240" w:lineRule="auto"/>
+        <w:ind w:left="720" w:hanging="360"/>
+        <w:rPr/>
+      </w:pPr>
+      <w:r>
+        <w:rPr>
+          <w:rtl w:val="0"/>
+        </w:rPr>
+        <w:t xml:space="preserve">Test plan and status tracking is manual.</w:t>
+        <w:br w:type="textWrapping"/>
+      </w:r>
+    </w:p>
+    <w:p>
+      <w:pPr>
+        <w:numPr>
+          <w:ilvl w:val="0"/>
+          <w:numId w:val="17"/>
+        </w:numPr>
+        <w:spacing w:after="0" w:afterAutospacing="0" w:before="0" w:beforeAutospacing="0" w:lineRule="auto"/>
+        <w:ind w:left="720" w:hanging="360"/>
+        <w:rPr/>
+      </w:pPr>
+      <w:r>
+        <w:rPr>
+          <w:rtl w:val="0"/>
+        </w:rPr>
+        <w:t xml:space="preserve">No single dashboard for environment progress.</w:t>
+        <w:br w:type="textWrapping"/>
+      </w:r>
+    </w:p>
+    <w:p>
+      <w:pPr>
+        <w:numPr>
+          <w:ilvl w:val="0"/>
+          <w:numId w:val="17"/>
+        </w:numPr>
+        <w:spacing w:after="0" w:afterAutospacing="0" w:before="0" w:beforeAutospacing="0" w:lineRule="auto"/>
+        <w:ind w:left="720" w:hanging="360"/>
+        <w:rPr/>
+      </w:pPr>
+      <w:r>
+        <w:rPr>
+          <w:rtl w:val="0"/>
+        </w:rPr>
+        <w:t xml:space="preserve">Delays in UAT sign-offs.</w:t>
+        <w:br w:type="textWrapping"/>
+      </w:r>
+    </w:p>
+    <w:p>
+      <w:pPr>
+        <w:numPr>
+          <w:ilvl w:val="0"/>
+          <w:numId w:val="17"/>
+        </w:numPr>
+        <w:spacing w:after="240" w:before="0" w:beforeAutospacing="0" w:lineRule="auto"/>
+        <w:ind w:left="720" w:hanging="360"/>
+        <w:rPr/>
+      </w:pPr>
+      <w:r>
+        <w:rPr>
+          <w:rtl w:val="0"/>
+        </w:rPr>
+        <w:t xml:space="preserve">Change requests often miss timelines.</w:t>
+        <w:br w:type="textWrapping"/>
+      </w:r>
+    </w:p>
+    <w:p>
+      <w:pPr>
+        <w:pStyle w:val="Heading3"/>
+        <w:keepNext w:val="0"/>
+        <w:keepLines w:val="0"/>
+        <w:spacing w:before="280" w:lineRule="auto"/>
+        <w:rPr>
+          <w:b w:val="1"/>
+          <w:bCs w:val="1"/>
+          <w:color w:val="000000"/>
+          <w:sz w:val="26"/>
+          <w:szCs w:val="26"/>
+        </w:rPr>
+      </w:pPr>
+      <w:bookmarkStart w:colFirst="0" w:colLast="0" w:name="_igc4cv2hkk43" w:id="83"/>
+      <w:bookmarkEnd w:id="83"/>
+      <w:r>
+        <w:rPr>
+          <w:b w:val="1"/>
+          <w:bCs w:val="1"/>
+          <w:color w:val="000000"/>
+          <w:sz w:val="26"/>
+          <w:szCs w:val="26"/>
+          <w:rtl w:val="0"/>
+        </w:rPr>
+        <w:t xml:space="preserve">Planned SLA Duration:</w:t>
+      </w:r>
+    </w:p>
+    <w:p>
+      <w:pPr>
+        <w:pStyle w:val="Heading3"/>
+        <w:keepNext w:val="0"/>
+        <w:keepLines w:val="0"/>
+        <w:spacing w:before="280" w:lineRule="auto"/>
+        <w:rPr>
+          <w:b w:val="1"/>
+          <w:bCs w:val="1"/>
+          <w:color w:val="000000"/>
+          <w:sz w:val="26"/>
+          <w:szCs w:val="26"/>
+        </w:rPr>
+      </w:pPr>
+      <w:bookmarkStart w:colFirst="0" w:colLast="0" w:name="_e0h7o77990xw" w:id="84"/>
+      <w:bookmarkEnd w:id="84"/>
+      <w:r>
+        <w:rPr>
+          <w:b w:val="1"/>
+          <w:bCs w:val="1"/>
+          <w:color w:val="000000"/>
+          <w:sz w:val="26"/>
+          <w:szCs w:val="26"/>
+          <w:rtl w:val="0"/>
+        </w:rPr>
+        <w:t xml:space="preserve"> 2–3 weeks</w:t>
+      </w:r>
+    </w:p>
+    <w:p>
+      <w:pPr>
+        <w:pStyle w:val="Heading3"/>
+        <w:keepNext w:val="0"/>
+        <w:keepLines w:val="0"/>
+        <w:spacing w:before="280" w:lineRule="auto"/>
+        <w:rPr>
+          <w:b w:val="1"/>
+          <w:bCs w:val="1"/>
+          <w:color w:val="000000"/>
+          <w:sz w:val="26"/>
+          <w:szCs w:val="26"/>
+        </w:rPr>
+      </w:pPr>
+      <w:bookmarkStart w:colFirst="0" w:colLast="0" w:name="_5b42g8gq9hme" w:id="85"/>
+      <w:bookmarkEnd w:id="85"/>
+      <w:r>
+        <w:rPr>
+          <w:b w:val="1"/>
+          <w:bCs w:val="1"/>
+          <w:color w:val="000000"/>
+          <w:sz w:val="26"/>
+          <w:szCs w:val="26"/>
+          <w:rtl w:val="0"/>
+        </w:rPr>
+        <w:t xml:space="preserve">Current Average Duration:</w:t>
+      </w:r>
+    </w:p>
+    <w:p>
+      <w:pPr>
+        <w:pStyle w:val="Heading3"/>
+        <w:keepNext w:val="0"/>
+        <w:keepLines w:val="0"/>
+        <w:spacing w:before="280" w:lineRule="auto"/>
+        <w:rPr>
+          <w:b w:val="1"/>
+          <w:bCs w:val="1"/>
+          <w:color w:val="000000"/>
+          <w:sz w:val="26"/>
+          <w:szCs w:val="26"/>
+        </w:rPr>
+      </w:pPr>
+      <w:bookmarkStart w:colFirst="0" w:colLast="0" w:name="_wnewtsdtoeka" w:id="86"/>
+      <w:bookmarkEnd w:id="86"/>
+      <w:r>
+        <w:rPr>
+          <w:b w:val="1"/>
+          <w:bCs w:val="1"/>
+          <w:color w:val="000000"/>
+          <w:sz w:val="26"/>
+          <w:szCs w:val="26"/>
+          <w:rtl w:val="0"/>
+        </w:rPr>
+        <w:t xml:space="preserve"> 5–7 weeks</w:t>
+      </w:r>
+    </w:p>
+    <w:p>
+      <w:pPr>
+        <w:rPr/>
+      </w:pPr>
+      <w:r>
+        <w:pict>
+          <v:rect style="width:0.0pt;height:1.5pt" o:hr="t" o:hrstd="t" o:hralign="center" fillcolor="#A0A0A0" stroked="f"/>
+        </w:pict>
+      </w:r>
+      <w:r>
+        <w:rPr>
+          <w:rtl w:val="0"/>
+        </w:rPr>
+      </w:r>
+    </w:p>
+    <w:p>
+      <w:pPr>
+        <w:pStyle w:val="Heading2"/>
+        <w:keepNext w:val="0"/>
+        <w:keepLines w:val="0"/>
+        <w:spacing w:after="80" w:lineRule="auto"/>
+        <w:rPr>
+          <w:b w:val="1"/>
+          <w:bCs w:val="1"/>
+          <w:sz w:val="34"/>
+          <w:szCs w:val="34"/>
+        </w:rPr>
+      </w:pPr>
+      <w:bookmarkStart w:colFirst="0" w:colLast="0" w:name="_c9winnli0lak" w:id="87"/>
+      <w:bookmarkEnd w:id="87"/>
+      <w:r>
+        <w:rPr>
+          <w:b w:val="1"/>
+          <w:bCs w:val="1"/>
+          <w:sz w:val="34"/>
+          <w:szCs w:val="34"/>
+          <w:rtl w:val="0"/>
+        </w:rPr>
+        <w:t xml:space="preserve">🧩 </w:t>
+      </w:r>
+    </w:p>
+    <w:p>
+      <w:pPr>
+        <w:pStyle w:val="Heading2"/>
+        <w:keepNext w:val="0"/>
+        <w:keepLines w:val="0"/>
+        <w:spacing w:after="80" w:lineRule="auto"/>
+        <w:rPr>
+          <w:b w:val="1"/>
+          <w:bCs w:val="1"/>
+          <w:sz w:val="34"/>
+          <w:szCs w:val="34"/>
+        </w:rPr>
+      </w:pPr>
+      <w:bookmarkStart w:colFirst="0" w:colLast="0" w:name="_vx6q0buh7jd5" w:id="88"/>
+      <w:bookmarkEnd w:id="88"/>
+      <w:r>
+        <w:rPr>
+          <w:b w:val="1"/>
+          <w:bCs w:val="1"/>
+          <w:sz w:val="34"/>
+          <w:szCs w:val="34"/>
+          <w:rtl w:val="0"/>
+        </w:rPr>
+        <w:t xml:space="preserve">Stage Group 8: Post-Deployment &amp; Production Validation</w:t>
+      </w:r>
+    </w:p>
+    <w:p>
+      <w:pPr>
+        <w:pStyle w:val="Heading3"/>
+        <w:keepNext w:val="0"/>
+        <w:keepLines w:val="0"/>
+        <w:spacing w:before="280" w:lineRule="auto"/>
+        <w:rPr>
+          <w:b w:val="1"/>
+          <w:bCs w:val="1"/>
+          <w:color w:val="000000"/>
+          <w:sz w:val="26"/>
+          <w:szCs w:val="26"/>
+        </w:rPr>
+      </w:pPr>
+      <w:bookmarkStart w:colFirst="0" w:colLast="0" w:name="_eok3urtuuxxk" w:id="89"/>
+      <w:bookmarkEnd w:id="89"/>
+      <w:r>
+        <w:rPr>
+          <w:b w:val="1"/>
+          <w:bCs w:val="1"/>
+          <w:color w:val="000000"/>
+          <w:sz w:val="26"/>
+          <w:szCs w:val="26"/>
+          <w:rtl w:val="0"/>
+        </w:rPr>
+        <w:t xml:space="preserve">Core Activities</w:t>
+      </w:r>
+    </w:p>
+    <w:p>
+      <w:pPr>
+        <w:numPr>
+          <w:ilvl w:val="0"/>
+          <w:numId w:val="10"/>
+        </w:numPr>
+        <w:spacing w:after="0" w:afterAutospacing="0" w:before="240" w:lineRule="auto"/>
+        <w:ind w:left="720" w:hanging="360"/>
+        <w:rPr/>
+      </w:pPr>
+      <w:r>
+        <w:rPr>
+          <w:rtl w:val="0"/>
+        </w:rPr>
+        <w:t xml:space="preserve">Profile conversion from test to live.</w:t>
+        <w:br w:type="textWrapping"/>
+      </w:r>
+    </w:p>
+    <w:p>
+      <w:pPr>
+        <w:numPr>
+          <w:ilvl w:val="0"/>
+          <w:numId w:val="10"/>
+        </w:numPr>
+        <w:spacing w:after="0" w:afterAutospacing="0" w:before="0" w:beforeAutospacing="0" w:lineRule="auto"/>
+        <w:ind w:left="720" w:hanging="360"/>
+        <w:rPr/>
+      </w:pPr>
+      <w:r>
+        <w:rPr>
+          <w:rtl w:val="0"/>
+        </w:rPr>
+        <w:t xml:space="preserve">Technical validations by platform support.</w:t>
+        <w:br w:type="textWrapping"/>
+      </w:r>
+    </w:p>
+    <w:p>
+      <w:pPr>
+        <w:numPr>
+          <w:ilvl w:val="0"/>
+          <w:numId w:val="10"/>
+        </w:numPr>
+        <w:spacing w:after="0" w:afterAutospacing="0" w:before="0" w:beforeAutospacing="0" w:lineRule="auto"/>
+        <w:ind w:left="720" w:hanging="360"/>
+        <w:rPr/>
+      </w:pPr>
+      <w:r>
+        <w:rPr>
+          <w:rtl w:val="0"/>
+        </w:rPr>
+        <w:t xml:space="preserve">Business validations by partner.</w:t>
+        <w:br w:type="textWrapping"/>
+      </w:r>
+    </w:p>
+    <w:p>
+      <w:pPr>
+        <w:numPr>
+          <w:ilvl w:val="0"/>
+          <w:numId w:val="10"/>
+        </w:numPr>
+        <w:spacing w:after="240" w:before="0" w:beforeAutospacing="0" w:lineRule="auto"/>
+        <w:ind w:left="720" w:hanging="360"/>
+        <w:rPr/>
+      </w:pPr>
+      <w:r>
+        <w:rPr>
+          <w:rtl w:val="0"/>
+        </w:rPr>
+        <w:t xml:space="preserve">Production sign-off and feature closure.</w:t>
+        <w:br w:type="textWrapping"/>
+      </w:r>
+    </w:p>
+    <w:p>
+      <w:pPr>
+        <w:pStyle w:val="Heading3"/>
+        <w:keepNext w:val="0"/>
+        <w:keepLines w:val="0"/>
+        <w:spacing w:before="280" w:lineRule="auto"/>
+        <w:rPr>
+          <w:b w:val="1"/>
+          <w:bCs w:val="1"/>
+          <w:color w:val="000000"/>
+          <w:sz w:val="26"/>
+          <w:szCs w:val="26"/>
+        </w:rPr>
+      </w:pPr>
+      <w:bookmarkStart w:colFirst="0" w:colLast="0" w:name="_mvqw35q1ro40" w:id="90"/>
+      <w:bookmarkEnd w:id="90"/>
+      <w:r>
+        <w:rPr>
+          <w:b w:val="1"/>
+          <w:bCs w:val="1"/>
+          <w:color w:val="000000"/>
+          <w:sz w:val="26"/>
+          <w:szCs w:val="26"/>
+          <w:rtl w:val="0"/>
+        </w:rPr>
+        <w:t xml:space="preserve">Manual Steps</w:t>
+      </w:r>
+    </w:p>
+    <w:p>
+      <w:pPr>
+        <w:numPr>
+          <w:ilvl w:val="0"/>
+          <w:numId w:val="18"/>
+        </w:numPr>
+        <w:spacing w:after="0" w:afterAutospacing="0" w:before="240" w:lineRule="auto"/>
+        <w:ind w:left="720" w:hanging="360"/>
+        <w:rPr/>
+      </w:pPr>
+      <w:r>
+        <w:rPr>
+          <w:rtl w:val="0"/>
+        </w:rPr>
+        <w:t xml:space="preserve">Manual release transition documentation.</w:t>
+        <w:br w:type="textWrapping"/>
+      </w:r>
+    </w:p>
+    <w:p>
+      <w:pPr>
+        <w:numPr>
+          <w:ilvl w:val="0"/>
+          <w:numId w:val="18"/>
+        </w:numPr>
+        <w:spacing w:after="0" w:afterAutospacing="0" w:before="0" w:beforeAutospacing="0" w:lineRule="auto"/>
+        <w:ind w:left="720" w:hanging="360"/>
+        <w:rPr/>
+      </w:pPr>
+      <w:r>
+        <w:rPr>
+          <w:rtl w:val="0"/>
+        </w:rPr>
+        <w:t xml:space="preserve">Confluence page creation for each release.</w:t>
+        <w:br w:type="textWrapping"/>
+      </w:r>
+    </w:p>
+    <w:p>
+      <w:pPr>
+        <w:numPr>
+          <w:ilvl w:val="0"/>
+          <w:numId w:val="18"/>
+        </w:numPr>
+        <w:spacing w:after="240" w:before="0" w:beforeAutospacing="0" w:lineRule="auto"/>
+        <w:ind w:left="720" w:hanging="360"/>
+        <w:rPr/>
+      </w:pPr>
+      <w:r>
+        <w:rPr>
+          <w:rtl w:val="0"/>
+        </w:rPr>
+        <w:t xml:space="preserve">Manual follow-ups for production validation and approvals.</w:t>
+        <w:br w:type="textWrapping"/>
+      </w:r>
+    </w:p>
+    <w:p>
+      <w:pPr>
+        <w:pStyle w:val="Heading3"/>
+        <w:keepNext w:val="0"/>
+        <w:keepLines w:val="0"/>
+        <w:spacing w:before="280" w:lineRule="auto"/>
+        <w:rPr>
+          <w:b w:val="1"/>
+          <w:bCs w:val="1"/>
+          <w:color w:val="000000"/>
+          <w:sz w:val="26"/>
+          <w:szCs w:val="26"/>
+        </w:rPr>
+      </w:pPr>
+      <w:bookmarkStart w:colFirst="0" w:colLast="0" w:name="_a36abga1ca1g" w:id="91"/>
+      <w:bookmarkEnd w:id="91"/>
+      <w:r>
+        <w:rPr>
+          <w:b w:val="1"/>
+          <w:bCs w:val="1"/>
+          <w:color w:val="000000"/>
+          <w:sz w:val="26"/>
+          <w:szCs w:val="26"/>
+          <w:rtl w:val="0"/>
+        </w:rPr>
+        <w:t xml:space="preserve">Bottlenecks / Challenges</w:t>
+      </w:r>
+    </w:p>
+    <w:p>
+      <w:pPr>
+        <w:numPr>
+          <w:ilvl w:val="0"/>
+          <w:numId w:val="3"/>
+        </w:numPr>
+        <w:spacing w:after="0" w:afterAutospacing="0" w:before="240" w:lineRule="auto"/>
+        <w:ind w:left="720" w:hanging="360"/>
+        <w:rPr/>
+      </w:pPr>
+      <w:r>
+        <w:rPr>
+          <w:rtl w:val="0"/>
+        </w:rPr>
+        <w:t xml:space="preserve">Delayed production validations.</w:t>
+        <w:br w:type="textWrapping"/>
+      </w:r>
+    </w:p>
+    <w:p>
+      <w:pPr>
+        <w:numPr>
+          <w:ilvl w:val="0"/>
+          <w:numId w:val="3"/>
+        </w:numPr>
+        <w:spacing w:after="0" w:afterAutospacing="0" w:before="0" w:beforeAutospacing="0" w:lineRule="auto"/>
+        <w:ind w:left="720" w:hanging="360"/>
+        <w:rPr/>
+      </w:pPr>
+      <w:r>
+        <w:rPr>
+          <w:rtl w:val="0"/>
+        </w:rPr>
+        <w:t xml:space="preserve">No automated dependency mapping between profiles and LOBs.</w:t>
+        <w:br w:type="textWrapping"/>
+      </w:r>
+    </w:p>
+    <w:p>
+      <w:pPr>
+        <w:numPr>
+          <w:ilvl w:val="0"/>
+          <w:numId w:val="3"/>
+        </w:numPr>
+        <w:spacing w:after="240" w:before="0" w:beforeAutospacing="0" w:lineRule="auto"/>
+        <w:ind w:left="720" w:hanging="360"/>
+        <w:rPr/>
+      </w:pPr>
+      <w:r>
+        <w:rPr>
+          <w:rtl w:val="0"/>
+        </w:rPr>
+        <w:t xml:space="preserve">Long closure cycles even after successful deployment.</w:t>
+        <w:br w:type="textWrapping"/>
+      </w:r>
+    </w:p>
+    <w:p>
+      <w:pPr>
+        <w:pStyle w:val="Heading3"/>
+        <w:keepNext w:val="0"/>
+        <w:keepLines w:val="0"/>
+        <w:spacing w:before="280" w:lineRule="auto"/>
+        <w:rPr>
+          <w:b w:val="1"/>
+          <w:bCs w:val="1"/>
+          <w:color w:val="000000"/>
+          <w:sz w:val="26"/>
+          <w:szCs w:val="26"/>
+        </w:rPr>
+      </w:pPr>
+      <w:bookmarkStart w:colFirst="0" w:colLast="0" w:name="_gusrentglbyb" w:id="92"/>
+      <w:bookmarkEnd w:id="92"/>
+      <w:r>
+        <w:rPr>
+          <w:b w:val="1"/>
+          <w:bCs w:val="1"/>
+          <w:color w:val="000000"/>
+          <w:sz w:val="26"/>
+          <w:szCs w:val="26"/>
+          <w:rtl w:val="0"/>
+        </w:rPr>
+        <w:t xml:space="preserve">Planned SLA Duration:</w:t>
+      </w:r>
+    </w:p>
+    <w:p>
+      <w:pPr>
+        <w:pStyle w:val="Heading3"/>
+        <w:keepNext w:val="0"/>
+        <w:keepLines w:val="0"/>
+        <w:spacing w:before="280" w:lineRule="auto"/>
+        <w:rPr>
+          <w:b w:val="1"/>
+          <w:bCs w:val="1"/>
+          <w:color w:val="000000"/>
+          <w:sz w:val="26"/>
+          <w:szCs w:val="26"/>
+        </w:rPr>
+      </w:pPr>
+      <w:bookmarkStart w:colFirst="0" w:colLast="0" w:name="_6b1evtuaxbdd" w:id="93"/>
+      <w:bookmarkEnd w:id="93"/>
+      <w:r>
+        <w:rPr>
+          <w:b w:val="1"/>
+          <w:bCs w:val="1"/>
+          <w:color w:val="000000"/>
+          <w:sz w:val="26"/>
+          <w:szCs w:val="26"/>
+          <w:rtl w:val="0"/>
+        </w:rPr>
+        <w:t xml:space="preserve"> 1 week</w:t>
+      </w:r>
+    </w:p>
+    <w:p>
+      <w:pPr>
+        <w:pStyle w:val="Heading3"/>
+        <w:keepNext w:val="0"/>
+        <w:keepLines w:val="0"/>
+        <w:spacing w:before="280" w:lineRule="auto"/>
+        <w:rPr>
+          <w:b w:val="1"/>
+          <w:bCs w:val="1"/>
+          <w:color w:val="000000"/>
+          <w:sz w:val="26"/>
+          <w:szCs w:val="26"/>
+        </w:rPr>
+      </w:pPr>
+      <w:bookmarkStart w:colFirst="0" w:colLast="0" w:name="_xeh0cy588awm" w:id="94"/>
+      <w:bookmarkEnd w:id="94"/>
+      <w:r>
+        <w:rPr>
+          <w:b w:val="1"/>
+          <w:bCs w:val="1"/>
+          <w:color w:val="000000"/>
+          <w:sz w:val="26"/>
+          <w:szCs w:val="26"/>
+          <w:rtl w:val="0"/>
+        </w:rPr>
+        <w:t xml:space="preserve">Current Average Duration:</w:t>
+      </w:r>
+    </w:p>
+    <w:p>
+      <w:pPr>
+        <w:pStyle w:val="Heading3"/>
+        <w:keepNext w:val="0"/>
+        <w:keepLines w:val="0"/>
+        <w:spacing w:before="280" w:lineRule="auto"/>
+        <w:rPr>
+          <w:b w:val="1"/>
+          <w:bCs w:val="1"/>
+          <w:color w:val="000000"/>
+          <w:sz w:val="26"/>
+          <w:szCs w:val="26"/>
+        </w:rPr>
+      </w:pPr>
+      <w:bookmarkStart w:colFirst="0" w:colLast="0" w:name="_9fj7oupluugj" w:id="95"/>
+      <w:bookmarkEnd w:id="95"/>
+      <w:r>
+        <w:rPr>
+          <w:b w:val="1"/>
+          <w:bCs w:val="1"/>
+          <w:color w:val="000000"/>
+          <w:sz w:val="26"/>
+          <w:szCs w:val="26"/>
+          <w:rtl w:val="0"/>
+        </w:rPr>
+        <w:t xml:space="preserve"> 3–5 weeks</w:t>
+      </w:r>
+    </w:p>
+    <w:p>
+      <w:pPr>
+        <w:rPr/>
+      </w:pPr>
+      <w:r>
+        <w:pict>
+          <v:rect style="width:0.0pt;height:1.5pt" o:hr="t" o:hrstd="t" o:hralign="center" fillcolor="#A0A0A0" stroked="f"/>
+        </w:pict>
+      </w:r>
+      <w:r>
+        <w:rPr>
+          <w:rtl w:val="0"/>
+        </w:rPr>
+      </w:r>
+    </w:p>
+    <w:p>
+      <w:pPr>
+        <w:pStyle w:val="Heading2"/>
+        <w:keepNext w:val="0"/>
+        <w:keepLines w:val="0"/>
+        <w:spacing w:after="80" w:lineRule="auto"/>
+        <w:rPr>
+          <w:b w:val="1"/>
+          <w:bCs w:val="1"/>
+          <w:sz w:val="34"/>
+          <w:szCs w:val="34"/>
+        </w:rPr>
+      </w:pPr>
+      <w:bookmarkStart w:colFirst="0" w:colLast="0" w:name="_o1op6ex4v9ob" w:id="96"/>
+      <w:bookmarkEnd w:id="96"/>
+      <w:r>
+        <w:rPr>
+          <w:b w:val="1"/>
+          <w:bCs w:val="1"/>
+          <w:sz w:val="34"/>
+          <w:szCs w:val="34"/>
+          <w:rtl w:val="0"/>
+        </w:rPr>
+        <w:t xml:space="preserve">⚙️ </w:t>
+      </w:r>
+    </w:p>
+    <w:p>
+      <w:pPr>
+        <w:pStyle w:val="Heading2"/>
+        <w:keepNext w:val="0"/>
+        <w:keepLines w:val="0"/>
+        <w:spacing w:after="80" w:lineRule="auto"/>
+        <w:rPr>
+          <w:b w:val="1"/>
+          <w:bCs w:val="1"/>
+          <w:sz w:val="34"/>
+          <w:szCs w:val="34"/>
+        </w:rPr>
+      </w:pPr>
+      <w:bookmarkStart w:colFirst="0" w:colLast="0" w:name="_jy2xgqy4hjg0" w:id="97"/>
+      <w:bookmarkEnd w:id="97"/>
+      <w:r>
+        <w:rPr>
+          <w:b w:val="1"/>
+          <w:bCs w:val="1"/>
+          <w:sz w:val="34"/>
+          <w:szCs w:val="34"/>
+          <w:rtl w:val="0"/>
+        </w:rPr>
+        <w:t xml:space="preserve">Overall Problem Statement for Hackathon</w:t>
+      </w:r>
+    </w:p>
+    <w:p>
+      <w:pPr>
         <w:ind w:left="440" w:firstLine="0"/>
         <w:rPr>
-          <w:b w:val="1"/>
-          <w:bCs w:val="1"/>
-          <w:color w:val="000000"/>
-          <w:sz w:val="26"/>
-          <w:szCs w:val="26"/>
-        </w:rPr>
-      </w:pPr>
-      <w:bookmarkStart w:colFirst="0" w:colLast="0" w:name="_9yx1h94qrlap" w:id="22"/>
-      <w:bookmarkEnd w:id="22"/>
-      <w:r>
-        <w:rPr>
-          <w:b w:val="1"/>
-          <w:bCs w:val="1"/>
-          <w:color w:val="000000"/>
-          <w:sz w:val="26"/>
-          <w:szCs w:val="26"/>
-          <w:rtl w:val="0"/>
-        </w:rPr>
-        <w:t xml:space="preserve">💡 Prompt for Hackathon Teams</w:t>
+          <w:sz w:val="26"/>
+          <w:szCs w:val="26"/>
+        </w:rPr>
+      </w:pPr>
+      <w:r>
+        <w:rPr>
+          <w:sz w:val="26"/>
+          <w:szCs w:val="26"/>
+          <w:rtl w:val="0"/>
+        </w:rPr>
+        <w:t xml:space="preserve">The Partner Onboarding lifecycle spans 27+ interdependent stages, crossing multiple squads (L1–L4) and external systems (APG, KEES, RMQ, Security, Imaging Governance, etc.).</w:t>
       </w:r>
     </w:p>
     <w:p>
@@ -6572,7 +10295,74 @@
           <w:szCs w:val="26"/>
           <w:rtl w:val="0"/>
         </w:rPr>
-        <w:t xml:space="preserve">“How can we build an AI-driven Agentic Orchestrator that reduces manual hand-offs and gives real-time visibility across all stages of the Partner Onboarding Journey?”</w:t>
+        <w:t xml:space="preserve">Despite defined SLAs, average turnaround time remains 6–9 months, primarily due to manual reviews, fragmented tools, and dependency misalignment.</w:t>
+      </w:r>
+    </w:p>
+    <w:p>
+      <w:pPr>
+        <w:rPr/>
+      </w:pPr>
+      <w:r>
+        <w:pict>
+          <v:rect style="width:0.0pt;height:1.5pt" o:hr="t" o:hrstd="t" o:hralign="center" fillcolor="#A0A0A0" stroked="f"/>
+        </w:pict>
+      </w:r>
+      <w:r>
+        <w:rPr>
+          <w:rtl w:val="0"/>
+        </w:rPr>
+      </w:r>
+    </w:p>
+    <w:p>
+      <w:pPr>
+        <w:pStyle w:val="Heading2"/>
+        <w:keepNext w:val="0"/>
+        <w:keepLines w:val="0"/>
+        <w:spacing w:after="80" w:lineRule="auto"/>
+        <w:rPr>
+          <w:b w:val="1"/>
+          <w:bCs w:val="1"/>
+          <w:sz w:val="34"/>
+          <w:szCs w:val="34"/>
+        </w:rPr>
+      </w:pPr>
+      <w:bookmarkStart w:colFirst="0" w:colLast="0" w:name="_njzoyo5n7jap" w:id="98"/>
+      <w:bookmarkEnd w:id="98"/>
+      <w:r>
+        <w:rPr>
+          <w:b w:val="1"/>
+          <w:bCs w:val="1"/>
+          <w:sz w:val="34"/>
+          <w:szCs w:val="34"/>
+          <w:rtl w:val="0"/>
+        </w:rPr>
+        <w:t xml:space="preserve">🎯 </w:t>
+      </w:r>
+    </w:p>
+    <w:p>
+      <w:pPr>
+        <w:pStyle w:val="Heading2"/>
+        <w:keepNext w:val="0"/>
+        <w:keepLines w:val="0"/>
+        <w:spacing w:after="80" w:lineRule="auto"/>
+        <w:rPr>
+          <w:b w:val="1"/>
+          <w:bCs w:val="1"/>
+          <w:sz w:val="34"/>
+          <w:szCs w:val="34"/>
+        </w:rPr>
+      </w:pPr>
+      <w:bookmarkStart w:colFirst="0" w:colLast="0" w:name="_qzhxm7u6azyt" w:id="99"/>
+      <w:bookmarkEnd w:id="99"/>
+      <w:r>
+        <w:rPr>
+          <w:b w:val="1"/>
+          <w:bCs w:val="1"/>
+          <w:sz w:val="34"/>
+          <w:szCs w:val="34"/>
+          <w:rtl w:val="0"/>
+        </w:rPr>
+        <w:t xml:space="preserve">Hackathon Goal</w:t>
       </w:r>
     </w:p>
     <w:p>
@@ -6585,8 +10375,152 @@
       </w:pPr>
       <w:r>
         <w:rPr>
-          <w:rtl w:val="0"/>
-        </w:rPr>
+          <w:sz w:val="26"/>
+          <w:szCs w:val="26"/>
+          <w:rtl w:val="0"/>
+        </w:rPr>
+        <w:t xml:space="preserve">Design a true Agentic AI + Model Context Protocol (MCP)–powered solution that can autonomously:</w:t>
+      </w:r>
+    </w:p>
+    <w:p>
+      <w:pPr>
+        <w:numPr>
+          <w:ilvl w:val="0"/>
+          <w:numId w:val="20"/>
+        </w:numPr>
+        <w:spacing w:after="0" w:afterAutospacing="0" w:before="240" w:lineRule="auto"/>
+        <w:ind w:left="720" w:hanging="360"/>
+        <w:rPr/>
+      </w:pPr>
+      <w:r>
+        <w:rPr>
+          <w:sz w:val="26"/>
+          <w:szCs w:val="26"/>
+          <w:rtl w:val="0"/>
+        </w:rPr>
+        <w:t xml:space="preserve">Identify, track, and manage onboarding progress across all stages</w:t>
+        <w:br w:type="textWrapping"/>
+      </w:r>
+    </w:p>
+    <w:p>
+      <w:pPr>
+        <w:numPr>
+          <w:ilvl w:val="0"/>
+          <w:numId w:val="20"/>
+        </w:numPr>
+        <w:spacing w:after="0" w:afterAutospacing="0" w:before="0" w:beforeAutospacing="0" w:lineRule="auto"/>
+        <w:ind w:left="720" w:hanging="360"/>
+        <w:rPr/>
+      </w:pPr>
+      <w:r>
+        <w:rPr>
+          <w:sz w:val="26"/>
+          <w:szCs w:val="26"/>
+          <w:rtl w:val="0"/>
+        </w:rPr>
+        <w:t xml:space="preserve">Summarize discussions and update JIRA automatically</w:t>
+        <w:br w:type="textWrapping"/>
+      </w:r>
+    </w:p>
+    <w:p>
+      <w:pPr>
+        <w:numPr>
+          <w:ilvl w:val="0"/>
+          <w:numId w:val="20"/>
+        </w:numPr>
+        <w:spacing w:after="0" w:afterAutospacing="0" w:before="0" w:beforeAutospacing="0" w:lineRule="auto"/>
+        <w:ind w:left="720" w:hanging="360"/>
+        <w:rPr/>
+      </w:pPr>
+      <w:r>
+        <w:rPr>
+          <w:sz w:val="26"/>
+          <w:szCs w:val="26"/>
+          <w:rtl w:val="0"/>
+        </w:rPr>
+        <w:t xml:space="preserve">Generate artifacts like metadata mapping, RMQ, and partner agreements</w:t>
+        <w:br w:type="textWrapping"/>
+      </w:r>
+    </w:p>
+    <w:p>
+      <w:pPr>
+        <w:numPr>
+          <w:ilvl w:val="0"/>
+          <w:numId w:val="20"/>
+        </w:numPr>
+        <w:spacing w:after="0" w:afterAutospacing="0" w:before="0" w:beforeAutospacing="0" w:lineRule="auto"/>
+        <w:ind w:left="720" w:hanging="360"/>
+        <w:rPr/>
+      </w:pPr>
+      <w:r>
+        <w:rPr>
+          <w:sz w:val="26"/>
+          <w:szCs w:val="26"/>
+          <w:rtl w:val="0"/>
+        </w:rPr>
+        <w:t xml:space="preserve">Trigger contextual alerts and follow-ups</w:t>
+        <w:br w:type="textWrapping"/>
+      </w:r>
+    </w:p>
+    <w:p>
+      <w:pPr>
+        <w:numPr>
+          <w:ilvl w:val="0"/>
+          <w:numId w:val="20"/>
+        </w:numPr>
+        <w:spacing w:after="0" w:afterAutospacing="0" w:before="0" w:beforeAutospacing="0" w:lineRule="auto"/>
+        <w:ind w:left="720" w:hanging="360"/>
+        <w:rPr/>
+      </w:pPr>
+      <w:r>
+        <w:rPr>
+          <w:sz w:val="26"/>
+          <w:szCs w:val="26"/>
+          <w:rtl w:val="0"/>
+        </w:rPr>
+        <w:t xml:space="preserve">Predict risks, delays, and dependencies dynamically</w:t>
+        <w:br w:type="textWrapping"/>
+      </w:r>
+    </w:p>
+    <w:p>
+      <w:pPr>
+        <w:numPr>
+          <w:ilvl w:val="0"/>
+          <w:numId w:val="20"/>
+        </w:numPr>
+        <w:spacing w:after="0" w:afterAutospacing="0" w:before="0" w:beforeAutospacing="0" w:lineRule="auto"/>
+        <w:ind w:left="720" w:hanging="360"/>
+        <w:rPr/>
+      </w:pPr>
+      <w:r>
+        <w:rPr>
+          <w:rFonts w:ascii="Arial Unicode MS" w:cs="Arial Unicode MS" w:eastAsia="Arial Unicode MS" w:hAnsi="Arial Unicode MS"/>
+          <w:sz w:val="26"/>
+          <w:szCs w:val="26"/>
+          <w:rtl w:val="0"/>
+        </w:rPr>
+        <w:t xml:space="preserve">Reduce end-to-end onboarding turnaround time from 6–9 months → 2–4 weeks (1–2 sprints)</w:t>
+        <w:br w:type="textWrapping"/>
+      </w:r>
+    </w:p>
+    <w:p>
+      <w:pPr>
+        <w:numPr>
+          <w:ilvl w:val="0"/>
+          <w:numId w:val="20"/>
+        </w:numPr>
+        <w:spacing w:after="240" w:before="0" w:beforeAutospacing="0" w:lineRule="auto"/>
+        <w:ind w:left="720" w:hanging="360"/>
+        <w:rPr/>
+      </w:pPr>
+      <w:r>
+        <w:rPr>
+          <w:sz w:val="26"/>
+          <w:szCs w:val="26"/>
+          <w:rtl w:val="0"/>
+        </w:rPr>
+        <w:t xml:space="preserve">Enable seamless integration even when partner documents or configurations reside in external repositories (e.g., S3, ShareDrive, or staging environments)</w:t>
+        <w:br w:type="textWrapping"/>
       </w:r>
     </w:p>
     <w:p>
@@ -7173,6 +11107,2426 @@
   <w:abstractNum w:abstractNumId="6">
     <w:lvl w:ilvl="0">
       <w:start w:val="1"/>
+      <w:numFmt w:val="bullet"/>
+      <w:lvlText w:val="●"/>
+      <w:lvlJc w:val="left"/>
+      <w:pPr>
+        <w:ind w:left="720" w:hanging="360"/>
+      </w:pPr>
+      <w:rPr>
+        <w:u w:val="none"/>
+      </w:rPr>
+    </w:lvl>
+    <w:lvl w:ilvl="1">
+      <w:start w:val="1"/>
+      <w:numFmt w:val="bullet"/>
+      <w:lvlText w:val="○"/>
+      <w:lvlJc w:val="left"/>
+      <w:pPr>
+        <w:ind w:left="1440" w:hanging="360"/>
+      </w:pPr>
+      <w:rPr>
+        <w:u w:val="none"/>
+      </w:rPr>
+    </w:lvl>
+    <w:lvl w:ilvl="2">
+      <w:start w:val="1"/>
+      <w:numFmt w:val="bullet"/>
+      <w:lvlText w:val="■"/>
+      <w:lvlJc w:val="left"/>
+      <w:pPr>
+        <w:ind w:left="2160" w:hanging="360"/>
+      </w:pPr>
+      <w:rPr>
+        <w:u w:val="none"/>
+      </w:rPr>
+    </w:lvl>
+    <w:lvl w:ilvl="3">
+      <w:start w:val="1"/>
+      <w:numFmt w:val="bullet"/>
+      <w:lvlText w:val="●"/>
+      <w:lvlJc w:val="left"/>
+      <w:pPr>
+        <w:ind w:left="2880" w:hanging="360"/>
+      </w:pPr>
+      <w:rPr>
+        <w:u w:val="none"/>
+      </w:rPr>
+    </w:lvl>
+    <w:lvl w:ilvl="4">
+      <w:start w:val="1"/>
+      <w:numFmt w:val="bullet"/>
+      <w:lvlText w:val="○"/>
+      <w:lvlJc w:val="left"/>
+      <w:pPr>
+        <w:ind w:left="3600" w:hanging="360"/>
+      </w:pPr>
+      <w:rPr>
+        <w:u w:val="none"/>
+      </w:rPr>
+    </w:lvl>
+    <w:lvl w:ilvl="5">
+      <w:start w:val="1"/>
+      <w:numFmt w:val="bullet"/>
+      <w:lvlText w:val="■"/>
+      <w:lvlJc w:val="left"/>
+      <w:pPr>
+        <w:ind w:left="4320" w:hanging="360"/>
+      </w:pPr>
+      <w:rPr>
+        <w:u w:val="none"/>
+      </w:rPr>
+    </w:lvl>
+    <w:lvl w:ilvl="6">
+      <w:start w:val="1"/>
+      <w:numFmt w:val="bullet"/>
+      <w:lvlText w:val="●"/>
+      <w:lvlJc w:val="left"/>
+      <w:pPr>
+        <w:ind w:left="5040" w:hanging="360"/>
+      </w:pPr>
+      <w:rPr>
+        <w:u w:val="none"/>
+      </w:rPr>
+    </w:lvl>
+    <w:lvl w:ilvl="7">
+      <w:start w:val="1"/>
+      <w:numFmt w:val="bullet"/>
+      <w:lvlText w:val="○"/>
+      <w:lvlJc w:val="left"/>
+      <w:pPr>
+        <w:ind w:left="5760" w:hanging="360"/>
+      </w:pPr>
+      <w:rPr>
+        <w:u w:val="none"/>
+      </w:rPr>
+    </w:lvl>
+    <w:lvl w:ilvl="8">
+      <w:start w:val="1"/>
+      <w:numFmt w:val="bullet"/>
+      <w:lvlText w:val="■"/>
+      <w:lvlJc w:val="left"/>
+      <w:pPr>
+        <w:ind w:left="6480" w:hanging="360"/>
+      </w:pPr>
+      <w:rPr>
+        <w:u w:val="none"/>
+      </w:rPr>
+    </w:lvl>
+  </w:abstractNum>
+  <w:abstractNum w:abstractNumId="7">
+    <w:lvl w:ilvl="0">
+      <w:start w:val="1"/>
+      <w:numFmt w:val="bullet"/>
+      <w:lvlText w:val="●"/>
+      <w:lvlJc w:val="left"/>
+      <w:pPr>
+        <w:ind w:left="720" w:hanging="360"/>
+      </w:pPr>
+      <w:rPr>
+        <w:u w:val="none"/>
+      </w:rPr>
+    </w:lvl>
+    <w:lvl w:ilvl="1">
+      <w:start w:val="1"/>
+      <w:numFmt w:val="bullet"/>
+      <w:lvlText w:val="○"/>
+      <w:lvlJc w:val="left"/>
+      <w:pPr>
+        <w:ind w:left="1440" w:hanging="360"/>
+      </w:pPr>
+      <w:rPr>
+        <w:u w:val="none"/>
+      </w:rPr>
+    </w:lvl>
+    <w:lvl w:ilvl="2">
+      <w:start w:val="1"/>
+      <w:numFmt w:val="bullet"/>
+      <w:lvlText w:val="■"/>
+      <w:lvlJc w:val="left"/>
+      <w:pPr>
+        <w:ind w:left="2160" w:hanging="360"/>
+      </w:pPr>
+      <w:rPr>
+        <w:u w:val="none"/>
+      </w:rPr>
+    </w:lvl>
+    <w:lvl w:ilvl="3">
+      <w:start w:val="1"/>
+      <w:numFmt w:val="bullet"/>
+      <w:lvlText w:val="●"/>
+      <w:lvlJc w:val="left"/>
+      <w:pPr>
+        <w:ind w:left="2880" w:hanging="360"/>
+      </w:pPr>
+      <w:rPr>
+        <w:u w:val="none"/>
+      </w:rPr>
+    </w:lvl>
+    <w:lvl w:ilvl="4">
+      <w:start w:val="1"/>
+      <w:numFmt w:val="bullet"/>
+      <w:lvlText w:val="○"/>
+      <w:lvlJc w:val="left"/>
+      <w:pPr>
+        <w:ind w:left="3600" w:hanging="360"/>
+      </w:pPr>
+      <w:rPr>
+        <w:u w:val="none"/>
+      </w:rPr>
+    </w:lvl>
+    <w:lvl w:ilvl="5">
+      <w:start w:val="1"/>
+      <w:numFmt w:val="bullet"/>
+      <w:lvlText w:val="■"/>
+      <w:lvlJc w:val="left"/>
+      <w:pPr>
+        <w:ind w:left="4320" w:hanging="360"/>
+      </w:pPr>
+      <w:rPr>
+        <w:u w:val="none"/>
+      </w:rPr>
+    </w:lvl>
+    <w:lvl w:ilvl="6">
+      <w:start w:val="1"/>
+      <w:numFmt w:val="bullet"/>
+      <w:lvlText w:val="●"/>
+      <w:lvlJc w:val="left"/>
+      <w:pPr>
+        <w:ind w:left="5040" w:hanging="360"/>
+      </w:pPr>
+      <w:rPr>
+        <w:u w:val="none"/>
+      </w:rPr>
+    </w:lvl>
+    <w:lvl w:ilvl="7">
+      <w:start w:val="1"/>
+      <w:numFmt w:val="bullet"/>
+      <w:lvlText w:val="○"/>
+      <w:lvlJc w:val="left"/>
+      <w:pPr>
+        <w:ind w:left="5760" w:hanging="360"/>
+      </w:pPr>
+      <w:rPr>
+        <w:u w:val="none"/>
+      </w:rPr>
+    </w:lvl>
+    <w:lvl w:ilvl="8">
+      <w:start w:val="1"/>
+      <w:numFmt w:val="bullet"/>
+      <w:lvlText w:val="■"/>
+      <w:lvlJc w:val="left"/>
+      <w:pPr>
+        <w:ind w:left="6480" w:hanging="360"/>
+      </w:pPr>
+      <w:rPr>
+        <w:u w:val="none"/>
+      </w:rPr>
+    </w:lvl>
+  </w:abstractNum>
+  <w:abstractNum w:abstractNumId="8">
+    <w:lvl w:ilvl="0">
+      <w:start w:val="1"/>
+      <w:numFmt w:val="bullet"/>
+      <w:lvlText w:val="●"/>
+      <w:lvlJc w:val="left"/>
+      <w:pPr>
+        <w:ind w:left="720" w:hanging="360"/>
+      </w:pPr>
+      <w:rPr>
+        <w:u w:val="none"/>
+      </w:rPr>
+    </w:lvl>
+    <w:lvl w:ilvl="1">
+      <w:start w:val="1"/>
+      <w:numFmt w:val="bullet"/>
+      <w:lvlText w:val="○"/>
+      <w:lvlJc w:val="left"/>
+      <w:pPr>
+        <w:ind w:left="1440" w:hanging="360"/>
+      </w:pPr>
+      <w:rPr>
+        <w:u w:val="none"/>
+      </w:rPr>
+    </w:lvl>
+    <w:lvl w:ilvl="2">
+      <w:start w:val="1"/>
+      <w:numFmt w:val="bullet"/>
+      <w:lvlText w:val="■"/>
+      <w:lvlJc w:val="left"/>
+      <w:pPr>
+        <w:ind w:left="2160" w:hanging="360"/>
+      </w:pPr>
+      <w:rPr>
+        <w:u w:val="none"/>
+      </w:rPr>
+    </w:lvl>
+    <w:lvl w:ilvl="3">
+      <w:start w:val="1"/>
+      <w:numFmt w:val="bullet"/>
+      <w:lvlText w:val="●"/>
+      <w:lvlJc w:val="left"/>
+      <w:pPr>
+        <w:ind w:left="2880" w:hanging="360"/>
+      </w:pPr>
+      <w:rPr>
+        <w:u w:val="none"/>
+      </w:rPr>
+    </w:lvl>
+    <w:lvl w:ilvl="4">
+      <w:start w:val="1"/>
+      <w:numFmt w:val="bullet"/>
+      <w:lvlText w:val="○"/>
+      <w:lvlJc w:val="left"/>
+      <w:pPr>
+        <w:ind w:left="3600" w:hanging="360"/>
+      </w:pPr>
+      <w:rPr>
+        <w:u w:val="none"/>
+      </w:rPr>
+    </w:lvl>
+    <w:lvl w:ilvl="5">
+      <w:start w:val="1"/>
+      <w:numFmt w:val="bullet"/>
+      <w:lvlText w:val="■"/>
+      <w:lvlJc w:val="left"/>
+      <w:pPr>
+        <w:ind w:left="4320" w:hanging="360"/>
+      </w:pPr>
+      <w:rPr>
+        <w:u w:val="none"/>
+      </w:rPr>
+    </w:lvl>
+    <w:lvl w:ilvl="6">
+      <w:start w:val="1"/>
+      <w:numFmt w:val="bullet"/>
+      <w:lvlText w:val="●"/>
+      <w:lvlJc w:val="left"/>
+      <w:pPr>
+        <w:ind w:left="5040" w:hanging="360"/>
+      </w:pPr>
+      <w:rPr>
+        <w:u w:val="none"/>
+      </w:rPr>
+    </w:lvl>
+    <w:lvl w:ilvl="7">
+      <w:start w:val="1"/>
+      <w:numFmt w:val="bullet"/>
+      <w:lvlText w:val="○"/>
+      <w:lvlJc w:val="left"/>
+      <w:pPr>
+        <w:ind w:left="5760" w:hanging="360"/>
+      </w:pPr>
+      <w:rPr>
+        <w:u w:val="none"/>
+      </w:rPr>
+    </w:lvl>
+    <w:lvl w:ilvl="8">
+      <w:start w:val="1"/>
+      <w:numFmt w:val="bullet"/>
+      <w:lvlText w:val="■"/>
+      <w:lvlJc w:val="left"/>
+      <w:pPr>
+        <w:ind w:left="6480" w:hanging="360"/>
+      </w:pPr>
+      <w:rPr>
+        <w:u w:val="none"/>
+      </w:rPr>
+    </w:lvl>
+  </w:abstractNum>
+  <w:abstractNum w:abstractNumId="9">
+    <w:lvl w:ilvl="0">
+      <w:start w:val="1"/>
+      <w:numFmt w:val="bullet"/>
+      <w:lvlText w:val="●"/>
+      <w:lvlJc w:val="left"/>
+      <w:pPr>
+        <w:ind w:left="720" w:hanging="360"/>
+      </w:pPr>
+      <w:rPr>
+        <w:u w:val="none"/>
+      </w:rPr>
+    </w:lvl>
+    <w:lvl w:ilvl="1">
+      <w:start w:val="1"/>
+      <w:numFmt w:val="bullet"/>
+      <w:lvlText w:val="○"/>
+      <w:lvlJc w:val="left"/>
+      <w:pPr>
+        <w:ind w:left="1440" w:hanging="360"/>
+      </w:pPr>
+      <w:rPr>
+        <w:u w:val="none"/>
+      </w:rPr>
+    </w:lvl>
+    <w:lvl w:ilvl="2">
+      <w:start w:val="1"/>
+      <w:numFmt w:val="bullet"/>
+      <w:lvlText w:val="■"/>
+      <w:lvlJc w:val="left"/>
+      <w:pPr>
+        <w:ind w:left="2160" w:hanging="360"/>
+      </w:pPr>
+      <w:rPr>
+        <w:u w:val="none"/>
+      </w:rPr>
+    </w:lvl>
+    <w:lvl w:ilvl="3">
+      <w:start w:val="1"/>
+      <w:numFmt w:val="bullet"/>
+      <w:lvlText w:val="●"/>
+      <w:lvlJc w:val="left"/>
+      <w:pPr>
+        <w:ind w:left="2880" w:hanging="360"/>
+      </w:pPr>
+      <w:rPr>
+        <w:u w:val="none"/>
+      </w:rPr>
+    </w:lvl>
+    <w:lvl w:ilvl="4">
+      <w:start w:val="1"/>
+      <w:numFmt w:val="bullet"/>
+      <w:lvlText w:val="○"/>
+      <w:lvlJc w:val="left"/>
+      <w:pPr>
+        <w:ind w:left="3600" w:hanging="360"/>
+      </w:pPr>
+      <w:rPr>
+        <w:u w:val="none"/>
+      </w:rPr>
+    </w:lvl>
+    <w:lvl w:ilvl="5">
+      <w:start w:val="1"/>
+      <w:numFmt w:val="bullet"/>
+      <w:lvlText w:val="■"/>
+      <w:lvlJc w:val="left"/>
+      <w:pPr>
+        <w:ind w:left="4320" w:hanging="360"/>
+      </w:pPr>
+      <w:rPr>
+        <w:u w:val="none"/>
+      </w:rPr>
+    </w:lvl>
+    <w:lvl w:ilvl="6">
+      <w:start w:val="1"/>
+      <w:numFmt w:val="bullet"/>
+      <w:lvlText w:val="●"/>
+      <w:lvlJc w:val="left"/>
+      <w:pPr>
+        <w:ind w:left="5040" w:hanging="360"/>
+      </w:pPr>
+      <w:rPr>
+        <w:u w:val="none"/>
+      </w:rPr>
+    </w:lvl>
+    <w:lvl w:ilvl="7">
+      <w:start w:val="1"/>
+      <w:numFmt w:val="bullet"/>
+      <w:lvlText w:val="○"/>
+      <w:lvlJc w:val="left"/>
+      <w:pPr>
+        <w:ind w:left="5760" w:hanging="360"/>
+      </w:pPr>
+      <w:rPr>
+        <w:u w:val="none"/>
+      </w:rPr>
+    </w:lvl>
+    <w:lvl w:ilvl="8">
+      <w:start w:val="1"/>
+      <w:numFmt w:val="bullet"/>
+      <w:lvlText w:val="■"/>
+      <w:lvlJc w:val="left"/>
+      <w:pPr>
+        <w:ind w:left="6480" w:hanging="360"/>
+      </w:pPr>
+      <w:rPr>
+        <w:u w:val="none"/>
+      </w:rPr>
+    </w:lvl>
+  </w:abstractNum>
+  <w:abstractNum w:abstractNumId="10">
+    <w:lvl w:ilvl="0">
+      <w:start w:val="1"/>
+      <w:numFmt w:val="bullet"/>
+      <w:lvlText w:val="●"/>
+      <w:lvlJc w:val="left"/>
+      <w:pPr>
+        <w:ind w:left="720" w:hanging="360"/>
+      </w:pPr>
+      <w:rPr>
+        <w:u w:val="none"/>
+      </w:rPr>
+    </w:lvl>
+    <w:lvl w:ilvl="1">
+      <w:start w:val="1"/>
+      <w:numFmt w:val="bullet"/>
+      <w:lvlText w:val="○"/>
+      <w:lvlJc w:val="left"/>
+      <w:pPr>
+        <w:ind w:left="1440" w:hanging="360"/>
+      </w:pPr>
+      <w:rPr>
+        <w:u w:val="none"/>
+      </w:rPr>
+    </w:lvl>
+    <w:lvl w:ilvl="2">
+      <w:start w:val="1"/>
+      <w:numFmt w:val="bullet"/>
+      <w:lvlText w:val="■"/>
+      <w:lvlJc w:val="left"/>
+      <w:pPr>
+        <w:ind w:left="2160" w:hanging="360"/>
+      </w:pPr>
+      <w:rPr>
+        <w:u w:val="none"/>
+      </w:rPr>
+    </w:lvl>
+    <w:lvl w:ilvl="3">
+      <w:start w:val="1"/>
+      <w:numFmt w:val="bullet"/>
+      <w:lvlText w:val="●"/>
+      <w:lvlJc w:val="left"/>
+      <w:pPr>
+        <w:ind w:left="2880" w:hanging="360"/>
+      </w:pPr>
+      <w:rPr>
+        <w:u w:val="none"/>
+      </w:rPr>
+    </w:lvl>
+    <w:lvl w:ilvl="4">
+      <w:start w:val="1"/>
+      <w:numFmt w:val="bullet"/>
+      <w:lvlText w:val="○"/>
+      <w:lvlJc w:val="left"/>
+      <w:pPr>
+        <w:ind w:left="3600" w:hanging="360"/>
+      </w:pPr>
+      <w:rPr>
+        <w:u w:val="none"/>
+      </w:rPr>
+    </w:lvl>
+    <w:lvl w:ilvl="5">
+      <w:start w:val="1"/>
+      <w:numFmt w:val="bullet"/>
+      <w:lvlText w:val="■"/>
+      <w:lvlJc w:val="left"/>
+      <w:pPr>
+        <w:ind w:left="4320" w:hanging="360"/>
+      </w:pPr>
+      <w:rPr>
+        <w:u w:val="none"/>
+      </w:rPr>
+    </w:lvl>
+    <w:lvl w:ilvl="6">
+      <w:start w:val="1"/>
+      <w:numFmt w:val="bullet"/>
+      <w:lvlText w:val="●"/>
+      <w:lvlJc w:val="left"/>
+      <w:pPr>
+        <w:ind w:left="5040" w:hanging="360"/>
+      </w:pPr>
+      <w:rPr>
+        <w:u w:val="none"/>
+      </w:rPr>
+    </w:lvl>
+    <w:lvl w:ilvl="7">
+      <w:start w:val="1"/>
+      <w:numFmt w:val="bullet"/>
+      <w:lvlText w:val="○"/>
+      <w:lvlJc w:val="left"/>
+      <w:pPr>
+        <w:ind w:left="5760" w:hanging="360"/>
+      </w:pPr>
+      <w:rPr>
+        <w:u w:val="none"/>
+      </w:rPr>
+    </w:lvl>
+    <w:lvl w:ilvl="8">
+      <w:start w:val="1"/>
+      <w:numFmt w:val="bullet"/>
+      <w:lvlText w:val="■"/>
+      <w:lvlJc w:val="left"/>
+      <w:pPr>
+        <w:ind w:left="6480" w:hanging="360"/>
+      </w:pPr>
+      <w:rPr>
+        <w:u w:val="none"/>
+      </w:rPr>
+    </w:lvl>
+  </w:abstractNum>
+  <w:abstractNum w:abstractNumId="11">
+    <w:lvl w:ilvl="0">
+      <w:start w:val="1"/>
+      <w:numFmt w:val="bullet"/>
+      <w:lvlText w:val="●"/>
+      <w:lvlJc w:val="left"/>
+      <w:pPr>
+        <w:ind w:left="720" w:hanging="360"/>
+      </w:pPr>
+      <w:rPr>
+        <w:u w:val="none"/>
+      </w:rPr>
+    </w:lvl>
+    <w:lvl w:ilvl="1">
+      <w:start w:val="1"/>
+      <w:numFmt w:val="bullet"/>
+      <w:lvlText w:val="○"/>
+      <w:lvlJc w:val="left"/>
+      <w:pPr>
+        <w:ind w:left="1440" w:hanging="360"/>
+      </w:pPr>
+      <w:rPr>
+        <w:u w:val="none"/>
+      </w:rPr>
+    </w:lvl>
+    <w:lvl w:ilvl="2">
+      <w:start w:val="1"/>
+      <w:numFmt w:val="bullet"/>
+      <w:lvlText w:val="■"/>
+      <w:lvlJc w:val="left"/>
+      <w:pPr>
+        <w:ind w:left="2160" w:hanging="360"/>
+      </w:pPr>
+      <w:rPr>
+        <w:u w:val="none"/>
+      </w:rPr>
+    </w:lvl>
+    <w:lvl w:ilvl="3">
+      <w:start w:val="1"/>
+      <w:numFmt w:val="bullet"/>
+      <w:lvlText w:val="●"/>
+      <w:lvlJc w:val="left"/>
+      <w:pPr>
+        <w:ind w:left="2880" w:hanging="360"/>
+      </w:pPr>
+      <w:rPr>
+        <w:u w:val="none"/>
+      </w:rPr>
+    </w:lvl>
+    <w:lvl w:ilvl="4">
+      <w:start w:val="1"/>
+      <w:numFmt w:val="bullet"/>
+      <w:lvlText w:val="○"/>
+      <w:lvlJc w:val="left"/>
+      <w:pPr>
+        <w:ind w:left="3600" w:hanging="360"/>
+      </w:pPr>
+      <w:rPr>
+        <w:u w:val="none"/>
+      </w:rPr>
+    </w:lvl>
+    <w:lvl w:ilvl="5">
+      <w:start w:val="1"/>
+      <w:numFmt w:val="bullet"/>
+      <w:lvlText w:val="■"/>
+      <w:lvlJc w:val="left"/>
+      <w:pPr>
+        <w:ind w:left="4320" w:hanging="360"/>
+      </w:pPr>
+      <w:rPr>
+        <w:u w:val="none"/>
+      </w:rPr>
+    </w:lvl>
+    <w:lvl w:ilvl="6">
+      <w:start w:val="1"/>
+      <w:numFmt w:val="bullet"/>
+      <w:lvlText w:val="●"/>
+      <w:lvlJc w:val="left"/>
+      <w:pPr>
+        <w:ind w:left="5040" w:hanging="360"/>
+      </w:pPr>
+      <w:rPr>
+        <w:u w:val="none"/>
+      </w:rPr>
+    </w:lvl>
+    <w:lvl w:ilvl="7">
+      <w:start w:val="1"/>
+      <w:numFmt w:val="bullet"/>
+      <w:lvlText w:val="○"/>
+      <w:lvlJc w:val="left"/>
+      <w:pPr>
+        <w:ind w:left="5760" w:hanging="360"/>
+      </w:pPr>
+      <w:rPr>
+        <w:u w:val="none"/>
+      </w:rPr>
+    </w:lvl>
+    <w:lvl w:ilvl="8">
+      <w:start w:val="1"/>
+      <w:numFmt w:val="bullet"/>
+      <w:lvlText w:val="■"/>
+      <w:lvlJc w:val="left"/>
+      <w:pPr>
+        <w:ind w:left="6480" w:hanging="360"/>
+      </w:pPr>
+      <w:rPr>
+        <w:u w:val="none"/>
+      </w:rPr>
+    </w:lvl>
+  </w:abstractNum>
+  <w:abstractNum w:abstractNumId="12">
+    <w:lvl w:ilvl="0">
+      <w:start w:val="1"/>
+      <w:numFmt w:val="bullet"/>
+      <w:lvlText w:val="●"/>
+      <w:lvlJc w:val="left"/>
+      <w:pPr>
+        <w:ind w:left="720" w:hanging="360"/>
+      </w:pPr>
+      <w:rPr>
+        <w:u w:val="none"/>
+      </w:rPr>
+    </w:lvl>
+    <w:lvl w:ilvl="1">
+      <w:start w:val="1"/>
+      <w:numFmt w:val="bullet"/>
+      <w:lvlText w:val="○"/>
+      <w:lvlJc w:val="left"/>
+      <w:pPr>
+        <w:ind w:left="1440" w:hanging="360"/>
+      </w:pPr>
+      <w:rPr>
+        <w:u w:val="none"/>
+      </w:rPr>
+    </w:lvl>
+    <w:lvl w:ilvl="2">
+      <w:start w:val="1"/>
+      <w:numFmt w:val="bullet"/>
+      <w:lvlText w:val="■"/>
+      <w:lvlJc w:val="left"/>
+      <w:pPr>
+        <w:ind w:left="2160" w:hanging="360"/>
+      </w:pPr>
+      <w:rPr>
+        <w:u w:val="none"/>
+      </w:rPr>
+    </w:lvl>
+    <w:lvl w:ilvl="3">
+      <w:start w:val="1"/>
+      <w:numFmt w:val="bullet"/>
+      <w:lvlText w:val="●"/>
+      <w:lvlJc w:val="left"/>
+      <w:pPr>
+        <w:ind w:left="2880" w:hanging="360"/>
+      </w:pPr>
+      <w:rPr>
+        <w:u w:val="none"/>
+      </w:rPr>
+    </w:lvl>
+    <w:lvl w:ilvl="4">
+      <w:start w:val="1"/>
+      <w:numFmt w:val="bullet"/>
+      <w:lvlText w:val="○"/>
+      <w:lvlJc w:val="left"/>
+      <w:pPr>
+        <w:ind w:left="3600" w:hanging="360"/>
+      </w:pPr>
+      <w:rPr>
+        <w:u w:val="none"/>
+      </w:rPr>
+    </w:lvl>
+    <w:lvl w:ilvl="5">
+      <w:start w:val="1"/>
+      <w:numFmt w:val="bullet"/>
+      <w:lvlText w:val="■"/>
+      <w:lvlJc w:val="left"/>
+      <w:pPr>
+        <w:ind w:left="4320" w:hanging="360"/>
+      </w:pPr>
+      <w:rPr>
+        <w:u w:val="none"/>
+      </w:rPr>
+    </w:lvl>
+    <w:lvl w:ilvl="6">
+      <w:start w:val="1"/>
+      <w:numFmt w:val="bullet"/>
+      <w:lvlText w:val="●"/>
+      <w:lvlJc w:val="left"/>
+      <w:pPr>
+        <w:ind w:left="5040" w:hanging="360"/>
+      </w:pPr>
+      <w:rPr>
+        <w:u w:val="none"/>
+      </w:rPr>
+    </w:lvl>
+    <w:lvl w:ilvl="7">
+      <w:start w:val="1"/>
+      <w:numFmt w:val="bullet"/>
+      <w:lvlText w:val="○"/>
+      <w:lvlJc w:val="left"/>
+      <w:pPr>
+        <w:ind w:left="5760" w:hanging="360"/>
+      </w:pPr>
+      <w:rPr>
+        <w:u w:val="none"/>
+      </w:rPr>
+    </w:lvl>
+    <w:lvl w:ilvl="8">
+      <w:start w:val="1"/>
+      <w:numFmt w:val="bullet"/>
+      <w:lvlText w:val="■"/>
+      <w:lvlJc w:val="left"/>
+      <w:pPr>
+        <w:ind w:left="6480" w:hanging="360"/>
+      </w:pPr>
+      <w:rPr>
+        <w:u w:val="none"/>
+      </w:rPr>
+    </w:lvl>
+  </w:abstractNum>
+  <w:abstractNum w:abstractNumId="13">
+    <w:lvl w:ilvl="0">
+      <w:start w:val="1"/>
+      <w:numFmt w:val="bullet"/>
+      <w:lvlText w:val="●"/>
+      <w:lvlJc w:val="left"/>
+      <w:pPr>
+        <w:ind w:left="720" w:hanging="360"/>
+      </w:pPr>
+      <w:rPr>
+        <w:u w:val="none"/>
+      </w:rPr>
+    </w:lvl>
+    <w:lvl w:ilvl="1">
+      <w:start w:val="1"/>
+      <w:numFmt w:val="bullet"/>
+      <w:lvlText w:val="○"/>
+      <w:lvlJc w:val="left"/>
+      <w:pPr>
+        <w:ind w:left="1440" w:hanging="360"/>
+      </w:pPr>
+      <w:rPr>
+        <w:u w:val="none"/>
+      </w:rPr>
+    </w:lvl>
+    <w:lvl w:ilvl="2">
+      <w:start w:val="1"/>
+      <w:numFmt w:val="bullet"/>
+      <w:lvlText w:val="■"/>
+      <w:lvlJc w:val="left"/>
+      <w:pPr>
+        <w:ind w:left="2160" w:hanging="360"/>
+      </w:pPr>
+      <w:rPr>
+        <w:u w:val="none"/>
+      </w:rPr>
+    </w:lvl>
+    <w:lvl w:ilvl="3">
+      <w:start w:val="1"/>
+      <w:numFmt w:val="bullet"/>
+      <w:lvlText w:val="●"/>
+      <w:lvlJc w:val="left"/>
+      <w:pPr>
+        <w:ind w:left="2880" w:hanging="360"/>
+      </w:pPr>
+      <w:rPr>
+        <w:u w:val="none"/>
+      </w:rPr>
+    </w:lvl>
+    <w:lvl w:ilvl="4">
+      <w:start w:val="1"/>
+      <w:numFmt w:val="bullet"/>
+      <w:lvlText w:val="○"/>
+      <w:lvlJc w:val="left"/>
+      <w:pPr>
+        <w:ind w:left="3600" w:hanging="360"/>
+      </w:pPr>
+      <w:rPr>
+        <w:u w:val="none"/>
+      </w:rPr>
+    </w:lvl>
+    <w:lvl w:ilvl="5">
+      <w:start w:val="1"/>
+      <w:numFmt w:val="bullet"/>
+      <w:lvlText w:val="■"/>
+      <w:lvlJc w:val="left"/>
+      <w:pPr>
+        <w:ind w:left="4320" w:hanging="360"/>
+      </w:pPr>
+      <w:rPr>
+        <w:u w:val="none"/>
+      </w:rPr>
+    </w:lvl>
+    <w:lvl w:ilvl="6">
+      <w:start w:val="1"/>
+      <w:numFmt w:val="bullet"/>
+      <w:lvlText w:val="●"/>
+      <w:lvlJc w:val="left"/>
+      <w:pPr>
+        <w:ind w:left="5040" w:hanging="360"/>
+      </w:pPr>
+      <w:rPr>
+        <w:u w:val="none"/>
+      </w:rPr>
+    </w:lvl>
+    <w:lvl w:ilvl="7">
+      <w:start w:val="1"/>
+      <w:numFmt w:val="bullet"/>
+      <w:lvlText w:val="○"/>
+      <w:lvlJc w:val="left"/>
+      <w:pPr>
+        <w:ind w:left="5760" w:hanging="360"/>
+      </w:pPr>
+      <w:rPr>
+        <w:u w:val="none"/>
+      </w:rPr>
+    </w:lvl>
+    <w:lvl w:ilvl="8">
+      <w:start w:val="1"/>
+      <w:numFmt w:val="bullet"/>
+      <w:lvlText w:val="■"/>
+      <w:lvlJc w:val="left"/>
+      <w:pPr>
+        <w:ind w:left="6480" w:hanging="360"/>
+      </w:pPr>
+      <w:rPr>
+        <w:u w:val="none"/>
+      </w:rPr>
+    </w:lvl>
+  </w:abstractNum>
+  <w:abstractNum w:abstractNumId="14">
+    <w:lvl w:ilvl="0">
+      <w:start w:val="1"/>
+      <w:numFmt w:val="bullet"/>
+      <w:lvlText w:val="●"/>
+      <w:lvlJc w:val="left"/>
+      <w:pPr>
+        <w:ind w:left="720" w:hanging="360"/>
+      </w:pPr>
+      <w:rPr>
+        <w:u w:val="none"/>
+      </w:rPr>
+    </w:lvl>
+    <w:lvl w:ilvl="1">
+      <w:start w:val="1"/>
+      <w:numFmt w:val="bullet"/>
+      <w:lvlText w:val="○"/>
+      <w:lvlJc w:val="left"/>
+      <w:pPr>
+        <w:ind w:left="1440" w:hanging="360"/>
+      </w:pPr>
+      <w:rPr>
+        <w:u w:val="none"/>
+      </w:rPr>
+    </w:lvl>
+    <w:lvl w:ilvl="2">
+      <w:start w:val="1"/>
+      <w:numFmt w:val="bullet"/>
+      <w:lvlText w:val="■"/>
+      <w:lvlJc w:val="left"/>
+      <w:pPr>
+        <w:ind w:left="2160" w:hanging="360"/>
+      </w:pPr>
+      <w:rPr>
+        <w:u w:val="none"/>
+      </w:rPr>
+    </w:lvl>
+    <w:lvl w:ilvl="3">
+      <w:start w:val="1"/>
+      <w:numFmt w:val="bullet"/>
+      <w:lvlText w:val="●"/>
+      <w:lvlJc w:val="left"/>
+      <w:pPr>
+        <w:ind w:left="2880" w:hanging="360"/>
+      </w:pPr>
+      <w:rPr>
+        <w:u w:val="none"/>
+      </w:rPr>
+    </w:lvl>
+    <w:lvl w:ilvl="4">
+      <w:start w:val="1"/>
+      <w:numFmt w:val="bullet"/>
+      <w:lvlText w:val="○"/>
+      <w:lvlJc w:val="left"/>
+      <w:pPr>
+        <w:ind w:left="3600" w:hanging="360"/>
+      </w:pPr>
+      <w:rPr>
+        <w:u w:val="none"/>
+      </w:rPr>
+    </w:lvl>
+    <w:lvl w:ilvl="5">
+      <w:start w:val="1"/>
+      <w:numFmt w:val="bullet"/>
+      <w:lvlText w:val="■"/>
+      <w:lvlJc w:val="left"/>
+      <w:pPr>
+        <w:ind w:left="4320" w:hanging="360"/>
+      </w:pPr>
+      <w:rPr>
+        <w:u w:val="none"/>
+      </w:rPr>
+    </w:lvl>
+    <w:lvl w:ilvl="6">
+      <w:start w:val="1"/>
+      <w:numFmt w:val="bullet"/>
+      <w:lvlText w:val="●"/>
+      <w:lvlJc w:val="left"/>
+      <w:pPr>
+        <w:ind w:left="5040" w:hanging="360"/>
+      </w:pPr>
+      <w:rPr>
+        <w:u w:val="none"/>
+      </w:rPr>
+    </w:lvl>
+    <w:lvl w:ilvl="7">
+      <w:start w:val="1"/>
+      <w:numFmt w:val="bullet"/>
+      <w:lvlText w:val="○"/>
+      <w:lvlJc w:val="left"/>
+      <w:pPr>
+        <w:ind w:left="5760" w:hanging="360"/>
+      </w:pPr>
+      <w:rPr>
+        <w:u w:val="none"/>
+      </w:rPr>
+    </w:lvl>
+    <w:lvl w:ilvl="8">
+      <w:start w:val="1"/>
+      <w:numFmt w:val="bullet"/>
+      <w:lvlText w:val="■"/>
+      <w:lvlJc w:val="left"/>
+      <w:pPr>
+        <w:ind w:left="6480" w:hanging="360"/>
+      </w:pPr>
+      <w:rPr>
+        <w:u w:val="none"/>
+      </w:rPr>
+    </w:lvl>
+  </w:abstractNum>
+  <w:abstractNum w:abstractNumId="15">
+    <w:lvl w:ilvl="0">
+      <w:start w:val="1"/>
+      <w:numFmt w:val="bullet"/>
+      <w:lvlText w:val="●"/>
+      <w:lvlJc w:val="left"/>
+      <w:pPr>
+        <w:ind w:left="720" w:hanging="360"/>
+      </w:pPr>
+      <w:rPr>
+        <w:u w:val="none"/>
+      </w:rPr>
+    </w:lvl>
+    <w:lvl w:ilvl="1">
+      <w:start w:val="1"/>
+      <w:numFmt w:val="bullet"/>
+      <w:lvlText w:val="○"/>
+      <w:lvlJc w:val="left"/>
+      <w:pPr>
+        <w:ind w:left="1440" w:hanging="360"/>
+      </w:pPr>
+      <w:rPr>
+        <w:u w:val="none"/>
+      </w:rPr>
+    </w:lvl>
+    <w:lvl w:ilvl="2">
+      <w:start w:val="1"/>
+      <w:numFmt w:val="bullet"/>
+      <w:lvlText w:val="■"/>
+      <w:lvlJc w:val="left"/>
+      <w:pPr>
+        <w:ind w:left="2160" w:hanging="360"/>
+      </w:pPr>
+      <w:rPr>
+        <w:u w:val="none"/>
+      </w:rPr>
+    </w:lvl>
+    <w:lvl w:ilvl="3">
+      <w:start w:val="1"/>
+      <w:numFmt w:val="bullet"/>
+      <w:lvlText w:val="●"/>
+      <w:lvlJc w:val="left"/>
+      <w:pPr>
+        <w:ind w:left="2880" w:hanging="360"/>
+      </w:pPr>
+      <w:rPr>
+        <w:u w:val="none"/>
+      </w:rPr>
+    </w:lvl>
+    <w:lvl w:ilvl="4">
+      <w:start w:val="1"/>
+      <w:numFmt w:val="bullet"/>
+      <w:lvlText w:val="○"/>
+      <w:lvlJc w:val="left"/>
+      <w:pPr>
+        <w:ind w:left="3600" w:hanging="360"/>
+      </w:pPr>
+      <w:rPr>
+        <w:u w:val="none"/>
+      </w:rPr>
+    </w:lvl>
+    <w:lvl w:ilvl="5">
+      <w:start w:val="1"/>
+      <w:numFmt w:val="bullet"/>
+      <w:lvlText w:val="■"/>
+      <w:lvlJc w:val="left"/>
+      <w:pPr>
+        <w:ind w:left="4320" w:hanging="360"/>
+      </w:pPr>
+      <w:rPr>
+        <w:u w:val="none"/>
+      </w:rPr>
+    </w:lvl>
+    <w:lvl w:ilvl="6">
+      <w:start w:val="1"/>
+      <w:numFmt w:val="bullet"/>
+      <w:lvlText w:val="●"/>
+      <w:lvlJc w:val="left"/>
+      <w:pPr>
+        <w:ind w:left="5040" w:hanging="360"/>
+      </w:pPr>
+      <w:rPr>
+        <w:u w:val="none"/>
+      </w:rPr>
+    </w:lvl>
+    <w:lvl w:ilvl="7">
+      <w:start w:val="1"/>
+      <w:numFmt w:val="bullet"/>
+      <w:lvlText w:val="○"/>
+      <w:lvlJc w:val="left"/>
+      <w:pPr>
+        <w:ind w:left="5760" w:hanging="360"/>
+      </w:pPr>
+      <w:rPr>
+        <w:u w:val="none"/>
+      </w:rPr>
+    </w:lvl>
+    <w:lvl w:ilvl="8">
+      <w:start w:val="1"/>
+      <w:numFmt w:val="bullet"/>
+      <w:lvlText w:val="■"/>
+      <w:lvlJc w:val="left"/>
+      <w:pPr>
+        <w:ind w:left="6480" w:hanging="360"/>
+      </w:pPr>
+      <w:rPr>
+        <w:u w:val="none"/>
+      </w:rPr>
+    </w:lvl>
+  </w:abstractNum>
+  <w:abstractNum w:abstractNumId="16">
+    <w:lvl w:ilvl="0">
+      <w:start w:val="1"/>
+      <w:numFmt w:val="bullet"/>
+      <w:lvlText w:val="●"/>
+      <w:lvlJc w:val="left"/>
+      <w:pPr>
+        <w:ind w:left="720" w:hanging="360"/>
+      </w:pPr>
+      <w:rPr>
+        <w:u w:val="none"/>
+      </w:rPr>
+    </w:lvl>
+    <w:lvl w:ilvl="1">
+      <w:start w:val="1"/>
+      <w:numFmt w:val="bullet"/>
+      <w:lvlText w:val="○"/>
+      <w:lvlJc w:val="left"/>
+      <w:pPr>
+        <w:ind w:left="1440" w:hanging="360"/>
+      </w:pPr>
+      <w:rPr>
+        <w:u w:val="none"/>
+      </w:rPr>
+    </w:lvl>
+    <w:lvl w:ilvl="2">
+      <w:start w:val="1"/>
+      <w:numFmt w:val="bullet"/>
+      <w:lvlText w:val="■"/>
+      <w:lvlJc w:val="left"/>
+      <w:pPr>
+        <w:ind w:left="2160" w:hanging="360"/>
+      </w:pPr>
+      <w:rPr>
+        <w:u w:val="none"/>
+      </w:rPr>
+    </w:lvl>
+    <w:lvl w:ilvl="3">
+      <w:start w:val="1"/>
+      <w:numFmt w:val="bullet"/>
+      <w:lvlText w:val="●"/>
+      <w:lvlJc w:val="left"/>
+      <w:pPr>
+        <w:ind w:left="2880" w:hanging="360"/>
+      </w:pPr>
+      <w:rPr>
+        <w:u w:val="none"/>
+      </w:rPr>
+    </w:lvl>
+    <w:lvl w:ilvl="4">
+      <w:start w:val="1"/>
+      <w:numFmt w:val="bullet"/>
+      <w:lvlText w:val="○"/>
+      <w:lvlJc w:val="left"/>
+      <w:pPr>
+        <w:ind w:left="3600" w:hanging="360"/>
+      </w:pPr>
+      <w:rPr>
+        <w:u w:val="none"/>
+      </w:rPr>
+    </w:lvl>
+    <w:lvl w:ilvl="5">
+      <w:start w:val="1"/>
+      <w:numFmt w:val="bullet"/>
+      <w:lvlText w:val="■"/>
+      <w:lvlJc w:val="left"/>
+      <w:pPr>
+        <w:ind w:left="4320" w:hanging="360"/>
+      </w:pPr>
+      <w:rPr>
+        <w:u w:val="none"/>
+      </w:rPr>
+    </w:lvl>
+    <w:lvl w:ilvl="6">
+      <w:start w:val="1"/>
+      <w:numFmt w:val="bullet"/>
+      <w:lvlText w:val="●"/>
+      <w:lvlJc w:val="left"/>
+      <w:pPr>
+        <w:ind w:left="5040" w:hanging="360"/>
+      </w:pPr>
+      <w:rPr>
+        <w:u w:val="none"/>
+      </w:rPr>
+    </w:lvl>
+    <w:lvl w:ilvl="7">
+      <w:start w:val="1"/>
+      <w:numFmt w:val="bullet"/>
+      <w:lvlText w:val="○"/>
+      <w:lvlJc w:val="left"/>
+      <w:pPr>
+        <w:ind w:left="5760" w:hanging="360"/>
+      </w:pPr>
+      <w:rPr>
+        <w:u w:val="none"/>
+      </w:rPr>
+    </w:lvl>
+    <w:lvl w:ilvl="8">
+      <w:start w:val="1"/>
+      <w:numFmt w:val="bullet"/>
+      <w:lvlText w:val="■"/>
+      <w:lvlJc w:val="left"/>
+      <w:pPr>
+        <w:ind w:left="6480" w:hanging="360"/>
+      </w:pPr>
+      <w:rPr>
+        <w:u w:val="none"/>
+      </w:rPr>
+    </w:lvl>
+  </w:abstractNum>
+  <w:abstractNum w:abstractNumId="17">
+    <w:lvl w:ilvl="0">
+      <w:start w:val="1"/>
+      <w:numFmt w:val="bullet"/>
+      <w:lvlText w:val="●"/>
+      <w:lvlJc w:val="left"/>
+      <w:pPr>
+        <w:ind w:left="720" w:hanging="360"/>
+      </w:pPr>
+      <w:rPr>
+        <w:u w:val="none"/>
+      </w:rPr>
+    </w:lvl>
+    <w:lvl w:ilvl="1">
+      <w:start w:val="1"/>
+      <w:numFmt w:val="bullet"/>
+      <w:lvlText w:val="○"/>
+      <w:lvlJc w:val="left"/>
+      <w:pPr>
+        <w:ind w:left="1440" w:hanging="360"/>
+      </w:pPr>
+      <w:rPr>
+        <w:u w:val="none"/>
+      </w:rPr>
+    </w:lvl>
+    <w:lvl w:ilvl="2">
+      <w:start w:val="1"/>
+      <w:numFmt w:val="bullet"/>
+      <w:lvlText w:val="■"/>
+      <w:lvlJc w:val="left"/>
+      <w:pPr>
+        <w:ind w:left="2160" w:hanging="360"/>
+      </w:pPr>
+      <w:rPr>
+        <w:u w:val="none"/>
+      </w:rPr>
+    </w:lvl>
+    <w:lvl w:ilvl="3">
+      <w:start w:val="1"/>
+      <w:numFmt w:val="bullet"/>
+      <w:lvlText w:val="●"/>
+      <w:lvlJc w:val="left"/>
+      <w:pPr>
+        <w:ind w:left="2880" w:hanging="360"/>
+      </w:pPr>
+      <w:rPr>
+        <w:u w:val="none"/>
+      </w:rPr>
+    </w:lvl>
+    <w:lvl w:ilvl="4">
+      <w:start w:val="1"/>
+      <w:numFmt w:val="bullet"/>
+      <w:lvlText w:val="○"/>
+      <w:lvlJc w:val="left"/>
+      <w:pPr>
+        <w:ind w:left="3600" w:hanging="360"/>
+      </w:pPr>
+      <w:rPr>
+        <w:u w:val="none"/>
+      </w:rPr>
+    </w:lvl>
+    <w:lvl w:ilvl="5">
+      <w:start w:val="1"/>
+      <w:numFmt w:val="bullet"/>
+      <w:lvlText w:val="■"/>
+      <w:lvlJc w:val="left"/>
+      <w:pPr>
+        <w:ind w:left="4320" w:hanging="360"/>
+      </w:pPr>
+      <w:rPr>
+        <w:u w:val="none"/>
+      </w:rPr>
+    </w:lvl>
+    <w:lvl w:ilvl="6">
+      <w:start w:val="1"/>
+      <w:numFmt w:val="bullet"/>
+      <w:lvlText w:val="●"/>
+      <w:lvlJc w:val="left"/>
+      <w:pPr>
+        <w:ind w:left="5040" w:hanging="360"/>
+      </w:pPr>
+      <w:rPr>
+        <w:u w:val="none"/>
+      </w:rPr>
+    </w:lvl>
+    <w:lvl w:ilvl="7">
+      <w:start w:val="1"/>
+      <w:numFmt w:val="bullet"/>
+      <w:lvlText w:val="○"/>
+      <w:lvlJc w:val="left"/>
+      <w:pPr>
+        <w:ind w:left="5760" w:hanging="360"/>
+      </w:pPr>
+      <w:rPr>
+        <w:u w:val="none"/>
+      </w:rPr>
+    </w:lvl>
+    <w:lvl w:ilvl="8">
+      <w:start w:val="1"/>
+      <w:numFmt w:val="bullet"/>
+      <w:lvlText w:val="■"/>
+      <w:lvlJc w:val="left"/>
+      <w:pPr>
+        <w:ind w:left="6480" w:hanging="360"/>
+      </w:pPr>
+      <w:rPr>
+        <w:u w:val="none"/>
+      </w:rPr>
+    </w:lvl>
+  </w:abstractNum>
+  <w:abstractNum w:abstractNumId="18">
+    <w:lvl w:ilvl="0">
+      <w:start w:val="1"/>
+      <w:numFmt w:val="bullet"/>
+      <w:lvlText w:val="●"/>
+      <w:lvlJc w:val="left"/>
+      <w:pPr>
+        <w:ind w:left="720" w:hanging="360"/>
+      </w:pPr>
+      <w:rPr>
+        <w:u w:val="none"/>
+      </w:rPr>
+    </w:lvl>
+    <w:lvl w:ilvl="1">
+      <w:start w:val="1"/>
+      <w:numFmt w:val="bullet"/>
+      <w:lvlText w:val="○"/>
+      <w:lvlJc w:val="left"/>
+      <w:pPr>
+        <w:ind w:left="1440" w:hanging="360"/>
+      </w:pPr>
+      <w:rPr>
+        <w:u w:val="none"/>
+      </w:rPr>
+    </w:lvl>
+    <w:lvl w:ilvl="2">
+      <w:start w:val="1"/>
+      <w:numFmt w:val="bullet"/>
+      <w:lvlText w:val="■"/>
+      <w:lvlJc w:val="left"/>
+      <w:pPr>
+        <w:ind w:left="2160" w:hanging="360"/>
+      </w:pPr>
+      <w:rPr>
+        <w:u w:val="none"/>
+      </w:rPr>
+    </w:lvl>
+    <w:lvl w:ilvl="3">
+      <w:start w:val="1"/>
+      <w:numFmt w:val="bullet"/>
+      <w:lvlText w:val="●"/>
+      <w:lvlJc w:val="left"/>
+      <w:pPr>
+        <w:ind w:left="2880" w:hanging="360"/>
+      </w:pPr>
+      <w:rPr>
+        <w:u w:val="none"/>
+      </w:rPr>
+    </w:lvl>
+    <w:lvl w:ilvl="4">
+      <w:start w:val="1"/>
+      <w:numFmt w:val="bullet"/>
+      <w:lvlText w:val="○"/>
+      <w:lvlJc w:val="left"/>
+      <w:pPr>
+        <w:ind w:left="3600" w:hanging="360"/>
+      </w:pPr>
+      <w:rPr>
+        <w:u w:val="none"/>
+      </w:rPr>
+    </w:lvl>
+    <w:lvl w:ilvl="5">
+      <w:start w:val="1"/>
+      <w:numFmt w:val="bullet"/>
+      <w:lvlText w:val="■"/>
+      <w:lvlJc w:val="left"/>
+      <w:pPr>
+        <w:ind w:left="4320" w:hanging="360"/>
+      </w:pPr>
+      <w:rPr>
+        <w:u w:val="none"/>
+      </w:rPr>
+    </w:lvl>
+    <w:lvl w:ilvl="6">
+      <w:start w:val="1"/>
+      <w:numFmt w:val="bullet"/>
+      <w:lvlText w:val="●"/>
+      <w:lvlJc w:val="left"/>
+      <w:pPr>
+        <w:ind w:left="5040" w:hanging="360"/>
+      </w:pPr>
+      <w:rPr>
+        <w:u w:val="none"/>
+      </w:rPr>
+    </w:lvl>
+    <w:lvl w:ilvl="7">
+      <w:start w:val="1"/>
+      <w:numFmt w:val="bullet"/>
+      <w:lvlText w:val="○"/>
+      <w:lvlJc w:val="left"/>
+      <w:pPr>
+        <w:ind w:left="5760" w:hanging="360"/>
+      </w:pPr>
+      <w:rPr>
+        <w:u w:val="none"/>
+      </w:rPr>
+    </w:lvl>
+    <w:lvl w:ilvl="8">
+      <w:start w:val="1"/>
+      <w:numFmt w:val="bullet"/>
+      <w:lvlText w:val="■"/>
+      <w:lvlJc w:val="left"/>
+      <w:pPr>
+        <w:ind w:left="6480" w:hanging="360"/>
+      </w:pPr>
+      <w:rPr>
+        <w:u w:val="none"/>
+      </w:rPr>
+    </w:lvl>
+  </w:abstractNum>
+  <w:abstractNum w:abstractNumId="19">
+    <w:lvl w:ilvl="0">
+      <w:start w:val="1"/>
+      <w:numFmt w:val="bullet"/>
+      <w:lvlText w:val="●"/>
+      <w:lvlJc w:val="left"/>
+      <w:pPr>
+        <w:ind w:left="720" w:hanging="360"/>
+      </w:pPr>
+      <w:rPr>
+        <w:u w:val="none"/>
+      </w:rPr>
+    </w:lvl>
+    <w:lvl w:ilvl="1">
+      <w:start w:val="1"/>
+      <w:numFmt w:val="bullet"/>
+      <w:lvlText w:val="○"/>
+      <w:lvlJc w:val="left"/>
+      <w:pPr>
+        <w:ind w:left="1440" w:hanging="360"/>
+      </w:pPr>
+      <w:rPr>
+        <w:u w:val="none"/>
+      </w:rPr>
+    </w:lvl>
+    <w:lvl w:ilvl="2">
+      <w:start w:val="1"/>
+      <w:numFmt w:val="bullet"/>
+      <w:lvlText w:val="■"/>
+      <w:lvlJc w:val="left"/>
+      <w:pPr>
+        <w:ind w:left="2160" w:hanging="360"/>
+      </w:pPr>
+      <w:rPr>
+        <w:u w:val="none"/>
+      </w:rPr>
+    </w:lvl>
+    <w:lvl w:ilvl="3">
+      <w:start w:val="1"/>
+      <w:numFmt w:val="bullet"/>
+      <w:lvlText w:val="●"/>
+      <w:lvlJc w:val="left"/>
+      <w:pPr>
+        <w:ind w:left="2880" w:hanging="360"/>
+      </w:pPr>
+      <w:rPr>
+        <w:u w:val="none"/>
+      </w:rPr>
+    </w:lvl>
+    <w:lvl w:ilvl="4">
+      <w:start w:val="1"/>
+      <w:numFmt w:val="bullet"/>
+      <w:lvlText w:val="○"/>
+      <w:lvlJc w:val="left"/>
+      <w:pPr>
+        <w:ind w:left="3600" w:hanging="360"/>
+      </w:pPr>
+      <w:rPr>
+        <w:u w:val="none"/>
+      </w:rPr>
+    </w:lvl>
+    <w:lvl w:ilvl="5">
+      <w:start w:val="1"/>
+      <w:numFmt w:val="bullet"/>
+      <w:lvlText w:val="■"/>
+      <w:lvlJc w:val="left"/>
+      <w:pPr>
+        <w:ind w:left="4320" w:hanging="360"/>
+      </w:pPr>
+      <w:rPr>
+        <w:u w:val="none"/>
+      </w:rPr>
+    </w:lvl>
+    <w:lvl w:ilvl="6">
+      <w:start w:val="1"/>
+      <w:numFmt w:val="bullet"/>
+      <w:lvlText w:val="●"/>
+      <w:lvlJc w:val="left"/>
+      <w:pPr>
+        <w:ind w:left="5040" w:hanging="360"/>
+      </w:pPr>
+      <w:rPr>
+        <w:u w:val="none"/>
+      </w:rPr>
+    </w:lvl>
+    <w:lvl w:ilvl="7">
+      <w:start w:val="1"/>
+      <w:numFmt w:val="bullet"/>
+      <w:lvlText w:val="○"/>
+      <w:lvlJc w:val="left"/>
+      <w:pPr>
+        <w:ind w:left="5760" w:hanging="360"/>
+      </w:pPr>
+      <w:rPr>
+        <w:u w:val="none"/>
+      </w:rPr>
+    </w:lvl>
+    <w:lvl w:ilvl="8">
+      <w:start w:val="1"/>
+      <w:numFmt w:val="bullet"/>
+      <w:lvlText w:val="■"/>
+      <w:lvlJc w:val="left"/>
+      <w:pPr>
+        <w:ind w:left="6480" w:hanging="360"/>
+      </w:pPr>
+      <w:rPr>
+        <w:u w:val="none"/>
+      </w:rPr>
+    </w:lvl>
+  </w:abstractNum>
+  <w:abstractNum w:abstractNumId="20">
+    <w:lvl w:ilvl="0">
+      <w:start w:val="1"/>
+      <w:numFmt w:val="bullet"/>
+      <w:lvlText w:val="●"/>
+      <w:lvlJc w:val="left"/>
+      <w:pPr>
+        <w:ind w:left="720" w:hanging="360"/>
+      </w:pPr>
+      <w:rPr>
+        <w:u w:val="none"/>
+      </w:rPr>
+    </w:lvl>
+    <w:lvl w:ilvl="1">
+      <w:start w:val="1"/>
+      <w:numFmt w:val="bullet"/>
+      <w:lvlText w:val="○"/>
+      <w:lvlJc w:val="left"/>
+      <w:pPr>
+        <w:ind w:left="1440" w:hanging="360"/>
+      </w:pPr>
+      <w:rPr>
+        <w:u w:val="none"/>
+      </w:rPr>
+    </w:lvl>
+    <w:lvl w:ilvl="2">
+      <w:start w:val="1"/>
+      <w:numFmt w:val="bullet"/>
+      <w:lvlText w:val="■"/>
+      <w:lvlJc w:val="left"/>
+      <w:pPr>
+        <w:ind w:left="2160" w:hanging="360"/>
+      </w:pPr>
+      <w:rPr>
+        <w:u w:val="none"/>
+      </w:rPr>
+    </w:lvl>
+    <w:lvl w:ilvl="3">
+      <w:start w:val="1"/>
+      <w:numFmt w:val="bullet"/>
+      <w:lvlText w:val="●"/>
+      <w:lvlJc w:val="left"/>
+      <w:pPr>
+        <w:ind w:left="2880" w:hanging="360"/>
+      </w:pPr>
+      <w:rPr>
+        <w:u w:val="none"/>
+      </w:rPr>
+    </w:lvl>
+    <w:lvl w:ilvl="4">
+      <w:start w:val="1"/>
+      <w:numFmt w:val="bullet"/>
+      <w:lvlText w:val="○"/>
+      <w:lvlJc w:val="left"/>
+      <w:pPr>
+        <w:ind w:left="3600" w:hanging="360"/>
+      </w:pPr>
+      <w:rPr>
+        <w:u w:val="none"/>
+      </w:rPr>
+    </w:lvl>
+    <w:lvl w:ilvl="5">
+      <w:start w:val="1"/>
+      <w:numFmt w:val="bullet"/>
+      <w:lvlText w:val="■"/>
+      <w:lvlJc w:val="left"/>
+      <w:pPr>
+        <w:ind w:left="4320" w:hanging="360"/>
+      </w:pPr>
+      <w:rPr>
+        <w:u w:val="none"/>
+      </w:rPr>
+    </w:lvl>
+    <w:lvl w:ilvl="6">
+      <w:start w:val="1"/>
+      <w:numFmt w:val="bullet"/>
+      <w:lvlText w:val="●"/>
+      <w:lvlJc w:val="left"/>
+      <w:pPr>
+        <w:ind w:left="5040" w:hanging="360"/>
+      </w:pPr>
+      <w:rPr>
+        <w:u w:val="none"/>
+      </w:rPr>
+    </w:lvl>
+    <w:lvl w:ilvl="7">
+      <w:start w:val="1"/>
+      <w:numFmt w:val="bullet"/>
+      <w:lvlText w:val="○"/>
+      <w:lvlJc w:val="left"/>
+      <w:pPr>
+        <w:ind w:left="5760" w:hanging="360"/>
+      </w:pPr>
+      <w:rPr>
+        <w:u w:val="none"/>
+      </w:rPr>
+    </w:lvl>
+    <w:lvl w:ilvl="8">
+      <w:start w:val="1"/>
+      <w:numFmt w:val="bullet"/>
+      <w:lvlText w:val="■"/>
+      <w:lvlJc w:val="left"/>
+      <w:pPr>
+        <w:ind w:left="6480" w:hanging="360"/>
+      </w:pPr>
+      <w:rPr>
+        <w:u w:val="none"/>
+      </w:rPr>
+    </w:lvl>
+  </w:abstractNum>
+  <w:abstractNum w:abstractNumId="21">
+    <w:lvl w:ilvl="0">
+      <w:start w:val="1"/>
+      <w:numFmt w:val="bullet"/>
+      <w:lvlText w:val="●"/>
+      <w:lvlJc w:val="left"/>
+      <w:pPr>
+        <w:ind w:left="720" w:hanging="360"/>
+      </w:pPr>
+      <w:rPr>
+        <w:u w:val="none"/>
+      </w:rPr>
+    </w:lvl>
+    <w:lvl w:ilvl="1">
+      <w:start w:val="1"/>
+      <w:numFmt w:val="bullet"/>
+      <w:lvlText w:val="○"/>
+      <w:lvlJc w:val="left"/>
+      <w:pPr>
+        <w:ind w:left="1440" w:hanging="360"/>
+      </w:pPr>
+      <w:rPr>
+        <w:u w:val="none"/>
+      </w:rPr>
+    </w:lvl>
+    <w:lvl w:ilvl="2">
+      <w:start w:val="1"/>
+      <w:numFmt w:val="bullet"/>
+      <w:lvlText w:val="■"/>
+      <w:lvlJc w:val="left"/>
+      <w:pPr>
+        <w:ind w:left="2160" w:hanging="360"/>
+      </w:pPr>
+      <w:rPr>
+        <w:u w:val="none"/>
+      </w:rPr>
+    </w:lvl>
+    <w:lvl w:ilvl="3">
+      <w:start w:val="1"/>
+      <w:numFmt w:val="bullet"/>
+      <w:lvlText w:val="●"/>
+      <w:lvlJc w:val="left"/>
+      <w:pPr>
+        <w:ind w:left="2880" w:hanging="360"/>
+      </w:pPr>
+      <w:rPr>
+        <w:u w:val="none"/>
+      </w:rPr>
+    </w:lvl>
+    <w:lvl w:ilvl="4">
+      <w:start w:val="1"/>
+      <w:numFmt w:val="bullet"/>
+      <w:lvlText w:val="○"/>
+      <w:lvlJc w:val="left"/>
+      <w:pPr>
+        <w:ind w:left="3600" w:hanging="360"/>
+      </w:pPr>
+      <w:rPr>
+        <w:u w:val="none"/>
+      </w:rPr>
+    </w:lvl>
+    <w:lvl w:ilvl="5">
+      <w:start w:val="1"/>
+      <w:numFmt w:val="bullet"/>
+      <w:lvlText w:val="■"/>
+      <w:lvlJc w:val="left"/>
+      <w:pPr>
+        <w:ind w:left="4320" w:hanging="360"/>
+      </w:pPr>
+      <w:rPr>
+        <w:u w:val="none"/>
+      </w:rPr>
+    </w:lvl>
+    <w:lvl w:ilvl="6">
+      <w:start w:val="1"/>
+      <w:numFmt w:val="bullet"/>
+      <w:lvlText w:val="●"/>
+      <w:lvlJc w:val="left"/>
+      <w:pPr>
+        <w:ind w:left="5040" w:hanging="360"/>
+      </w:pPr>
+      <w:rPr>
+        <w:u w:val="none"/>
+      </w:rPr>
+    </w:lvl>
+    <w:lvl w:ilvl="7">
+      <w:start w:val="1"/>
+      <w:numFmt w:val="bullet"/>
+      <w:lvlText w:val="○"/>
+      <w:lvlJc w:val="left"/>
+      <w:pPr>
+        <w:ind w:left="5760" w:hanging="360"/>
+      </w:pPr>
+      <w:rPr>
+        <w:u w:val="none"/>
+      </w:rPr>
+    </w:lvl>
+    <w:lvl w:ilvl="8">
+      <w:start w:val="1"/>
+      <w:numFmt w:val="bullet"/>
+      <w:lvlText w:val="■"/>
+      <w:lvlJc w:val="left"/>
+      <w:pPr>
+        <w:ind w:left="6480" w:hanging="360"/>
+      </w:pPr>
+      <w:rPr>
+        <w:u w:val="none"/>
+      </w:rPr>
+    </w:lvl>
+  </w:abstractNum>
+  <w:abstractNum w:abstractNumId="22">
+    <w:lvl w:ilvl="0">
+      <w:start w:val="1"/>
+      <w:numFmt w:val="bullet"/>
+      <w:lvlText w:val="●"/>
+      <w:lvlJc w:val="left"/>
+      <w:pPr>
+        <w:ind w:left="720" w:hanging="360"/>
+      </w:pPr>
+      <w:rPr>
+        <w:u w:val="none"/>
+      </w:rPr>
+    </w:lvl>
+    <w:lvl w:ilvl="1">
+      <w:start w:val="1"/>
+      <w:numFmt w:val="bullet"/>
+      <w:lvlText w:val="○"/>
+      <w:lvlJc w:val="left"/>
+      <w:pPr>
+        <w:ind w:left="1440" w:hanging="360"/>
+      </w:pPr>
+      <w:rPr>
+        <w:u w:val="none"/>
+      </w:rPr>
+    </w:lvl>
+    <w:lvl w:ilvl="2">
+      <w:start w:val="1"/>
+      <w:numFmt w:val="bullet"/>
+      <w:lvlText w:val="■"/>
+      <w:lvlJc w:val="left"/>
+      <w:pPr>
+        <w:ind w:left="2160" w:hanging="360"/>
+      </w:pPr>
+      <w:rPr>
+        <w:u w:val="none"/>
+      </w:rPr>
+    </w:lvl>
+    <w:lvl w:ilvl="3">
+      <w:start w:val="1"/>
+      <w:numFmt w:val="bullet"/>
+      <w:lvlText w:val="●"/>
+      <w:lvlJc w:val="left"/>
+      <w:pPr>
+        <w:ind w:left="2880" w:hanging="360"/>
+      </w:pPr>
+      <w:rPr>
+        <w:u w:val="none"/>
+      </w:rPr>
+    </w:lvl>
+    <w:lvl w:ilvl="4">
+      <w:start w:val="1"/>
+      <w:numFmt w:val="bullet"/>
+      <w:lvlText w:val="○"/>
+      <w:lvlJc w:val="left"/>
+      <w:pPr>
+        <w:ind w:left="3600" w:hanging="360"/>
+      </w:pPr>
+      <w:rPr>
+        <w:u w:val="none"/>
+      </w:rPr>
+    </w:lvl>
+    <w:lvl w:ilvl="5">
+      <w:start w:val="1"/>
+      <w:numFmt w:val="bullet"/>
+      <w:lvlText w:val="■"/>
+      <w:lvlJc w:val="left"/>
+      <w:pPr>
+        <w:ind w:left="4320" w:hanging="360"/>
+      </w:pPr>
+      <w:rPr>
+        <w:u w:val="none"/>
+      </w:rPr>
+    </w:lvl>
+    <w:lvl w:ilvl="6">
+      <w:start w:val="1"/>
+      <w:numFmt w:val="bullet"/>
+      <w:lvlText w:val="●"/>
+      <w:lvlJc w:val="left"/>
+      <w:pPr>
+        <w:ind w:left="5040" w:hanging="360"/>
+      </w:pPr>
+      <w:rPr>
+        <w:u w:val="none"/>
+      </w:rPr>
+    </w:lvl>
+    <w:lvl w:ilvl="7">
+      <w:start w:val="1"/>
+      <w:numFmt w:val="bullet"/>
+      <w:lvlText w:val="○"/>
+      <w:lvlJc w:val="left"/>
+      <w:pPr>
+        <w:ind w:left="5760" w:hanging="360"/>
+      </w:pPr>
+      <w:rPr>
+        <w:u w:val="none"/>
+      </w:rPr>
+    </w:lvl>
+    <w:lvl w:ilvl="8">
+      <w:start w:val="1"/>
+      <w:numFmt w:val="bullet"/>
+      <w:lvlText w:val="■"/>
+      <w:lvlJc w:val="left"/>
+      <w:pPr>
+        <w:ind w:left="6480" w:hanging="360"/>
+      </w:pPr>
+      <w:rPr>
+        <w:u w:val="none"/>
+      </w:rPr>
+    </w:lvl>
+  </w:abstractNum>
+  <w:abstractNum w:abstractNumId="23">
+    <w:lvl w:ilvl="0">
+      <w:start w:val="1"/>
+      <w:numFmt w:val="bullet"/>
+      <w:lvlText w:val="●"/>
+      <w:lvlJc w:val="left"/>
+      <w:pPr>
+        <w:ind w:left="720" w:hanging="360"/>
+      </w:pPr>
+      <w:rPr>
+        <w:u w:val="none"/>
+      </w:rPr>
+    </w:lvl>
+    <w:lvl w:ilvl="1">
+      <w:start w:val="1"/>
+      <w:numFmt w:val="bullet"/>
+      <w:lvlText w:val="○"/>
+      <w:lvlJc w:val="left"/>
+      <w:pPr>
+        <w:ind w:left="1440" w:hanging="360"/>
+      </w:pPr>
+      <w:rPr>
+        <w:u w:val="none"/>
+      </w:rPr>
+    </w:lvl>
+    <w:lvl w:ilvl="2">
+      <w:start w:val="1"/>
+      <w:numFmt w:val="bullet"/>
+      <w:lvlText w:val="■"/>
+      <w:lvlJc w:val="left"/>
+      <w:pPr>
+        <w:ind w:left="2160" w:hanging="360"/>
+      </w:pPr>
+      <w:rPr>
+        <w:u w:val="none"/>
+      </w:rPr>
+    </w:lvl>
+    <w:lvl w:ilvl="3">
+      <w:start w:val="1"/>
+      <w:numFmt w:val="bullet"/>
+      <w:lvlText w:val="●"/>
+      <w:lvlJc w:val="left"/>
+      <w:pPr>
+        <w:ind w:left="2880" w:hanging="360"/>
+      </w:pPr>
+      <w:rPr>
+        <w:u w:val="none"/>
+      </w:rPr>
+    </w:lvl>
+    <w:lvl w:ilvl="4">
+      <w:start w:val="1"/>
+      <w:numFmt w:val="bullet"/>
+      <w:lvlText w:val="○"/>
+      <w:lvlJc w:val="left"/>
+      <w:pPr>
+        <w:ind w:left="3600" w:hanging="360"/>
+      </w:pPr>
+      <w:rPr>
+        <w:u w:val="none"/>
+      </w:rPr>
+    </w:lvl>
+    <w:lvl w:ilvl="5">
+      <w:start w:val="1"/>
+      <w:numFmt w:val="bullet"/>
+      <w:lvlText w:val="■"/>
+      <w:lvlJc w:val="left"/>
+      <w:pPr>
+        <w:ind w:left="4320" w:hanging="360"/>
+      </w:pPr>
+      <w:rPr>
+        <w:u w:val="none"/>
+      </w:rPr>
+    </w:lvl>
+    <w:lvl w:ilvl="6">
+      <w:start w:val="1"/>
+      <w:numFmt w:val="bullet"/>
+      <w:lvlText w:val="●"/>
+      <w:lvlJc w:val="left"/>
+      <w:pPr>
+        <w:ind w:left="5040" w:hanging="360"/>
+      </w:pPr>
+      <w:rPr>
+        <w:u w:val="none"/>
+      </w:rPr>
+    </w:lvl>
+    <w:lvl w:ilvl="7">
+      <w:start w:val="1"/>
+      <w:numFmt w:val="bullet"/>
+      <w:lvlText w:val="○"/>
+      <w:lvlJc w:val="left"/>
+      <w:pPr>
+        <w:ind w:left="5760" w:hanging="360"/>
+      </w:pPr>
+      <w:rPr>
+        <w:u w:val="none"/>
+      </w:rPr>
+    </w:lvl>
+    <w:lvl w:ilvl="8">
+      <w:start w:val="1"/>
+      <w:numFmt w:val="bullet"/>
+      <w:lvlText w:val="■"/>
+      <w:lvlJc w:val="left"/>
+      <w:pPr>
+        <w:ind w:left="6480" w:hanging="360"/>
+      </w:pPr>
+      <w:rPr>
+        <w:u w:val="none"/>
+      </w:rPr>
+    </w:lvl>
+  </w:abstractNum>
+  <w:abstractNum w:abstractNumId="24">
+    <w:lvl w:ilvl="0">
+      <w:start w:val="1"/>
+      <w:numFmt w:val="bullet"/>
+      <w:lvlText w:val="●"/>
+      <w:lvlJc w:val="left"/>
+      <w:pPr>
+        <w:ind w:left="720" w:hanging="360"/>
+      </w:pPr>
+      <w:rPr>
+        <w:u w:val="none"/>
+      </w:rPr>
+    </w:lvl>
+    <w:lvl w:ilvl="1">
+      <w:start w:val="1"/>
+      <w:numFmt w:val="bullet"/>
+      <w:lvlText w:val="○"/>
+      <w:lvlJc w:val="left"/>
+      <w:pPr>
+        <w:ind w:left="1440" w:hanging="360"/>
+      </w:pPr>
+      <w:rPr>
+        <w:u w:val="none"/>
+      </w:rPr>
+    </w:lvl>
+    <w:lvl w:ilvl="2">
+      <w:start w:val="1"/>
+      <w:numFmt w:val="bullet"/>
+      <w:lvlText w:val="■"/>
+      <w:lvlJc w:val="left"/>
+      <w:pPr>
+        <w:ind w:left="2160" w:hanging="360"/>
+      </w:pPr>
+      <w:rPr>
+        <w:u w:val="none"/>
+      </w:rPr>
+    </w:lvl>
+    <w:lvl w:ilvl="3">
+      <w:start w:val="1"/>
+      <w:numFmt w:val="bullet"/>
+      <w:lvlText w:val="●"/>
+      <w:lvlJc w:val="left"/>
+      <w:pPr>
+        <w:ind w:left="2880" w:hanging="360"/>
+      </w:pPr>
+      <w:rPr>
+        <w:u w:val="none"/>
+      </w:rPr>
+    </w:lvl>
+    <w:lvl w:ilvl="4">
+      <w:start w:val="1"/>
+      <w:numFmt w:val="bullet"/>
+      <w:lvlText w:val="○"/>
+      <w:lvlJc w:val="left"/>
+      <w:pPr>
+        <w:ind w:left="3600" w:hanging="360"/>
+      </w:pPr>
+      <w:rPr>
+        <w:u w:val="none"/>
+      </w:rPr>
+    </w:lvl>
+    <w:lvl w:ilvl="5">
+      <w:start w:val="1"/>
+      <w:numFmt w:val="bullet"/>
+      <w:lvlText w:val="■"/>
+      <w:lvlJc w:val="left"/>
+      <w:pPr>
+        <w:ind w:left="4320" w:hanging="360"/>
+      </w:pPr>
+      <w:rPr>
+        <w:u w:val="none"/>
+      </w:rPr>
+    </w:lvl>
+    <w:lvl w:ilvl="6">
+      <w:start w:val="1"/>
+      <w:numFmt w:val="bullet"/>
+      <w:lvlText w:val="●"/>
+      <w:lvlJc w:val="left"/>
+      <w:pPr>
+        <w:ind w:left="5040" w:hanging="360"/>
+      </w:pPr>
+      <w:rPr>
+        <w:u w:val="none"/>
+      </w:rPr>
+    </w:lvl>
+    <w:lvl w:ilvl="7">
+      <w:start w:val="1"/>
+      <w:numFmt w:val="bullet"/>
+      <w:lvlText w:val="○"/>
+      <w:lvlJc w:val="left"/>
+      <w:pPr>
+        <w:ind w:left="5760" w:hanging="360"/>
+      </w:pPr>
+      <w:rPr>
+        <w:u w:val="none"/>
+      </w:rPr>
+    </w:lvl>
+    <w:lvl w:ilvl="8">
+      <w:start w:val="1"/>
+      <w:numFmt w:val="bullet"/>
+      <w:lvlText w:val="■"/>
+      <w:lvlJc w:val="left"/>
+      <w:pPr>
+        <w:ind w:left="6480" w:hanging="360"/>
+      </w:pPr>
+      <w:rPr>
+        <w:u w:val="none"/>
+      </w:rPr>
+    </w:lvl>
+  </w:abstractNum>
+  <w:abstractNum w:abstractNumId="25">
+    <w:lvl w:ilvl="0">
+      <w:start w:val="1"/>
+      <w:numFmt w:val="bullet"/>
+      <w:lvlText w:val="●"/>
+      <w:lvlJc w:val="left"/>
+      <w:pPr>
+        <w:ind w:left="720" w:hanging="360"/>
+      </w:pPr>
+      <w:rPr>
+        <w:u w:val="none"/>
+      </w:rPr>
+    </w:lvl>
+    <w:lvl w:ilvl="1">
+      <w:start w:val="1"/>
+      <w:numFmt w:val="bullet"/>
+      <w:lvlText w:val="○"/>
+      <w:lvlJc w:val="left"/>
+      <w:pPr>
+        <w:ind w:left="1440" w:hanging="360"/>
+      </w:pPr>
+      <w:rPr>
+        <w:u w:val="none"/>
+      </w:rPr>
+    </w:lvl>
+    <w:lvl w:ilvl="2">
+      <w:start w:val="1"/>
+      <w:numFmt w:val="bullet"/>
+      <w:lvlText w:val="■"/>
+      <w:lvlJc w:val="left"/>
+      <w:pPr>
+        <w:ind w:left="2160" w:hanging="360"/>
+      </w:pPr>
+      <w:rPr>
+        <w:u w:val="none"/>
+      </w:rPr>
+    </w:lvl>
+    <w:lvl w:ilvl="3">
+      <w:start w:val="1"/>
+      <w:numFmt w:val="bullet"/>
+      <w:lvlText w:val="●"/>
+      <w:lvlJc w:val="left"/>
+      <w:pPr>
+        <w:ind w:left="2880" w:hanging="360"/>
+      </w:pPr>
+      <w:rPr>
+        <w:u w:val="none"/>
+      </w:rPr>
+    </w:lvl>
+    <w:lvl w:ilvl="4">
+      <w:start w:val="1"/>
+      <w:numFmt w:val="bullet"/>
+      <w:lvlText w:val="○"/>
+      <w:lvlJc w:val="left"/>
+      <w:pPr>
+        <w:ind w:left="3600" w:hanging="360"/>
+      </w:pPr>
+      <w:rPr>
+        <w:u w:val="none"/>
+      </w:rPr>
+    </w:lvl>
+    <w:lvl w:ilvl="5">
+      <w:start w:val="1"/>
+      <w:numFmt w:val="bullet"/>
+      <w:lvlText w:val="■"/>
+      <w:lvlJc w:val="left"/>
+      <w:pPr>
+        <w:ind w:left="4320" w:hanging="360"/>
+      </w:pPr>
+      <w:rPr>
+        <w:u w:val="none"/>
+      </w:rPr>
+    </w:lvl>
+    <w:lvl w:ilvl="6">
+      <w:start w:val="1"/>
+      <w:numFmt w:val="bullet"/>
+      <w:lvlText w:val="●"/>
+      <w:lvlJc w:val="left"/>
+      <w:pPr>
+        <w:ind w:left="5040" w:hanging="360"/>
+      </w:pPr>
+      <w:rPr>
+        <w:u w:val="none"/>
+      </w:rPr>
+    </w:lvl>
+    <w:lvl w:ilvl="7">
+      <w:start w:val="1"/>
+      <w:numFmt w:val="bullet"/>
+      <w:lvlText w:val="○"/>
+      <w:lvlJc w:val="left"/>
+      <w:pPr>
+        <w:ind w:left="5760" w:hanging="360"/>
+      </w:pPr>
+      <w:rPr>
+        <w:u w:val="none"/>
+      </w:rPr>
+    </w:lvl>
+    <w:lvl w:ilvl="8">
+      <w:start w:val="1"/>
+      <w:numFmt w:val="bullet"/>
+      <w:lvlText w:val="■"/>
+      <w:lvlJc w:val="left"/>
+      <w:pPr>
+        <w:ind w:left="6480" w:hanging="360"/>
+      </w:pPr>
+      <w:rPr>
+        <w:u w:val="none"/>
+      </w:rPr>
+    </w:lvl>
+  </w:abstractNum>
+  <w:abstractNum w:abstractNumId="26">
+    <w:lvl w:ilvl="0">
+      <w:start w:val="1"/>
+      <w:numFmt w:val="bullet"/>
+      <w:lvlText w:val="●"/>
+      <w:lvlJc w:val="left"/>
+      <w:pPr>
+        <w:ind w:left="720" w:hanging="360"/>
+      </w:pPr>
+      <w:rPr>
+        <w:u w:val="none"/>
+      </w:rPr>
+    </w:lvl>
+    <w:lvl w:ilvl="1">
+      <w:start w:val="1"/>
+      <w:numFmt w:val="bullet"/>
+      <w:lvlText w:val="○"/>
+      <w:lvlJc w:val="left"/>
+      <w:pPr>
+        <w:ind w:left="1440" w:hanging="360"/>
+      </w:pPr>
+      <w:rPr>
+        <w:u w:val="none"/>
+      </w:rPr>
+    </w:lvl>
+    <w:lvl w:ilvl="2">
+      <w:start w:val="1"/>
+      <w:numFmt w:val="bullet"/>
+      <w:lvlText w:val="■"/>
+      <w:lvlJc w:val="left"/>
+      <w:pPr>
+        <w:ind w:left="2160" w:hanging="360"/>
+      </w:pPr>
+      <w:rPr>
+        <w:u w:val="none"/>
+      </w:rPr>
+    </w:lvl>
+    <w:lvl w:ilvl="3">
+      <w:start w:val="1"/>
+      <w:numFmt w:val="bullet"/>
+      <w:lvlText w:val="●"/>
+      <w:lvlJc w:val="left"/>
+      <w:pPr>
+        <w:ind w:left="2880" w:hanging="360"/>
+      </w:pPr>
+      <w:rPr>
+        <w:u w:val="none"/>
+      </w:rPr>
+    </w:lvl>
+    <w:lvl w:ilvl="4">
+      <w:start w:val="1"/>
+      <w:numFmt w:val="bullet"/>
+      <w:lvlText w:val="○"/>
+      <w:lvlJc w:val="left"/>
+      <w:pPr>
+        <w:ind w:left="3600" w:hanging="360"/>
+      </w:pPr>
+      <w:rPr>
+        <w:u w:val="none"/>
+      </w:rPr>
+    </w:lvl>
+    <w:lvl w:ilvl="5">
+      <w:start w:val="1"/>
+      <w:numFmt w:val="bullet"/>
+      <w:lvlText w:val="■"/>
+      <w:lvlJc w:val="left"/>
+      <w:pPr>
+        <w:ind w:left="4320" w:hanging="360"/>
+      </w:pPr>
+      <w:rPr>
+        <w:u w:val="none"/>
+      </w:rPr>
+    </w:lvl>
+    <w:lvl w:ilvl="6">
+      <w:start w:val="1"/>
+      <w:numFmt w:val="bullet"/>
+      <w:lvlText w:val="●"/>
+      <w:lvlJc w:val="left"/>
+      <w:pPr>
+        <w:ind w:left="5040" w:hanging="360"/>
+      </w:pPr>
+      <w:rPr>
+        <w:u w:val="none"/>
+      </w:rPr>
+    </w:lvl>
+    <w:lvl w:ilvl="7">
+      <w:start w:val="1"/>
+      <w:numFmt w:val="bullet"/>
+      <w:lvlText w:val="○"/>
+      <w:lvlJc w:val="left"/>
+      <w:pPr>
+        <w:ind w:left="5760" w:hanging="360"/>
+      </w:pPr>
+      <w:rPr>
+        <w:u w:val="none"/>
+      </w:rPr>
+    </w:lvl>
+    <w:lvl w:ilvl="8">
+      <w:start w:val="1"/>
+      <w:numFmt w:val="bullet"/>
+      <w:lvlText w:val="■"/>
+      <w:lvlJc w:val="left"/>
+      <w:pPr>
+        <w:ind w:left="6480" w:hanging="360"/>
+      </w:pPr>
+      <w:rPr>
+        <w:u w:val="none"/>
+      </w:rPr>
+    </w:lvl>
+  </w:abstractNum>
+  <w:abstractNum w:abstractNumId="27">
+    <w:lvl w:ilvl="0">
+      <w:start w:val="1"/>
+      <w:numFmt w:val="bullet"/>
+      <w:lvlText w:val="●"/>
+      <w:lvlJc w:val="left"/>
+      <w:pPr>
+        <w:ind w:left="720" w:hanging="360"/>
+      </w:pPr>
+      <w:rPr>
+        <w:u w:val="none"/>
+      </w:rPr>
+    </w:lvl>
+    <w:lvl w:ilvl="1">
+      <w:start w:val="1"/>
+      <w:numFmt w:val="bullet"/>
+      <w:lvlText w:val="○"/>
+      <w:lvlJc w:val="left"/>
+      <w:pPr>
+        <w:ind w:left="1440" w:hanging="360"/>
+      </w:pPr>
+      <w:rPr>
+        <w:u w:val="none"/>
+      </w:rPr>
+    </w:lvl>
+    <w:lvl w:ilvl="2">
+      <w:start w:val="1"/>
+      <w:numFmt w:val="bullet"/>
+      <w:lvlText w:val="■"/>
+      <w:lvlJc w:val="left"/>
+      <w:pPr>
+        <w:ind w:left="2160" w:hanging="360"/>
+      </w:pPr>
+      <w:rPr>
+        <w:u w:val="none"/>
+      </w:rPr>
+    </w:lvl>
+    <w:lvl w:ilvl="3">
+      <w:start w:val="1"/>
+      <w:numFmt w:val="bullet"/>
+      <w:lvlText w:val="●"/>
+      <w:lvlJc w:val="left"/>
+      <w:pPr>
+        <w:ind w:left="2880" w:hanging="360"/>
+      </w:pPr>
+      <w:rPr>
+        <w:u w:val="none"/>
+      </w:rPr>
+    </w:lvl>
+    <w:lvl w:ilvl="4">
+      <w:start w:val="1"/>
+      <w:numFmt w:val="bullet"/>
+      <w:lvlText w:val="○"/>
+      <w:lvlJc w:val="left"/>
+      <w:pPr>
+        <w:ind w:left="3600" w:hanging="360"/>
+      </w:pPr>
+      <w:rPr>
+        <w:u w:val="none"/>
+      </w:rPr>
+    </w:lvl>
+    <w:lvl w:ilvl="5">
+      <w:start w:val="1"/>
+      <w:numFmt w:val="bullet"/>
+      <w:lvlText w:val="■"/>
+      <w:lvlJc w:val="left"/>
+      <w:pPr>
+        <w:ind w:left="4320" w:hanging="360"/>
+      </w:pPr>
+      <w:rPr>
+        <w:u w:val="none"/>
+      </w:rPr>
+    </w:lvl>
+    <w:lvl w:ilvl="6">
+      <w:start w:val="1"/>
+      <w:numFmt w:val="bullet"/>
+      <w:lvlText w:val="●"/>
+      <w:lvlJc w:val="left"/>
+      <w:pPr>
+        <w:ind w:left="5040" w:hanging="360"/>
+      </w:pPr>
+      <w:rPr>
+        <w:u w:val="none"/>
+      </w:rPr>
+    </w:lvl>
+    <w:lvl w:ilvl="7">
+      <w:start w:val="1"/>
+      <w:numFmt w:val="bullet"/>
+      <w:lvlText w:val="○"/>
+      <w:lvlJc w:val="left"/>
+      <w:pPr>
+        <w:ind w:left="5760" w:hanging="360"/>
+      </w:pPr>
+      <w:rPr>
+        <w:u w:val="none"/>
+      </w:rPr>
+    </w:lvl>
+    <w:lvl w:ilvl="8">
+      <w:start w:val="1"/>
+      <w:numFmt w:val="bullet"/>
+      <w:lvlText w:val="■"/>
+      <w:lvlJc w:val="left"/>
+      <w:pPr>
+        <w:ind w:left="6480" w:hanging="360"/>
+      </w:pPr>
+      <w:rPr>
+        <w:u w:val="none"/>
+      </w:rPr>
+    </w:lvl>
+  </w:abstractNum>
+  <w:abstractNum w:abstractNumId="28">
+    <w:lvl w:ilvl="0">
+      <w:start w:val="1"/>
       <w:numFmt w:val="decimal"/>
       <w:lvlText w:val="%1."/>
       <w:lvlJc w:val="left"/>
@@ -7280,7 +13634,337 @@
       </w:rPr>
     </w:lvl>
   </w:abstractNum>
-  <w:abstractNum w:abstractNumId="7">
+  <w:abstractNum w:abstractNumId="29">
+    <w:lvl w:ilvl="0">
+      <w:start w:val="1"/>
+      <w:numFmt w:val="bullet"/>
+      <w:lvlText w:val="●"/>
+      <w:lvlJc w:val="left"/>
+      <w:pPr>
+        <w:ind w:left="720" w:hanging="360"/>
+      </w:pPr>
+      <w:rPr>
+        <w:u w:val="none"/>
+      </w:rPr>
+    </w:lvl>
+    <w:lvl w:ilvl="1">
+      <w:start w:val="1"/>
+      <w:numFmt w:val="bullet"/>
+      <w:lvlText w:val="○"/>
+      <w:lvlJc w:val="left"/>
+      <w:pPr>
+        <w:ind w:left="1440" w:hanging="360"/>
+      </w:pPr>
+      <w:rPr>
+        <w:u w:val="none"/>
+      </w:rPr>
+    </w:lvl>
+    <w:lvl w:ilvl="2">
+      <w:start w:val="1"/>
+      <w:numFmt w:val="bullet"/>
+      <w:lvlText w:val="■"/>
+      <w:lvlJc w:val="left"/>
+      <w:pPr>
+        <w:ind w:left="2160" w:hanging="360"/>
+      </w:pPr>
+      <w:rPr>
+        <w:u w:val="none"/>
+      </w:rPr>
+    </w:lvl>
+    <w:lvl w:ilvl="3">
+      <w:start w:val="1"/>
+      <w:numFmt w:val="bullet"/>
+      <w:lvlText w:val="●"/>
+      <w:lvlJc w:val="left"/>
+      <w:pPr>
+        <w:ind w:left="2880" w:hanging="360"/>
+      </w:pPr>
+      <w:rPr>
+        <w:u w:val="none"/>
+      </w:rPr>
+    </w:lvl>
+    <w:lvl w:ilvl="4">
+      <w:start w:val="1"/>
+      <w:numFmt w:val="bullet"/>
+      <w:lvlText w:val="○"/>
+      <w:lvlJc w:val="left"/>
+      <w:pPr>
+        <w:ind w:left="3600" w:hanging="360"/>
+      </w:pPr>
+      <w:rPr>
+        <w:u w:val="none"/>
+      </w:rPr>
+    </w:lvl>
+    <w:lvl w:ilvl="5">
+      <w:start w:val="1"/>
+      <w:numFmt w:val="bullet"/>
+      <w:lvlText w:val="■"/>
+      <w:lvlJc w:val="left"/>
+      <w:pPr>
+        <w:ind w:left="4320" w:hanging="360"/>
+      </w:pPr>
+      <w:rPr>
+        <w:u w:val="none"/>
+      </w:rPr>
+    </w:lvl>
+    <w:lvl w:ilvl="6">
+      <w:start w:val="1"/>
+      <w:numFmt w:val="bullet"/>
+      <w:lvlText w:val="●"/>
+      <w:lvlJc w:val="left"/>
+      <w:pPr>
+        <w:ind w:left="5040" w:hanging="360"/>
+      </w:pPr>
+      <w:rPr>
+        <w:u w:val="none"/>
+      </w:rPr>
+    </w:lvl>
+    <w:lvl w:ilvl="7">
+      <w:start w:val="1"/>
+      <w:numFmt w:val="bullet"/>
+      <w:lvlText w:val="○"/>
+      <w:lvlJc w:val="left"/>
+      <w:pPr>
+        <w:ind w:left="5760" w:hanging="360"/>
+      </w:pPr>
+      <w:rPr>
+        <w:u w:val="none"/>
+      </w:rPr>
+    </w:lvl>
+    <w:lvl w:ilvl="8">
+      <w:start w:val="1"/>
+      <w:numFmt w:val="bullet"/>
+      <w:lvlText w:val="■"/>
+      <w:lvlJc w:val="left"/>
+      <w:pPr>
+        <w:ind w:left="6480" w:hanging="360"/>
+      </w:pPr>
+      <w:rPr>
+        <w:u w:val="none"/>
+      </w:rPr>
+    </w:lvl>
+  </w:abstractNum>
+  <w:abstractNum w:abstractNumId="30">
+    <w:lvl w:ilvl="0">
+      <w:start w:val="1"/>
+      <w:numFmt w:val="bullet"/>
+      <w:lvlText w:val="●"/>
+      <w:lvlJc w:val="left"/>
+      <w:pPr>
+        <w:ind w:left="720" w:hanging="360"/>
+      </w:pPr>
+      <w:rPr>
+        <w:u w:val="none"/>
+      </w:rPr>
+    </w:lvl>
+    <w:lvl w:ilvl="1">
+      <w:start w:val="1"/>
+      <w:numFmt w:val="bullet"/>
+      <w:lvlText w:val="○"/>
+      <w:lvlJc w:val="left"/>
+      <w:pPr>
+        <w:ind w:left="1440" w:hanging="360"/>
+      </w:pPr>
+      <w:rPr>
+        <w:u w:val="none"/>
+      </w:rPr>
+    </w:lvl>
+    <w:lvl w:ilvl="2">
+      <w:start w:val="1"/>
+      <w:numFmt w:val="bullet"/>
+      <w:lvlText w:val="■"/>
+      <w:lvlJc w:val="left"/>
+      <w:pPr>
+        <w:ind w:left="2160" w:hanging="360"/>
+      </w:pPr>
+      <w:rPr>
+        <w:u w:val="none"/>
+      </w:rPr>
+    </w:lvl>
+    <w:lvl w:ilvl="3">
+      <w:start w:val="1"/>
+      <w:numFmt w:val="bullet"/>
+      <w:lvlText w:val="●"/>
+      <w:lvlJc w:val="left"/>
+      <w:pPr>
+        <w:ind w:left="2880" w:hanging="360"/>
+      </w:pPr>
+      <w:rPr>
+        <w:u w:val="none"/>
+      </w:rPr>
+    </w:lvl>
+    <w:lvl w:ilvl="4">
+      <w:start w:val="1"/>
+      <w:numFmt w:val="bullet"/>
+      <w:lvlText w:val="○"/>
+      <w:lvlJc w:val="left"/>
+      <w:pPr>
+        <w:ind w:left="3600" w:hanging="360"/>
+      </w:pPr>
+      <w:rPr>
+        <w:u w:val="none"/>
+      </w:rPr>
+    </w:lvl>
+    <w:lvl w:ilvl="5">
+      <w:start w:val="1"/>
+      <w:numFmt w:val="bullet"/>
+      <w:lvlText w:val="■"/>
+      <w:lvlJc w:val="left"/>
+      <w:pPr>
+        <w:ind w:left="4320" w:hanging="360"/>
+      </w:pPr>
+      <w:rPr>
+        <w:u w:val="none"/>
+      </w:rPr>
+    </w:lvl>
+    <w:lvl w:ilvl="6">
+      <w:start w:val="1"/>
+      <w:numFmt w:val="bullet"/>
+      <w:lvlText w:val="●"/>
+      <w:lvlJc w:val="left"/>
+      <w:pPr>
+        <w:ind w:left="5040" w:hanging="360"/>
+      </w:pPr>
+      <w:rPr>
+        <w:u w:val="none"/>
+      </w:rPr>
+    </w:lvl>
+    <w:lvl w:ilvl="7">
+      <w:start w:val="1"/>
+      <w:numFmt w:val="bullet"/>
+      <w:lvlText w:val="○"/>
+      <w:lvlJc w:val="left"/>
+      <w:pPr>
+        <w:ind w:left="5760" w:hanging="360"/>
+      </w:pPr>
+      <w:rPr>
+        <w:u w:val="none"/>
+      </w:rPr>
+    </w:lvl>
+    <w:lvl w:ilvl="8">
+      <w:start w:val="1"/>
+      <w:numFmt w:val="bullet"/>
+      <w:lvlText w:val="■"/>
+      <w:lvlJc w:val="left"/>
+      <w:pPr>
+        <w:ind w:left="6480" w:hanging="360"/>
+      </w:pPr>
+      <w:rPr>
+        <w:u w:val="none"/>
+      </w:rPr>
+    </w:lvl>
+  </w:abstractNum>
+  <w:abstractNum w:abstractNumId="31">
+    <w:lvl w:ilvl="0">
+      <w:start w:val="1"/>
+      <w:numFmt w:val="bullet"/>
+      <w:lvlText w:val="●"/>
+      <w:lvlJc w:val="left"/>
+      <w:pPr>
+        <w:ind w:left="720" w:hanging="360"/>
+      </w:pPr>
+      <w:rPr>
+        <w:u w:val="none"/>
+      </w:rPr>
+    </w:lvl>
+    <w:lvl w:ilvl="1">
+      <w:start w:val="1"/>
+      <w:numFmt w:val="bullet"/>
+      <w:lvlText w:val="○"/>
+      <w:lvlJc w:val="left"/>
+      <w:pPr>
+        <w:ind w:left="1440" w:hanging="360"/>
+      </w:pPr>
+      <w:rPr>
+        <w:u w:val="none"/>
+      </w:rPr>
+    </w:lvl>
+    <w:lvl w:ilvl="2">
+      <w:start w:val="1"/>
+      <w:numFmt w:val="bullet"/>
+      <w:lvlText w:val="■"/>
+      <w:lvlJc w:val="left"/>
+      <w:pPr>
+        <w:ind w:left="2160" w:hanging="360"/>
+      </w:pPr>
+      <w:rPr>
+        <w:u w:val="none"/>
+      </w:rPr>
+    </w:lvl>
+    <w:lvl w:ilvl="3">
+      <w:start w:val="1"/>
+      <w:numFmt w:val="bullet"/>
+      <w:lvlText w:val="●"/>
+      <w:lvlJc w:val="left"/>
+      <w:pPr>
+        <w:ind w:left="2880" w:hanging="360"/>
+      </w:pPr>
+      <w:rPr>
+        <w:u w:val="none"/>
+      </w:rPr>
+    </w:lvl>
+    <w:lvl w:ilvl="4">
+      <w:start w:val="1"/>
+      <w:numFmt w:val="bullet"/>
+      <w:lvlText w:val="○"/>
+      <w:lvlJc w:val="left"/>
+      <w:pPr>
+        <w:ind w:left="3600" w:hanging="360"/>
+      </w:pPr>
+      <w:rPr>
+        <w:u w:val="none"/>
+      </w:rPr>
+    </w:lvl>
+    <w:lvl w:ilvl="5">
+      <w:start w:val="1"/>
+      <w:numFmt w:val="bullet"/>
+      <w:lvlText w:val="■"/>
+      <w:lvlJc w:val="left"/>
+      <w:pPr>
+        <w:ind w:left="4320" w:hanging="360"/>
+      </w:pPr>
+      <w:rPr>
+        <w:u w:val="none"/>
+      </w:rPr>
+    </w:lvl>
+    <w:lvl w:ilvl="6">
+      <w:start w:val="1"/>
+      <w:numFmt w:val="bullet"/>
+      <w:lvlText w:val="●"/>
+      <w:lvlJc w:val="left"/>
+      <w:pPr>
+        <w:ind w:left="5040" w:hanging="360"/>
+      </w:pPr>
+      <w:rPr>
+        <w:u w:val="none"/>
+      </w:rPr>
+    </w:lvl>
+    <w:lvl w:ilvl="7">
+      <w:start w:val="1"/>
+      <w:numFmt w:val="bullet"/>
+      <w:lvlText w:val="○"/>
+      <w:lvlJc w:val="left"/>
+      <w:pPr>
+        <w:ind w:left="5760" w:hanging="360"/>
+      </w:pPr>
+      <w:rPr>
+        <w:u w:val="none"/>
+      </w:rPr>
+    </w:lvl>
+    <w:lvl w:ilvl="8">
+      <w:start w:val="1"/>
+      <w:numFmt w:val="bullet"/>
+      <w:lvlText w:val="■"/>
+      <w:lvlJc w:val="left"/>
+      <w:pPr>
+        <w:ind w:left="6480" w:hanging="360"/>
+      </w:pPr>
+      <w:rPr>
+        <w:u w:val="none"/>
+      </w:rPr>
+    </w:lvl>
+  </w:abstractNum>
+  <w:abstractNum w:abstractNumId="32">
     <w:lvl w:ilvl="0">
       <w:start w:val="1"/>
       <w:numFmt w:val="decimal"/>
@@ -7410,6 +14094,81 @@
   </w:num>
   <w:num w:numId="7">
     <w:abstractNumId w:val="7"/>
+  </w:num>
+  <w:num w:numId="8">
+    <w:abstractNumId w:val="8"/>
+  </w:num>
+  <w:num w:numId="9">
+    <w:abstractNumId w:val="9"/>
+  </w:num>
+  <w:num w:numId="10">
+    <w:abstractNumId w:val="10"/>
+  </w:num>
+  <w:num w:numId="11">
+    <w:abstractNumId w:val="11"/>
+  </w:num>
+  <w:num w:numId="12">
+    <w:abstractNumId w:val="12"/>
+  </w:num>
+  <w:num w:numId="13">
+    <w:abstractNumId w:val="13"/>
+  </w:num>
+  <w:num w:numId="14">
+    <w:abstractNumId w:val="14"/>
+  </w:num>
+  <w:num w:numId="15">
+    <w:abstractNumId w:val="15"/>
+  </w:num>
+  <w:num w:numId="16">
+    <w:abstractNumId w:val="16"/>
+  </w:num>
+  <w:num w:numId="17">
+    <w:abstractNumId w:val="17"/>
+  </w:num>
+  <w:num w:numId="18">
+    <w:abstractNumId w:val="18"/>
+  </w:num>
+  <w:num w:numId="19">
+    <w:abstractNumId w:val="19"/>
+  </w:num>
+  <w:num w:numId="20">
+    <w:abstractNumId w:val="20"/>
+  </w:num>
+  <w:num w:numId="21">
+    <w:abstractNumId w:val="21"/>
+  </w:num>
+  <w:num w:numId="22">
+    <w:abstractNumId w:val="22"/>
+  </w:num>
+  <w:num w:numId="23">
+    <w:abstractNumId w:val="23"/>
+  </w:num>
+  <w:num w:numId="24">
+    <w:abstractNumId w:val="24"/>
+  </w:num>
+  <w:num w:numId="25">
+    <w:abstractNumId w:val="25"/>
+  </w:num>
+  <w:num w:numId="26">
+    <w:abstractNumId w:val="26"/>
+  </w:num>
+  <w:num w:numId="27">
+    <w:abstractNumId w:val="27"/>
+  </w:num>
+  <w:num w:numId="28">
+    <w:abstractNumId w:val="28"/>
+  </w:num>
+  <w:num w:numId="29">
+    <w:abstractNumId w:val="29"/>
+  </w:num>
+  <w:num w:numId="30">
+    <w:abstractNumId w:val="30"/>
+  </w:num>
+  <w:num w:numId="31">
+    <w:abstractNumId w:val="31"/>
+  </w:num>
+  <w:num w:numId="32">
+    <w:abstractNumId w:val="32"/>
   </w:num>
 </w:numbering>
 </file>
